--- a/09_MANUALES/EN/WORD/09_User_Manual.docx
+++ b/09_MANUALES/EN/WORD/09_User_Manual.docx
@@ -2,7 +2,7 @@
 <file path=word/document.xml><?xml version="1.0" encoding="utf-8"?>
 <w:document xmlns:w="http://schemas.openxmlformats.org/wordprocessingml/2006/main" xmlns:m="http://schemas.openxmlformats.org/officeDocument/2006/math" xmlns:r="http://schemas.openxmlformats.org/officeDocument/2006/relationships" xmlns:o="urn:schemas-microsoft-com:office:office" xmlns:v="urn:schemas-microsoft-com:vml" xmlns:w10="urn:schemas-microsoft-com:office:word" xmlns:a="http://schemas.openxmlformats.org/drawingml/2006/main" xmlns:pic="http://schemas.openxmlformats.org/drawingml/2006/picture" xmlns:wp="http://schemas.openxmlformats.org/drawingml/2006/wordprocessingDrawing">
   <w:body>
-    <w:bookmarkStart w:id="88" w:name="user-manual"/>
+    <w:bookmarkStart w:id="184" w:name="user-manual"/>
     <w:p>
       <w:pPr>
         <w:pStyle w:val="Heading1"/>
@@ -64,15 +64,15 @@
         <w:pStyle w:val="BodyText"/>
       </w:pPr>
       <w:r>
-        <w:t xml:space="preserve">October 9, 2026</w:t>
-      </w:r>
-    </w:p>
-    <w:p>
-      <w:pPr>
-        <w:pStyle w:val="BodyText"/>
-      </w:pPr>
-      <w:r>
-        <w:t xml:space="preserve">Manual Type: User Manual (Customer and Operator Roles) · Version 3.1</w:t>
+        <w:t xml:space="preserve">October 16, 2026</w:t>
+      </w:r>
+    </w:p>
+    <w:p>
+      <w:pPr>
+        <w:pStyle w:val="BodyText"/>
+      </w:pPr>
+      <w:r>
+        <w:t xml:space="preserve">Manual Type: User Manual (Customer and Operator Roles) · Version 4.0</w:t>
       </w:r>
     </w:p>
     <w:bookmarkStart w:id="20" w:name="version-control"/>
@@ -361,6 +361,52 @@
           </w:p>
         </w:tc>
       </w:tr>
+      <w:tr>
+        <w:tc>
+          <w:tcPr/>
+          <w:p>
+            <w:pPr>
+              <w:pStyle w:val="Compact"/>
+            </w:pPr>
+            <w:r>
+              <w:t xml:space="preserve">4.0</w:t>
+            </w:r>
+          </w:p>
+        </w:tc>
+        <w:tc>
+          <w:tcPr/>
+          <w:p>
+            <w:pPr>
+              <w:pStyle w:val="Compact"/>
+            </w:pPr>
+            <w:r>
+              <w:t xml:space="preserve">2026-10-16</w:t>
+            </w:r>
+          </w:p>
+        </w:tc>
+        <w:tc>
+          <w:tcPr/>
+          <w:p>
+            <w:pPr>
+              <w:pStyle w:val="Compact"/>
+            </w:pPr>
+            <w:r>
+              <w:t xml:space="preserve">Review against the code of October 16, 2026. The figures changed from placeholders to real screenshots of the running system with test data. Added: optional operator choice when booking and automatic assignment of a free one, account lockout for 15 minutes after five failed attempts, messages that explain why a time cannot be booked, starting the service from 15 minutes before the booked time, downloading the Android application from the web, the profile address saved in the account, and the Deactivate my account option, formerly called Delete account. Removed: the Report progress button, which no longer exists on the operator screen.</w:t>
+            </w:r>
+          </w:p>
+        </w:tc>
+        <w:tc>
+          <w:tcPr/>
+          <w:p>
+            <w:pPr>
+              <w:pStyle w:val="Compact"/>
+            </w:pPr>
+            <w:r>
+              <w:t xml:space="preserve">Development team</w:t>
+            </w:r>
+          </w:p>
+        </w:tc>
+      </w:tr>
     </w:tbl>
     <w:p>
       <w:pPr>
@@ -908,12 +954,12 @@
           <w:numId w:val="1009"/>
         </w:numPr>
       </w:pPr>
-      <w:hyperlink w:anchor="annex-a-list-of-figures-pending-capture">
+      <w:hyperlink w:anchor="annex-a-source-of-the-screenshots">
         <w:r>
           <w:rPr>
             <w:rStyle w:val="Hyperlink"/>
           </w:rPr>
-          <w:t xml:space="preserve">Annex A. List of Figures Pending Capture</w:t>
+          <w:t xml:space="preserve">Annex A. Source of the Screenshots</w:t>
         </w:r>
       </w:hyperlink>
     </w:p>
@@ -1032,7 +1078,20 @@
         <w:t xml:space="preserve"> </w:t>
       </w:r>
       <w:r>
-        <w:t xml:space="preserve">branch of the web application as of October 9, 2026. The names of buttons, menus, and messages are written in</w:t>
+        <w:t xml:space="preserve">branch of the web application as of October 16, 2026. In the interface the system appears under its trade name,</w:t>
+      </w:r>
+      <w:r>
+        <w:t xml:space="preserve"> </w:t>
+      </w:r>
+      <w:r>
+        <w:rPr>
+          <w:b/>
+          <w:bCs/>
+        </w:rPr>
+        <w:t xml:space="preserve">LavaRápido</w:t>
+      </w:r>
+      <w:r>
+        <w:t xml:space="preserve">. The names of buttons, menus, and messages are written in</w:t>
       </w:r>
       <w:r>
         <w:t xml:space="preserve"> </w:t>
@@ -1340,7 +1399,7 @@
         </w:numPr>
       </w:pPr>
       <w:r>
-        <w:t xml:space="preserve">The Android mobile application (React Native with Expo), which offers equivalent modules for the three roles but is still under development; this manual documents only the web version.</w:t>
+        <w:t xml:space="preserve">The Android mobile application (React Native with Expo), which offers equivalent modules for the three roles. It is downloaded from the home page of the web with the download button or the QR code; this manual documents only the web version.</w:t>
       </w:r>
     </w:p>
     <w:p>
@@ -1382,12 +1441,12 @@
         <w:pStyle w:val="FirstParagraph"/>
       </w:pPr>
       <w:r>
-        <w:t xml:space="preserve">The figures in this manual are placeholders that indicate the screen and the elements each screenshot must show. Before the final delivery, the team must replace each placeholder with a real screenshot of the final version of the software, with good resolution and ordered according to the flow of use (Annex A).</w:t>
+        <w:t xml:space="preserve">The figures in this manual are real screenshots of the system running in the local environment, taken on October 16, 2026, with test accounts and data. They are ordered according to the flow of use, and their source is explained in Annex A.</w:t>
       </w:r>
     </w:p>
     <w:bookmarkEnd w:id="29"/>
     <w:bookmarkEnd w:id="30"/>
-    <w:bookmarkStart w:id="34" w:name="Xcd3eaed1714723824afe72395681c332933758b"/>
+    <w:bookmarkStart w:id="37" w:name="Xcd3eaed1714723824afe72395681c332933758b"/>
     <w:p>
       <w:pPr>
         <w:pStyle w:val="Heading2"/>
@@ -1946,7 +2005,7 @@
       </w:r>
     </w:p>
     <w:bookmarkEnd w:id="32"/>
-    <w:bookmarkStart w:id="33" w:name="X81e6b7dc31fbc6b35202a02fc5b5472853ea280"/>
+    <w:bookmarkStart w:id="36" w:name="X81e6b7dc31fbc6b35202a02fc5b5472853ea280"/>
     <w:p>
       <w:pPr>
         <w:pStyle w:val="Heading3"/>
@@ -2102,64 +2161,54 @@
     </w:p>
     <w:p>
       <w:pPr>
-        <w:pStyle w:val="BlockText"/>
-      </w:pPr>
-      <w:r>
-        <w:rPr>
-          <w:b/>
-          <w:bCs/>
-        </w:rPr>
-        <w:t xml:space="preserve">Screenshot to insert.</w:t>
-      </w:r>
-      <w:r>
-        <w:t xml:space="preserve"> </w:t>
-      </w:r>
-      <w:r>
-        <w:rPr>
-          <w:b/>
-          <w:bCs/>
-        </w:rPr>
-        <w:t xml:space="preserve">Screen:</w:t>
-      </w:r>
-      <w:r>
-        <w:t xml:space="preserve"> </w:t>
-      </w:r>
-      <w:r>
-        <w:t xml:space="preserve">main address of the system (route</w:t>
-      </w:r>
-      <w:r>
-        <w:t xml:space="preserve"> </w:t>
-      </w:r>
-      <w:r>
-        <w:rPr>
-          <w:i/>
-          <w:iCs/>
-        </w:rPr>
-        <w:t xml:space="preserve">/</w:t>
-      </w:r>
-      <w:r>
-        <w:t xml:space="preserve">), without a session.</w:t>
-      </w:r>
-      <w:r>
-        <w:t xml:space="preserve"> </w:t>
-      </w:r>
-      <w:r>
-        <w:rPr>
-          <w:b/>
-          <w:bCs/>
-        </w:rPr>
-        <w:t xml:space="preserve">Content:</w:t>
-      </w:r>
-      <w:r>
-        <w:t xml:space="preserve"> </w:t>
-      </w:r>
-      <w:r>
-        <w:t xml:space="preserve">full view with the top bar (logo, Home, About, Services, language selector, Login, and Register), the main block with the Get started and I already have an account buttons, and the service cards.</w:t>
-      </w:r>
-    </w:p>
-    <w:p>
-      <w:pPr>
-        <w:pStyle w:val="FirstParagraph"/>
+        <w:pStyle w:val="BodyText"/>
+      </w:pPr>
+      <w:r>
+        <w:drawing>
+          <wp:inline>
+            <wp:extent cx="5334000" cy="13014803"/>
+            <wp:effectExtent b="0" l="0" r="0" t="0"/>
+            <wp:docPr descr="System Welcome Screen" title="" id="34" name="Picture"/>
+            <a:graphic>
+              <a:graphicData uri="http://schemas.openxmlformats.org/drawingml/2006/picture">
+                <pic:pic>
+                  <pic:nvPicPr>
+                    <pic:cNvPr descr="capturas/user-01-system-welcome-screen.jpg" id="35" name="Picture"/>
+                    <pic:cNvPicPr>
+                      <a:picLocks noChangeArrowheads="1" noChangeAspect="1"/>
+                    </pic:cNvPicPr>
+                  </pic:nvPicPr>
+                  <pic:blipFill>
+                    <a:blip r:embed="rId33"/>
+                    <a:stretch>
+                      <a:fillRect/>
+                    </a:stretch>
+                  </pic:blipFill>
+                  <pic:spPr bwMode="auto">
+                    <a:xfrm>
+                      <a:off x="0" y="0"/>
+                      <a:ext cx="5334000" cy="13014803"/>
+                    </a:xfrm>
+                    <a:prstGeom prst="rect">
+                      <a:avLst/>
+                    </a:prstGeom>
+                    <a:noFill/>
+                    <a:ln w="9525">
+                      <a:noFill/>
+                      <a:headEnd/>
+                      <a:tailEnd/>
+                    </a:ln>
+                  </pic:spPr>
+                </pic:pic>
+              </a:graphicData>
+            </a:graphic>
+          </wp:inline>
+        </w:drawing>
+      </w:r>
+    </w:p>
+    <w:p>
+      <w:pPr>
+        <w:pStyle w:val="BodyText"/>
       </w:pPr>
       <w:r>
         <w:rPr>
@@ -2437,9 +2486,9 @@
         <w:t xml:space="preserve">(section 10.1.9).</w:t>
       </w:r>
     </w:p>
-    <w:bookmarkEnd w:id="33"/>
-    <w:bookmarkEnd w:id="34"/>
-    <w:bookmarkStart w:id="38" w:name="X8cf8833b2ed88caa7b54bfe4104dd5fe2a91852"/>
+    <w:bookmarkEnd w:id="36"/>
+    <w:bookmarkEnd w:id="37"/>
+    <w:bookmarkStart w:id="62" w:name="X8cf8833b2ed88caa7b54bfe4104dd5fe2a91852"/>
     <w:p>
       <w:pPr>
         <w:pStyle w:val="Heading2"/>
@@ -2456,7 +2505,7 @@
         <w:t xml:space="preserve">Every person must have an account to use the functions of the system. Customers create their own account through registration; operators receive their account from the business administrator, with a temporary password that they should change after the first login.</w:t>
       </w:r>
     </w:p>
-    <w:bookmarkStart w:id="35" w:name="Xc3500e9ece7db4439fd7b42d8c729fbbac92254"/>
+    <w:bookmarkStart w:id="44" w:name="Xc3500e9ece7db4439fd7b42d8c729fbbac92254"/>
     <w:p>
       <w:pPr>
         <w:pStyle w:val="Heading3"/>
@@ -2976,89 +3025,138 @@
     </w:p>
     <w:p>
       <w:pPr>
-        <w:pStyle w:val="BlockText"/>
-      </w:pPr>
-      <w:r>
-        <w:rPr>
-          <w:b/>
-          <w:bCs/>
-        </w:rPr>
-        <w:t xml:space="preserve">Screenshot to insert.</w:t>
-      </w:r>
-      <w:r>
-        <w:t xml:space="preserve"> </w:t>
-      </w:r>
-      <w:r>
-        <w:rPr>
-          <w:b/>
-          <w:bCs/>
-        </w:rPr>
-        <w:t xml:space="preserve">Screen:</w:t>
-      </w:r>
-      <w:r>
-        <w:t xml:space="preserve"> </w:t>
-      </w:r>
-      <w:r>
-        <w:t xml:space="preserve">"Create Account" (route</w:t>
-      </w:r>
-      <w:r>
-        <w:t xml:space="preserve"> </w:t>
-      </w:r>
+        <w:pStyle w:val="BodyText"/>
+      </w:pPr>
+      <w:r>
+        <w:drawing>
+          <wp:inline>
+            <wp:extent cx="5334000" cy="5076281"/>
+            <wp:effectExtent b="0" l="0" r="0" t="0"/>
+            <wp:docPr descr="Customer Registration Form" title="" id="39" name="Picture"/>
+            <a:graphic>
+              <a:graphicData uri="http://schemas.openxmlformats.org/drawingml/2006/picture">
+                <pic:pic>
+                  <pic:nvPicPr>
+                    <pic:cNvPr descr="capturas/user-02-customer-registration-form.jpg" id="40" name="Picture"/>
+                    <pic:cNvPicPr>
+                      <a:picLocks noChangeArrowheads="1" noChangeAspect="1"/>
+                    </pic:cNvPicPr>
+                  </pic:nvPicPr>
+                  <pic:blipFill>
+                    <a:blip r:embed="rId38"/>
+                    <a:stretch>
+                      <a:fillRect/>
+                    </a:stretch>
+                  </pic:blipFill>
+                  <pic:spPr bwMode="auto">
+                    <a:xfrm>
+                      <a:off x="0" y="0"/>
+                      <a:ext cx="5334000" cy="5076281"/>
+                    </a:xfrm>
+                    <a:prstGeom prst="rect">
+                      <a:avLst/>
+                    </a:prstGeom>
+                    <a:noFill/>
+                    <a:ln w="9525">
+                      <a:noFill/>
+                      <a:headEnd/>
+                      <a:tailEnd/>
+                    </a:ln>
+                  </pic:spPr>
+                </pic:pic>
+              </a:graphicData>
+            </a:graphic>
+          </wp:inline>
+        </w:drawing>
+      </w:r>
+    </w:p>
+    <w:p>
+      <w:pPr>
+        <w:pStyle w:val="BodyText"/>
+      </w:pPr>
       <w:r>
         <w:rPr>
           <w:i/>
           <w:iCs/>
         </w:rPr>
-        <w:t xml:space="preserve">/auth/register</w:t>
-      </w:r>
-      <w:r>
-        <w:t xml:space="preserve">).</w:t>
-      </w:r>
-      <w:r>
-        <w:t xml:space="preserve"> </w:t>
-      </w:r>
-      <w:r>
-        <w:rPr>
-          <w:b/>
-          <w:bCs/>
-        </w:rPr>
-        <w:t xml:space="preserve">Content:</w:t>
-      </w:r>
-      <w:r>
-        <w:t xml:space="preserve"> </w:t>
-      </w:r>
-      <w:r>
-        <w:t xml:space="preserve">form with the ID Number, First Names, Last Names, Email Address, Phone Number, Password (with the list of requirements), and Confirm Password fields, the two acceptance boxes, and the Register button, filled in with test data.</w:t>
-      </w:r>
-    </w:p>
-    <w:p>
-      <w:pPr>
-        <w:pStyle w:val="FirstParagraph"/>
+        <w:t xml:space="preserve">Note.</w:t>
+      </w:r>
+      <w:r>
+        <w:t xml:space="preserve"> </w:t>
+      </w:r>
+      <w:r>
+        <w:t xml:space="preserve">No real personal information may appear in the screenshot.</w:t>
+      </w:r>
+    </w:p>
+    <w:p>
+      <w:pPr>
+        <w:pStyle w:val="BodyText"/>
+      </w:pPr>
+      <w:r>
+        <w:rPr>
+          <w:b/>
+          <w:bCs/>
+        </w:rPr>
+        <w:t xml:space="preserve">Figure 3</w:t>
+      </w:r>
+    </w:p>
+    <w:p>
+      <w:pPr>
+        <w:pStyle w:val="BodyText"/>
       </w:pPr>
       <w:r>
         <w:rPr>
           <w:i/>
           <w:iCs/>
         </w:rPr>
-        <w:t xml:space="preserve">Note.</w:t>
-      </w:r>
-      <w:r>
-        <w:t xml:space="preserve"> </w:t>
-      </w:r>
-      <w:r>
-        <w:t xml:space="preserve">No real personal information may appear in the screenshot.</w:t>
-      </w:r>
-    </w:p>
-    <w:p>
-      <w:pPr>
-        <w:pStyle w:val="BodyText"/>
-      </w:pPr>
-      <w:r>
-        <w:rPr>
-          <w:b/>
-          <w:bCs/>
-        </w:rPr>
-        <w:t xml:space="preserve">Figure 3</w:t>
+        <w:t xml:space="preserve">Validation Messages in Registration</w:t>
+      </w:r>
+    </w:p>
+    <w:p>
+      <w:pPr>
+        <w:pStyle w:val="BodyText"/>
+      </w:pPr>
+      <w:r>
+        <w:drawing>
+          <wp:inline>
+            <wp:extent cx="5334000" cy="5076281"/>
+            <wp:effectExtent b="0" l="0" r="0" t="0"/>
+            <wp:docPr descr="Validation Messages in Registration" title="" id="42" name="Picture"/>
+            <a:graphic>
+              <a:graphicData uri="http://schemas.openxmlformats.org/drawingml/2006/picture">
+                <pic:pic>
+                  <pic:nvPicPr>
+                    <pic:cNvPr descr="capturas/user-03-validation-messages-in-registration.jpg" id="43" name="Picture"/>
+                    <pic:cNvPicPr>
+                      <a:picLocks noChangeArrowheads="1" noChangeAspect="1"/>
+                    </pic:cNvPicPr>
+                  </pic:nvPicPr>
+                  <pic:blipFill>
+                    <a:blip r:embed="rId41"/>
+                    <a:stretch>
+                      <a:fillRect/>
+                    </a:stretch>
+                  </pic:blipFill>
+                  <pic:spPr bwMode="auto">
+                    <a:xfrm>
+                      <a:off x="0" y="0"/>
+                      <a:ext cx="5334000" cy="5076281"/>
+                    </a:xfrm>
+                    <a:prstGeom prst="rect">
+                      <a:avLst/>
+                    </a:prstGeom>
+                    <a:noFill/>
+                    <a:ln w="9525">
+                      <a:noFill/>
+                      <a:headEnd/>
+                      <a:tailEnd/>
+                    </a:ln>
+                  </pic:spPr>
+                </pic:pic>
+              </a:graphicData>
+            </a:graphic>
+          </wp:inline>
+        </w:drawing>
       </w:r>
     </w:p>
     <w:p>
@@ -3070,75 +3168,6 @@
           <w:i/>
           <w:iCs/>
         </w:rPr>
-        <w:t xml:space="preserve">Validation Messages in Registration</w:t>
-      </w:r>
-    </w:p>
-    <w:p>
-      <w:pPr>
-        <w:pStyle w:val="BlockText"/>
-      </w:pPr>
-      <w:r>
-        <w:rPr>
-          <w:b/>
-          <w:bCs/>
-        </w:rPr>
-        <w:t xml:space="preserve">Screenshot to insert.</w:t>
-      </w:r>
-      <w:r>
-        <w:t xml:space="preserve"> </w:t>
-      </w:r>
-      <w:r>
-        <w:rPr>
-          <w:b/>
-          <w:bCs/>
-        </w:rPr>
-        <w:t xml:space="preserve">Screen:</w:t>
-      </w:r>
-      <w:r>
-        <w:t xml:space="preserve"> </w:t>
-      </w:r>
-      <w:r>
-        <w:t xml:space="preserve">"Create Account" (route</w:t>
-      </w:r>
-      <w:r>
-        <w:t xml:space="preserve"> </w:t>
-      </w:r>
-      <w:r>
-        <w:rPr>
-          <w:i/>
-          <w:iCs/>
-        </w:rPr>
-        <w:t xml:space="preserve">/auth/register</w:t>
-      </w:r>
-      <w:r>
-        <w:t xml:space="preserve">).</w:t>
-      </w:r>
-      <w:r>
-        <w:t xml:space="preserve"> </w:t>
-      </w:r>
-      <w:r>
-        <w:rPr>
-          <w:b/>
-          <w:bCs/>
-        </w:rPr>
-        <w:t xml:space="preserve">Content:</w:t>
-      </w:r>
-      <w:r>
-        <w:t xml:space="preserve"> </w:t>
-      </w:r>
-      <w:r>
-        <w:t xml:space="preserve">form with at least two fields in an error state (red border and message below the field), for example an email that does not end in @gmail.com and passwords that do not match.</w:t>
-      </w:r>
-    </w:p>
-    <w:p>
-      <w:pPr>
-        <w:pStyle w:val="FirstParagraph"/>
-      </w:pPr>
-      <w:r>
-        <w:rPr>
-          <w:i/>
-          <w:iCs/>
-        </w:rPr>
         <w:t xml:space="preserve">Note.</w:t>
       </w:r>
       <w:r>
@@ -3148,8 +3177,8 @@
         <w:t xml:space="preserve">Supports Table 13 in section 11.</w:t>
       </w:r>
     </w:p>
-    <w:bookmarkEnd w:id="35"/>
-    <w:bookmarkStart w:id="36" w:name="Xd690622cc0752896d9371b6d237754f34dd5ad9"/>
+    <w:bookmarkEnd w:id="44"/>
+    <w:bookmarkStart w:id="48" w:name="Xd690622cc0752896d9371b6d237754f34dd5ad9"/>
     <w:p>
       <w:pPr>
         <w:pStyle w:val="Heading3"/>
@@ -3467,7 +3496,7 @@
         <w:t xml:space="preserve"> </w:t>
       </w:r>
       <w:r>
-        <w:t xml:space="preserve">If the email or the password is wrong, the system shows "Incorrect email or password" and does not reveal which of the two failed. The system does not lock the account after failed attempts, so the person can try again or use password recovery. The session lasts one hour; when it expires, the system returns to the login screen with the message "Your session expired. Please sign in again." A deactivated account cannot log in and receives the message "Your account is disabled. Contact the administrator."</w:t>
+        <w:t xml:space="preserve">If the email or the password is wrong, the system shows "Incorrect email or password" and does not reveal which of the two failed. After five failed attempts within 15 minutes, the account is locked for 15 minutes and the system shows "Too many failed attempts. Your account is locked for 15 minutes; wait or use "Forgot your password?" to get in now." If the person resets the password, they can log in right away. The session lasts one hour; when it expires, the system returns to the login screen with the message "Your session expired. Please sign in again." A deactivated account cannot log in and receives the message "Your account is disabled. Contact the administrator."</w:t>
       </w:r>
     </w:p>
     <w:p>
@@ -3496,70 +3525,60 @@
     </w:p>
     <w:p>
       <w:pPr>
-        <w:pStyle w:val="BlockText"/>
-      </w:pPr>
-      <w:r>
-        <w:rPr>
-          <w:b/>
-          <w:bCs/>
-        </w:rPr>
-        <w:t xml:space="preserve">Screenshot to insert.</w:t>
-      </w:r>
-      <w:r>
-        <w:t xml:space="preserve"> </w:t>
-      </w:r>
-      <w:r>
-        <w:rPr>
-          <w:b/>
-          <w:bCs/>
-        </w:rPr>
-        <w:t xml:space="preserve">Screen:</w:t>
-      </w:r>
-      <w:r>
-        <w:t xml:space="preserve"> </w:t>
-      </w:r>
-      <w:r>
-        <w:t xml:space="preserve">"Login" (route</w:t>
-      </w:r>
-      <w:r>
-        <w:t xml:space="preserve"> </w:t>
-      </w:r>
+        <w:pStyle w:val="BodyText"/>
+      </w:pPr>
+      <w:r>
+        <w:drawing>
+          <wp:inline>
+            <wp:extent cx="5334000" cy="3201961"/>
+            <wp:effectExtent b="0" l="0" r="0" t="0"/>
+            <wp:docPr descr="Login Screen" title="" id="46" name="Picture"/>
+            <a:graphic>
+              <a:graphicData uri="http://schemas.openxmlformats.org/drawingml/2006/picture">
+                <pic:pic>
+                  <pic:nvPicPr>
+                    <pic:cNvPr descr="capturas/user-04-login-screen.jpg" id="47" name="Picture"/>
+                    <pic:cNvPicPr>
+                      <a:picLocks noChangeArrowheads="1" noChangeAspect="1"/>
+                    </pic:cNvPicPr>
+                  </pic:nvPicPr>
+                  <pic:blipFill>
+                    <a:blip r:embed="rId45"/>
+                    <a:stretch>
+                      <a:fillRect/>
+                    </a:stretch>
+                  </pic:blipFill>
+                  <pic:spPr bwMode="auto">
+                    <a:xfrm>
+                      <a:off x="0" y="0"/>
+                      <a:ext cx="5334000" cy="3201961"/>
+                    </a:xfrm>
+                    <a:prstGeom prst="rect">
+                      <a:avLst/>
+                    </a:prstGeom>
+                    <a:noFill/>
+                    <a:ln w="9525">
+                      <a:noFill/>
+                      <a:headEnd/>
+                      <a:tailEnd/>
+                    </a:ln>
+                  </pic:spPr>
+                </pic:pic>
+              </a:graphicData>
+            </a:graphic>
+          </wp:inline>
+        </w:drawing>
+      </w:r>
+    </w:p>
+    <w:p>
+      <w:pPr>
+        <w:pStyle w:val="BodyText"/>
+      </w:pPr>
       <w:r>
         <w:rPr>
           <w:i/>
           <w:iCs/>
         </w:rPr>
-        <w:t xml:space="preserve">/auth</w:t>
-      </w:r>
-      <w:r>
-        <w:t xml:space="preserve">).</w:t>
-      </w:r>
-      <w:r>
-        <w:t xml:space="preserve"> </w:t>
-      </w:r>
-      <w:r>
-        <w:rPr>
-          <w:b/>
-          <w:bCs/>
-        </w:rPr>
-        <w:t xml:space="preserve">Content:</w:t>
-      </w:r>
-      <w:r>
-        <w:t xml:space="preserve"> </w:t>
-      </w:r>
-      <w:r>
-        <w:t xml:space="preserve">form with the Email Address and Password fields, the "Forgot your password?" link, the Login button, the "Don't have an account? Sign up" link, and the side panel of the screen.</w:t>
-      </w:r>
-    </w:p>
-    <w:p>
-      <w:pPr>
-        <w:pStyle w:val="FirstParagraph"/>
-      </w:pPr>
-      <w:r>
-        <w:rPr>
-          <w:i/>
-          <w:iCs/>
-        </w:rPr>
         <w:t xml:space="preserve">Note.</w:t>
       </w:r>
       <w:r>
@@ -3569,8 +3588,8 @@
         <w:t xml:space="preserve">Use a test email; do not show real passwords.</w:t>
       </w:r>
     </w:p>
-    <w:bookmarkEnd w:id="36"/>
-    <w:bookmarkStart w:id="37" w:name="Xf3f6c5b8ccaf1119417df3602c764c2b4097f17"/>
+    <w:bookmarkEnd w:id="48"/>
+    <w:bookmarkStart w:id="61" w:name="Xf3f6c5b8ccaf1119417df3602c764c2b4097f17"/>
     <w:p>
       <w:pPr>
         <w:pStyle w:val="Heading3"/>
@@ -3937,71 +3956,132 @@
     </w:p>
     <w:p>
       <w:pPr>
-        <w:pStyle w:val="BlockText"/>
-      </w:pPr>
-      <w:r>
-        <w:rPr>
-          <w:b/>
-          <w:bCs/>
-        </w:rPr>
-        <w:t xml:space="preserve">Screenshot to insert.</w:t>
-      </w:r>
-      <w:r>
-        <w:t xml:space="preserve"> </w:t>
-      </w:r>
-      <w:r>
-        <w:rPr>
-          <w:b/>
-          <w:bCs/>
-        </w:rPr>
-        <w:t xml:space="preserve">Screen:</w:t>
-      </w:r>
-      <w:r>
-        <w:t xml:space="preserve"> </w:t>
-      </w:r>
-      <w:r>
-        <w:t xml:space="preserve">"Recover Password" (route</w:t>
-      </w:r>
-      <w:r>
-        <w:t xml:space="preserve"> </w:t>
-      </w:r>
+        <w:pStyle w:val="BodyText"/>
+      </w:pPr>
+      <w:r>
+        <w:drawing>
+          <wp:inline>
+            <wp:extent cx="5334000" cy="3201961"/>
+            <wp:effectExtent b="0" l="0" r="0" t="0"/>
+            <wp:docPr descr="Password Recovery, Step 1: Email Address" title="" id="50" name="Picture"/>
+            <a:graphic>
+              <a:graphicData uri="http://schemas.openxmlformats.org/drawingml/2006/picture">
+                <pic:pic>
+                  <pic:nvPicPr>
+                    <pic:cNvPr descr="capturas/user-05-password-recovery-step-1-email-address.jpg" id="51" name="Picture"/>
+                    <pic:cNvPicPr>
+                      <a:picLocks noChangeArrowheads="1" noChangeAspect="1"/>
+                    </pic:cNvPicPr>
+                  </pic:nvPicPr>
+                  <pic:blipFill>
+                    <a:blip r:embed="rId49"/>
+                    <a:stretch>
+                      <a:fillRect/>
+                    </a:stretch>
+                  </pic:blipFill>
+                  <pic:spPr bwMode="auto">
+                    <a:xfrm>
+                      <a:off x="0" y="0"/>
+                      <a:ext cx="5334000" cy="3201961"/>
+                    </a:xfrm>
+                    <a:prstGeom prst="rect">
+                      <a:avLst/>
+                    </a:prstGeom>
+                    <a:noFill/>
+                    <a:ln w="9525">
+                      <a:noFill/>
+                      <a:headEnd/>
+                      <a:tailEnd/>
+                    </a:ln>
+                  </pic:spPr>
+                </pic:pic>
+              </a:graphicData>
+            </a:graphic>
+          </wp:inline>
+        </w:drawing>
+      </w:r>
+    </w:p>
+    <w:p>
+      <w:pPr>
+        <w:pStyle w:val="BodyText"/>
+      </w:pPr>
+      <w:r>
+        <w:rPr>
+          <w:b/>
+          <w:bCs/>
+        </w:rPr>
+        <w:t xml:space="preserve">Figure 6</w:t>
+      </w:r>
+    </w:p>
+    <w:p>
+      <w:pPr>
+        <w:pStyle w:val="BodyText"/>
+      </w:pPr>
       <w:r>
         <w:rPr>
           <w:i/>
           <w:iCs/>
         </w:rPr>
-        <w:t xml:space="preserve">/auth/forgot-password</w:t>
-      </w:r>
-      <w:r>
-        <w:t xml:space="preserve">), step 1.</w:t>
-      </w:r>
-      <w:r>
-        <w:t xml:space="preserve"> </w:t>
-      </w:r>
-      <w:r>
-        <w:rPr>
-          <w:b/>
-          <w:bCs/>
-        </w:rPr>
-        <w:t xml:space="preserve">Content:</w:t>
-      </w:r>
-      <w:r>
-        <w:t xml:space="preserve"> </w:t>
-      </w:r>
-      <w:r>
-        <w:t xml:space="preserve">three-step indicator with number 1 highlighted, the Email Address field, the Send Code button, and the Back to Login link.</w:t>
-      </w:r>
-    </w:p>
-    <w:p>
-      <w:pPr>
-        <w:pStyle w:val="FirstParagraph"/>
-      </w:pPr>
-      <w:r>
-        <w:rPr>
-          <w:b/>
-          <w:bCs/>
-        </w:rPr>
-        <w:t xml:space="preserve">Figure 6</w:t>
+        <w:t xml:space="preserve">Password Recovery, Step 2: Verification Code</w:t>
+      </w:r>
+    </w:p>
+    <w:p>
+      <w:pPr>
+        <w:pStyle w:val="BodyText"/>
+      </w:pPr>
+      <w:r>
+        <w:drawing>
+          <wp:inline>
+            <wp:extent cx="5334000" cy="3201961"/>
+            <wp:effectExtent b="0" l="0" r="0" t="0"/>
+            <wp:docPr descr="Password Recovery, Step 2: Verification Code" title="" id="53" name="Picture"/>
+            <a:graphic>
+              <a:graphicData uri="http://schemas.openxmlformats.org/drawingml/2006/picture">
+                <pic:pic>
+                  <pic:nvPicPr>
+                    <pic:cNvPr descr="capturas/user-06-password-recovery-step-2-verification-code.jpg" id="54" name="Picture"/>
+                    <pic:cNvPicPr>
+                      <a:picLocks noChangeArrowheads="1" noChangeAspect="1"/>
+                    </pic:cNvPicPr>
+                  </pic:nvPicPr>
+                  <pic:blipFill>
+                    <a:blip r:embed="rId52"/>
+                    <a:stretch>
+                      <a:fillRect/>
+                    </a:stretch>
+                  </pic:blipFill>
+                  <pic:spPr bwMode="auto">
+                    <a:xfrm>
+                      <a:off x="0" y="0"/>
+                      <a:ext cx="5334000" cy="3201961"/>
+                    </a:xfrm>
+                    <a:prstGeom prst="rect">
+                      <a:avLst/>
+                    </a:prstGeom>
+                    <a:noFill/>
+                    <a:ln w="9525">
+                      <a:noFill/>
+                      <a:headEnd/>
+                      <a:tailEnd/>
+                    </a:ln>
+                  </pic:spPr>
+                </pic:pic>
+              </a:graphicData>
+            </a:graphic>
+          </wp:inline>
+        </w:drawing>
+      </w:r>
+    </w:p>
+    <w:p>
+      <w:pPr>
+        <w:pStyle w:val="BodyText"/>
+      </w:pPr>
+      <w:r>
+        <w:rPr>
+          <w:b/>
+          <w:bCs/>
+        </w:rPr>
+        <w:t xml:space="preserve">Figure 7</w:t>
       </w:r>
     </w:p>
     <w:p>
@@ -4013,63 +4093,66 @@
           <w:i/>
           <w:iCs/>
         </w:rPr>
-        <w:t xml:space="preserve">Password Recovery, Step 2: Verification Code</w:t>
-      </w:r>
-    </w:p>
-    <w:p>
-      <w:pPr>
-        <w:pStyle w:val="BlockText"/>
-      </w:pPr>
-      <w:r>
-        <w:rPr>
-          <w:b/>
-          <w:bCs/>
-        </w:rPr>
-        <w:t xml:space="preserve">Screenshot to insert.</w:t>
-      </w:r>
-      <w:r>
-        <w:t xml:space="preserve"> </w:t>
-      </w:r>
-      <w:r>
-        <w:rPr>
-          <w:b/>
-          <w:bCs/>
-        </w:rPr>
-        <w:t xml:space="preserve">Screen:</w:t>
-      </w:r>
-      <w:r>
-        <w:t xml:space="preserve"> </w:t>
-      </w:r>
-      <w:r>
-        <w:t xml:space="preserve">"Verification", step 2.</w:t>
-      </w:r>
-      <w:r>
-        <w:t xml:space="preserve"> </w:t>
-      </w:r>
-      <w:r>
-        <w:rPr>
-          <w:b/>
-          <w:bCs/>
-        </w:rPr>
-        <w:t xml:space="preserve">Content:</w:t>
-      </w:r>
-      <w:r>
-        <w:t xml:space="preserve"> </w:t>
-      </w:r>
-      <w:r>
-        <w:t xml:space="preserve">indicator with number 2 highlighted, the text "Enter the 6-digit code sent to" followed by the email, the six boxes, the resend link, and the Verify Code button.</w:t>
-      </w:r>
-    </w:p>
-    <w:p>
-      <w:pPr>
-        <w:pStyle w:val="FirstParagraph"/>
-      </w:pPr>
-      <w:r>
-        <w:rPr>
-          <w:b/>
-          <w:bCs/>
-        </w:rPr>
-        <w:t xml:space="preserve">Figure 7</w:t>
+        <w:t xml:space="preserve">Password Recovery, Step 3: New Password</w:t>
+      </w:r>
+    </w:p>
+    <w:p>
+      <w:pPr>
+        <w:pStyle w:val="BodyText"/>
+      </w:pPr>
+      <w:r>
+        <w:drawing>
+          <wp:inline>
+            <wp:extent cx="5334000" cy="3201961"/>
+            <wp:effectExtent b="0" l="0" r="0" t="0"/>
+            <wp:docPr descr="Password Recovery, Step 3: New Password" title="" id="56" name="Picture"/>
+            <a:graphic>
+              <a:graphicData uri="http://schemas.openxmlformats.org/drawingml/2006/picture">
+                <pic:pic>
+                  <pic:nvPicPr>
+                    <pic:cNvPr descr="capturas/user-07-password-recovery-step-3-new-password.jpg" id="57" name="Picture"/>
+                    <pic:cNvPicPr>
+                      <a:picLocks noChangeArrowheads="1" noChangeAspect="1"/>
+                    </pic:cNvPicPr>
+                  </pic:nvPicPr>
+                  <pic:blipFill>
+                    <a:blip r:embed="rId55"/>
+                    <a:stretch>
+                      <a:fillRect/>
+                    </a:stretch>
+                  </pic:blipFill>
+                  <pic:spPr bwMode="auto">
+                    <a:xfrm>
+                      <a:off x="0" y="0"/>
+                      <a:ext cx="5334000" cy="3201961"/>
+                    </a:xfrm>
+                    <a:prstGeom prst="rect">
+                      <a:avLst/>
+                    </a:prstGeom>
+                    <a:noFill/>
+                    <a:ln w="9525">
+                      <a:noFill/>
+                      <a:headEnd/>
+                      <a:tailEnd/>
+                    </a:ln>
+                  </pic:spPr>
+                </pic:pic>
+              </a:graphicData>
+            </a:graphic>
+          </wp:inline>
+        </w:drawing>
+      </w:r>
+    </w:p>
+    <w:p>
+      <w:pPr>
+        <w:pStyle w:val="BodyText"/>
+      </w:pPr>
+      <w:r>
+        <w:rPr>
+          <w:b/>
+          <w:bCs/>
+        </w:rPr>
+        <w:t xml:space="preserve">Figure 8</w:t>
       </w:r>
     </w:p>
     <w:p>
@@ -4081,51 +4164,65 @@
           <w:i/>
           <w:iCs/>
         </w:rPr>
-        <w:t xml:space="preserve">Password Recovery, Step 3: New Password</w:t>
-      </w:r>
-    </w:p>
-    <w:p>
-      <w:pPr>
-        <w:pStyle w:val="BlockText"/>
-      </w:pPr>
-      <w:r>
-        <w:rPr>
-          <w:b/>
-          <w:bCs/>
-        </w:rPr>
-        <w:t xml:space="preserve">Screenshot to insert.</w:t>
-      </w:r>
-      <w:r>
-        <w:t xml:space="preserve"> </w:t>
-      </w:r>
-      <w:r>
-        <w:rPr>
-          <w:b/>
-          <w:bCs/>
-        </w:rPr>
-        <w:t xml:space="preserve">Screen:</w:t>
-      </w:r>
-      <w:r>
-        <w:t xml:space="preserve"> </w:t>
-      </w:r>
-      <w:r>
-        <w:t xml:space="preserve">"New Password", step 3.</w:t>
-      </w:r>
-      <w:r>
-        <w:t xml:space="preserve"> </w:t>
-      </w:r>
-      <w:r>
-        <w:rPr>
-          <w:b/>
-          <w:bCs/>
-        </w:rPr>
-        <w:t xml:space="preserve">Content:</w:t>
-      </w:r>
-      <w:r>
-        <w:t xml:space="preserve"> </w:t>
-      </w:r>
-      <w:r>
-        <w:t xml:space="preserve">indicator with number 3 highlighted, the New Password and Confirm Password fields, the list of four requirements with some checked, and the Update Password button.</w:t>
+        <w:t xml:space="preserve">Password Change Confirmation</w:t>
+      </w:r>
+    </w:p>
+    <w:p>
+      <w:pPr>
+        <w:pStyle w:val="BodyText"/>
+      </w:pPr>
+      <w:r>
+        <w:drawing>
+          <wp:inline>
+            <wp:extent cx="5334000" cy="3201961"/>
+            <wp:effectExtent b="0" l="0" r="0" t="0"/>
+            <wp:docPr descr="Password Change Confirmation" title="" id="59" name="Picture"/>
+            <a:graphic>
+              <a:graphicData uri="http://schemas.openxmlformats.org/drawingml/2006/picture">
+                <pic:pic>
+                  <pic:nvPicPr>
+                    <pic:cNvPr descr="capturas/user-08-password-change-confirmation.jpg" id="60" name="Picture"/>
+                    <pic:cNvPicPr>
+                      <a:picLocks noChangeArrowheads="1" noChangeAspect="1"/>
+                    </pic:cNvPicPr>
+                  </pic:nvPicPr>
+                  <pic:blipFill>
+                    <a:blip r:embed="rId58"/>
+                    <a:stretch>
+                      <a:fillRect/>
+                    </a:stretch>
+                  </pic:blipFill>
+                  <pic:spPr bwMode="auto">
+                    <a:xfrm>
+                      <a:off x="0" y="0"/>
+                      <a:ext cx="5334000" cy="3201961"/>
+                    </a:xfrm>
+                    <a:prstGeom prst="rect">
+                      <a:avLst/>
+                    </a:prstGeom>
+                    <a:noFill/>
+                    <a:ln w="9525">
+                      <a:noFill/>
+                      <a:headEnd/>
+                      <a:tailEnd/>
+                    </a:ln>
+                  </pic:spPr>
+                </pic:pic>
+              </a:graphicData>
+            </a:graphic>
+          </wp:inline>
+        </w:drawing>
+      </w:r>
+    </w:p>
+    <w:bookmarkEnd w:id="61"/>
+    <w:bookmarkEnd w:id="62"/>
+    <w:bookmarkStart w:id="71" w:name="Xc7d5b3661a18c08f9d481003226e2cfa8b23eca"/>
+    <w:p>
+      <w:pPr>
+        <w:pStyle w:val="Heading2"/>
+      </w:pPr>
+      <w:r>
+        <w:t xml:space="preserve">9. Main Menu</w:t>
       </w:r>
     </w:p>
     <w:p>
@@ -4133,85 +4230,6 @@
         <w:pStyle w:val="FirstParagraph"/>
       </w:pPr>
       <w:r>
-        <w:rPr>
-          <w:b/>
-          <w:bCs/>
-        </w:rPr>
-        <w:t xml:space="preserve">Figure 8</w:t>
-      </w:r>
-    </w:p>
-    <w:p>
-      <w:pPr>
-        <w:pStyle w:val="BodyText"/>
-      </w:pPr>
-      <w:r>
-        <w:rPr>
-          <w:i/>
-          <w:iCs/>
-        </w:rPr>
-        <w:t xml:space="preserve">Password Change Confirmation</w:t>
-      </w:r>
-    </w:p>
-    <w:p>
-      <w:pPr>
-        <w:pStyle w:val="BlockText"/>
-      </w:pPr>
-      <w:r>
-        <w:rPr>
-          <w:b/>
-          <w:bCs/>
-        </w:rPr>
-        <w:t xml:space="preserve">Screenshot to insert.</w:t>
-      </w:r>
-      <w:r>
-        <w:t xml:space="preserve"> </w:t>
-      </w:r>
-      <w:r>
-        <w:rPr>
-          <w:b/>
-          <w:bCs/>
-        </w:rPr>
-        <w:t xml:space="preserve">Screen:</w:t>
-      </w:r>
-      <w:r>
-        <w:t xml:space="preserve"> </w:t>
-      </w:r>
-      <w:r>
-        <w:t xml:space="preserve">final screen of the recovery.</w:t>
-      </w:r>
-      <w:r>
-        <w:t xml:space="preserve"> </w:t>
-      </w:r>
-      <w:r>
-        <w:rPr>
-          <w:b/>
-          <w:bCs/>
-        </w:rPr>
-        <w:t xml:space="preserve">Content:</w:t>
-      </w:r>
-      <w:r>
-        <w:t xml:space="preserve"> </w:t>
-      </w:r>
-      <w:r>
-        <w:t xml:space="preserve">the message "Password updated!", the text "Your password was changed successfully. You can now log in with your new password", and the Go to login button.</w:t>
-      </w:r>
-    </w:p>
-    <w:bookmarkEnd w:id="37"/>
-    <w:bookmarkEnd w:id="38"/>
-    <w:bookmarkStart w:id="41" w:name="Xc7d5b3661a18c08f9d481003226e2cfa8b23eca"/>
-    <w:p>
-      <w:pPr>
-        <w:pStyle w:val="Heading2"/>
-      </w:pPr>
-      <w:r>
-        <w:t xml:space="preserve">9. Main Menu</w:t>
-      </w:r>
-    </w:p>
-    <w:p>
-      <w:pPr>
-        <w:pStyle w:val="FirstParagraph"/>
-      </w:pPr>
-      <w:r>
         <w:t xml:space="preserve">After logging in, the system shows a side menu with the options of the person's role. At the top of the menu appear the initials, the name, and the email of the person with the open session; at the bottom is the</w:t>
       </w:r>
       <w:r>
@@ -4231,7 +4249,7 @@
         <w:t xml:space="preserve">option. On a phone, the menu is opened and closed with the menu icon.</w:t>
       </w:r>
     </w:p>
-    <w:bookmarkStart w:id="39" w:name="X94a22a23eeb5cc7a0cdad21e7f08c139c6c7a2f"/>
+    <w:bookmarkStart w:id="66" w:name="X94a22a23eeb5cc7a0cdad21e7f08c139c6c7a2f"/>
     <w:p>
       <w:pPr>
         <w:pStyle w:val="Heading3"/>
@@ -4562,50 +4580,53 @@
     </w:p>
     <w:p>
       <w:pPr>
-        <w:pStyle w:val="BlockText"/>
-      </w:pPr>
-      <w:r>
-        <w:rPr>
-          <w:b/>
-          <w:bCs/>
-        </w:rPr>
-        <w:t xml:space="preserve">Screenshot to insert.</w:t>
-      </w:r>
-      <w:r>
-        <w:t xml:space="preserve"> </w:t>
-      </w:r>
-      <w:r>
-        <w:rPr>
-          <w:b/>
-          <w:bCs/>
-        </w:rPr>
-        <w:t xml:space="preserve">Screen:</w:t>
-      </w:r>
-      <w:r>
-        <w:t xml:space="preserve"> </w:t>
-      </w:r>
-      <w:r>
-        <w:t xml:space="preserve">left side menu, visible on all customer screens.</w:t>
-      </w:r>
-      <w:r>
-        <w:t xml:space="preserve"> </w:t>
-      </w:r>
-      <w:r>
-        <w:rPr>
-          <w:b/>
-          <w:bCs/>
-        </w:rPr>
-        <w:t xml:space="preserve">Content:</w:t>
-      </w:r>
-      <w:r>
-        <w:t xml:space="preserve"> </w:t>
-      </w:r>
-      <w:r>
-        <w:t xml:space="preserve">initials, name, and email of the customer, the eight options in the order of Table 5, and the Log Out option at the end.</w:t>
-      </w:r>
-    </w:p>
-    <w:bookmarkEnd w:id="39"/>
-    <w:bookmarkStart w:id="40" w:name="X1fe1639c8ae92393cfc14ae635598a03e538f2a"/>
+        <w:pStyle w:val="BodyText"/>
+      </w:pPr>
+      <w:r>
+        <w:drawing>
+          <wp:inline>
+            <wp:extent cx="3429000" cy="10414000"/>
+            <wp:effectExtent b="0" l="0" r="0" t="0"/>
+            <wp:docPr descr="Side Menu of the Customer Role" title="" id="64" name="Picture"/>
+            <a:graphic>
+              <a:graphicData uri="http://schemas.openxmlformats.org/drawingml/2006/picture">
+                <pic:pic>
+                  <pic:nvPicPr>
+                    <pic:cNvPr descr="capturas/user-09-side-menu-of-the-customer-role.jpg" id="65" name="Picture"/>
+                    <pic:cNvPicPr>
+                      <a:picLocks noChangeArrowheads="1" noChangeAspect="1"/>
+                    </pic:cNvPicPr>
+                  </pic:nvPicPr>
+                  <pic:blipFill>
+                    <a:blip r:embed="rId63"/>
+                    <a:stretch>
+                      <a:fillRect/>
+                    </a:stretch>
+                  </pic:blipFill>
+                  <pic:spPr bwMode="auto">
+                    <a:xfrm>
+                      <a:off x="0" y="0"/>
+                      <a:ext cx="3429000" cy="10414000"/>
+                    </a:xfrm>
+                    <a:prstGeom prst="rect">
+                      <a:avLst/>
+                    </a:prstGeom>
+                    <a:noFill/>
+                    <a:ln w="9525">
+                      <a:noFill/>
+                      <a:headEnd/>
+                      <a:tailEnd/>
+                    </a:ln>
+                  </pic:spPr>
+                </pic:pic>
+              </a:graphicData>
+            </a:graphic>
+          </wp:inline>
+        </w:drawing>
+      </w:r>
+    </w:p>
+    <w:bookmarkEnd w:id="66"/>
+    <w:bookmarkStart w:id="70" w:name="X1fe1639c8ae92393cfc14ae635598a03e538f2a"/>
     <w:p>
       <w:pPr>
         <w:pStyle w:val="Heading3"/>
@@ -4936,51 +4957,54 @@
     </w:p>
     <w:p>
       <w:pPr>
-        <w:pStyle w:val="BlockText"/>
-      </w:pPr>
-      <w:r>
-        <w:rPr>
-          <w:b/>
-          <w:bCs/>
-        </w:rPr>
-        <w:t xml:space="preserve">Screenshot to insert.</w:t>
-      </w:r>
-      <w:r>
-        <w:t xml:space="preserve"> </w:t>
-      </w:r>
-      <w:r>
-        <w:rPr>
-          <w:b/>
-          <w:bCs/>
-        </w:rPr>
-        <w:t xml:space="preserve">Screen:</w:t>
-      </w:r>
-      <w:r>
-        <w:t xml:space="preserve"> </w:t>
-      </w:r>
-      <w:r>
-        <w:t xml:space="preserve">left side menu, visible on all operator screens.</w:t>
-      </w:r>
-      <w:r>
-        <w:t xml:space="preserve"> </w:t>
-      </w:r>
-      <w:r>
-        <w:rPr>
-          <w:b/>
-          <w:bCs/>
-        </w:rPr>
-        <w:t xml:space="preserve">Content:</w:t>
-      </w:r>
-      <w:r>
-        <w:t xml:space="preserve"> </w:t>
-      </w:r>
-      <w:r>
-        <w:t xml:space="preserve">initials, name, and email of the operator, the eight options in the order of Table 6, and the Log Out option at the end.</w:t>
-      </w:r>
-    </w:p>
-    <w:bookmarkEnd w:id="40"/>
-    <w:bookmarkEnd w:id="41"/>
-    <w:bookmarkStart w:id="60" w:name="Xf40aa9a0f052b86485ae7d85ee52ac1da0881c6"/>
+        <w:pStyle w:val="BodyText"/>
+      </w:pPr>
+      <w:r>
+        <w:drawing>
+          <wp:inline>
+            <wp:extent cx="3429000" cy="10566400"/>
+            <wp:effectExtent b="0" l="0" r="0" t="0"/>
+            <wp:docPr descr="Side Menu of the Operator Role" title="" id="68" name="Picture"/>
+            <a:graphic>
+              <a:graphicData uri="http://schemas.openxmlformats.org/drawingml/2006/picture">
+                <pic:pic>
+                  <pic:nvPicPr>
+                    <pic:cNvPr descr="capturas/user-10-side-menu-of-the-operator-role.jpg" id="69" name="Picture"/>
+                    <pic:cNvPicPr>
+                      <a:picLocks noChangeArrowheads="1" noChangeAspect="1"/>
+                    </pic:cNvPicPr>
+                  </pic:nvPicPr>
+                  <pic:blipFill>
+                    <a:blip r:embed="rId67"/>
+                    <a:stretch>
+                      <a:fillRect/>
+                    </a:stretch>
+                  </pic:blipFill>
+                  <pic:spPr bwMode="auto">
+                    <a:xfrm>
+                      <a:off x="0" y="0"/>
+                      <a:ext cx="3429000" cy="10566400"/>
+                    </a:xfrm>
+                    <a:prstGeom prst="rect">
+                      <a:avLst/>
+                    </a:prstGeom>
+                    <a:noFill/>
+                    <a:ln w="9525">
+                      <a:noFill/>
+                      <a:headEnd/>
+                      <a:tailEnd/>
+                    </a:ln>
+                  </pic:spPr>
+                </pic:pic>
+              </a:graphicData>
+            </a:graphic>
+          </wp:inline>
+        </w:drawing>
+      </w:r>
+    </w:p>
+    <w:bookmarkEnd w:id="70"/>
+    <w:bookmarkEnd w:id="71"/>
+    <w:bookmarkStart w:id="153" w:name="Xf40aa9a0f052b86485ae7d85ee52ac1da0881c6"/>
     <w:p>
       <w:pPr>
         <w:pStyle w:val="Heading2"/>
@@ -4997,7 +5021,7 @@
         <w:t xml:space="preserve">Each module is documented with the same format: name, description, role that can use it, route or menu, steps, expected result, and notes. The modules are grouped by role.</w:t>
       </w:r>
     </w:p>
-    <w:bookmarkStart w:id="51" w:name="X5a72a0ff543ac648ec8e9ceffef83d5890ea2b7"/>
+    <w:bookmarkStart w:id="123" w:name="X5a72a0ff543ac648ec8e9ceffef83d5890ea2b7"/>
     <w:p>
       <w:pPr>
         <w:pStyle w:val="Heading3"/>
@@ -5006,7 +5030,7 @@
         <w:t xml:space="preserve">10.1 Customer Role Modules</w:t>
       </w:r>
     </w:p>
-    <w:bookmarkStart w:id="42" w:name="X1178616532fe728f2e0c98c0607b1390720751f"/>
+    <w:bookmarkStart w:id="75" w:name="X1178616532fe728f2e0c98c0607b1390720751f"/>
     <w:p>
       <w:pPr>
         <w:pStyle w:val="Heading4"/>
@@ -5382,63 +5406,53 @@
     </w:p>
     <w:p>
       <w:pPr>
-        <w:pStyle w:val="BlockText"/>
-      </w:pPr>
-      <w:r>
-        <w:rPr>
-          <w:b/>
-          <w:bCs/>
-        </w:rPr>
-        <w:t xml:space="preserve">Screenshot to insert.</w:t>
-      </w:r>
-      <w:r>
-        <w:t xml:space="preserve"> </w:t>
-      </w:r>
-      <w:r>
-        <w:rPr>
-          <w:b/>
-          <w:bCs/>
-        </w:rPr>
-        <w:t xml:space="preserve">Screen:</w:t>
-      </w:r>
-      <w:r>
-        <w:t xml:space="preserve"> </w:t>
-      </w:r>
-      <w:r>
-        <w:t xml:space="preserve">Dashboard (route</w:t>
-      </w:r>
-      <w:r>
-        <w:t xml:space="preserve"> </w:t>
-      </w:r>
-      <w:r>
-        <w:rPr>
-          <w:i/>
-          <w:iCs/>
-        </w:rPr>
-        <w:t xml:space="preserve">/client</w:t>
-      </w:r>
-      <w:r>
-        <w:t xml:space="preserve">).</w:t>
-      </w:r>
-      <w:r>
-        <w:t xml:space="preserve"> </w:t>
-      </w:r>
-      <w:r>
-        <w:rPr>
-          <w:b/>
-          <w:bCs/>
-        </w:rPr>
-        <w:t xml:space="preserve">Content:</w:t>
-      </w:r>
-      <w:r>
-        <w:t xml:space="preserve"> </w:t>
-      </w:r>
-      <w:r>
-        <w:t xml:space="preserve">the greeting "Hello, [name]!", the three summary cards, the Your next service block with its progress, the Quick access links, and the benefits block.</w:t>
-      </w:r>
-    </w:p>
-    <w:bookmarkEnd w:id="42"/>
-    <w:bookmarkStart w:id="43" w:name="X8f28fb91fa5386f995b20edb0c9cec7f8de0d90"/>
+        <w:pStyle w:val="BodyText"/>
+      </w:pPr>
+      <w:r>
+        <w:drawing>
+          <wp:inline>
+            <wp:extent cx="5334000" cy="3201961"/>
+            <wp:effectExtent b="0" l="0" r="0" t="0"/>
+            <wp:docPr descr="Customer Dashboard" title="" id="73" name="Picture"/>
+            <a:graphic>
+              <a:graphicData uri="http://schemas.openxmlformats.org/drawingml/2006/picture">
+                <pic:pic>
+                  <pic:nvPicPr>
+                    <pic:cNvPr descr="capturas/user-11-customer-dashboard.jpg" id="74" name="Picture"/>
+                    <pic:cNvPicPr>
+                      <a:picLocks noChangeArrowheads="1" noChangeAspect="1"/>
+                    </pic:cNvPicPr>
+                  </pic:nvPicPr>
+                  <pic:blipFill>
+                    <a:blip r:embed="rId72"/>
+                    <a:stretch>
+                      <a:fillRect/>
+                    </a:stretch>
+                  </pic:blipFill>
+                  <pic:spPr bwMode="auto">
+                    <a:xfrm>
+                      <a:off x="0" y="0"/>
+                      <a:ext cx="5334000" cy="3201961"/>
+                    </a:xfrm>
+                    <a:prstGeom prst="rect">
+                      <a:avLst/>
+                    </a:prstGeom>
+                    <a:noFill/>
+                    <a:ln w="9525">
+                      <a:noFill/>
+                      <a:headEnd/>
+                      <a:tailEnd/>
+                    </a:ln>
+                  </pic:spPr>
+                </pic:pic>
+              </a:graphicData>
+            </a:graphic>
+          </wp:inline>
+        </w:drawing>
+      </w:r>
+    </w:p>
+    <w:bookmarkEnd w:id="75"/>
+    <w:bookmarkStart w:id="82" w:name="X8f28fb91fa5386f995b20edb0c9cec7f8de0d90"/>
     <w:p>
       <w:pPr>
         <w:pStyle w:val="Heading4"/>
@@ -5871,131 +5885,124 @@
     </w:p>
     <w:p>
       <w:pPr>
-        <w:pStyle w:val="BlockText"/>
-      </w:pPr>
-      <w:r>
-        <w:rPr>
-          <w:b/>
-          <w:bCs/>
-        </w:rPr>
-        <w:t xml:space="preserve">Screenshot to insert.</w:t>
-      </w:r>
-      <w:r>
-        <w:t xml:space="preserve"> </w:t>
-      </w:r>
-      <w:r>
-        <w:rPr>
-          <w:b/>
-          <w:bCs/>
-        </w:rPr>
-        <w:t xml:space="preserve">Screen:</w:t>
-      </w:r>
-      <w:r>
-        <w:t xml:space="preserve"> </w:t>
-      </w:r>
-      <w:r>
-        <w:t xml:space="preserve">My vehicles (route</w:t>
-      </w:r>
-      <w:r>
-        <w:t xml:space="preserve"> </w:t>
-      </w:r>
+        <w:pStyle w:val="BodyText"/>
+      </w:pPr>
+      <w:r>
+        <w:drawing>
+          <wp:inline>
+            <wp:extent cx="5334000" cy="3201961"/>
+            <wp:effectExtent b="0" l="0" r="0" t="0"/>
+            <wp:docPr descr="Customer Vehicle List" title="" id="77" name="Picture"/>
+            <a:graphic>
+              <a:graphicData uri="http://schemas.openxmlformats.org/drawingml/2006/picture">
+                <pic:pic>
+                  <pic:nvPicPr>
+                    <pic:cNvPr descr="capturas/user-12-customer-vehicle-list.jpg" id="78" name="Picture"/>
+                    <pic:cNvPicPr>
+                      <a:picLocks noChangeArrowheads="1" noChangeAspect="1"/>
+                    </pic:cNvPicPr>
+                  </pic:nvPicPr>
+                  <pic:blipFill>
+                    <a:blip r:embed="rId76"/>
+                    <a:stretch>
+                      <a:fillRect/>
+                    </a:stretch>
+                  </pic:blipFill>
+                  <pic:spPr bwMode="auto">
+                    <a:xfrm>
+                      <a:off x="0" y="0"/>
+                      <a:ext cx="5334000" cy="3201961"/>
+                    </a:xfrm>
+                    <a:prstGeom prst="rect">
+                      <a:avLst/>
+                    </a:prstGeom>
+                    <a:noFill/>
+                    <a:ln w="9525">
+                      <a:noFill/>
+                      <a:headEnd/>
+                      <a:tailEnd/>
+                    </a:ln>
+                  </pic:spPr>
+                </pic:pic>
+              </a:graphicData>
+            </a:graphic>
+          </wp:inline>
+        </w:drawing>
+      </w:r>
+    </w:p>
+    <w:p>
+      <w:pPr>
+        <w:pStyle w:val="BodyText"/>
+      </w:pPr>
+      <w:r>
+        <w:rPr>
+          <w:b/>
+          <w:bCs/>
+        </w:rPr>
+        <w:t xml:space="preserve">Figure 13</w:t>
+      </w:r>
+    </w:p>
+    <w:p>
+      <w:pPr>
+        <w:pStyle w:val="BodyText"/>
+      </w:pPr>
       <w:r>
         <w:rPr>
           <w:i/>
           <w:iCs/>
         </w:rPr>
-        <w:t xml:space="preserve">/client/vehicles</w:t>
-      </w:r>
-      <w:r>
-        <w:t xml:space="preserve">).</w:t>
-      </w:r>
-      <w:r>
-        <w:t xml:space="preserve"> </w:t>
-      </w:r>
-      <w:r>
-        <w:rPr>
-          <w:b/>
-          <w:bCs/>
-        </w:rPr>
-        <w:t xml:space="preserve">Content:</w:t>
-      </w:r>
-      <w:r>
-        <w:t xml:space="preserve"> </w:t>
-      </w:r>
-      <w:r>
-        <w:t xml:space="preserve">the three indicators, the Register vehicle button, and at least two vehicle cards with type, color, plate, last wash, service, and total washes.</w:t>
-      </w:r>
-    </w:p>
-    <w:p>
-      <w:pPr>
-        <w:pStyle w:val="FirstParagraph"/>
-      </w:pPr>
-      <w:r>
-        <w:rPr>
-          <w:b/>
-          <w:bCs/>
-        </w:rPr>
-        <w:t xml:space="preserve">Figure 13</w:t>
-      </w:r>
-    </w:p>
-    <w:p>
-      <w:pPr>
-        <w:pStyle w:val="BodyText"/>
-      </w:pPr>
-      <w:r>
-        <w:rPr>
-          <w:i/>
-          <w:iCs/>
-        </w:rPr>
         <w:t xml:space="preserve">Form to Register a Vehicle</w:t>
       </w:r>
     </w:p>
     <w:p>
       <w:pPr>
-        <w:pStyle w:val="BlockText"/>
-      </w:pPr>
-      <w:r>
-        <w:rPr>
-          <w:b/>
-          <w:bCs/>
-        </w:rPr>
-        <w:t xml:space="preserve">Screenshot to insert.</w:t>
-      </w:r>
-      <w:r>
-        <w:t xml:space="preserve"> </w:t>
-      </w:r>
-      <w:r>
-        <w:rPr>
-          <w:b/>
-          <w:bCs/>
-        </w:rPr>
-        <w:t xml:space="preserve">Screen:</w:t>
-      </w:r>
-      <w:r>
-        <w:t xml:space="preserve"> </w:t>
-      </w:r>
-      <w:r>
-        <w:t xml:space="preserve">My vehicles &gt; Register vehicle.</w:t>
-      </w:r>
-      <w:r>
-        <w:t xml:space="preserve"> </w:t>
-      </w:r>
-      <w:r>
-        <w:rPr>
-          <w:b/>
-          <w:bCs/>
-        </w:rPr>
-        <w:t xml:space="preserve">Content:</w:t>
-      </w:r>
-      <w:r>
-        <w:t xml:space="preserve"> </w:t>
-      </w:r>
-      <w:r>
-        <w:t xml:space="preserve">the "Register new vehicle" window with all the fields filled in with test data, the plate format hint, and the Cancel and Save vehicle buttons.</w:t>
-      </w:r>
-    </w:p>
-    <w:bookmarkEnd w:id="43"/>
-    <w:bookmarkStart w:id="44" w:name="Xa94ba0b2e6b9e97f87c6bacfd5a7b82240b39f2"/>
+        <w:pStyle w:val="BodyText"/>
+      </w:pPr>
+      <w:r>
+        <w:drawing>
+          <wp:inline>
+            <wp:extent cx="5334000" cy="4743450"/>
+            <wp:effectExtent b="0" l="0" r="0" t="0"/>
+            <wp:docPr descr="Form to Register a Vehicle" title="" id="80" name="Picture"/>
+            <a:graphic>
+              <a:graphicData uri="http://schemas.openxmlformats.org/drawingml/2006/picture">
+                <pic:pic>
+                  <pic:nvPicPr>
+                    <pic:cNvPr descr="capturas/user-13-form-to-register-a-vehicle.jpg" id="81" name="Picture"/>
+                    <pic:cNvPicPr>
+                      <a:picLocks noChangeArrowheads="1" noChangeAspect="1"/>
+                    </pic:cNvPicPr>
+                  </pic:nvPicPr>
+                  <pic:blipFill>
+                    <a:blip r:embed="rId79"/>
+                    <a:stretch>
+                      <a:fillRect/>
+                    </a:stretch>
+                  </pic:blipFill>
+                  <pic:spPr bwMode="auto">
+                    <a:xfrm>
+                      <a:off x="0" y="0"/>
+                      <a:ext cx="5334000" cy="4743450"/>
+                    </a:xfrm>
+                    <a:prstGeom prst="rect">
+                      <a:avLst/>
+                    </a:prstGeom>
+                    <a:noFill/>
+                    <a:ln w="9525">
+                      <a:noFill/>
+                      <a:headEnd/>
+                      <a:tailEnd/>
+                    </a:ln>
+                  </pic:spPr>
+                </pic:pic>
+              </a:graphicData>
+            </a:graphic>
+          </wp:inline>
+        </w:drawing>
+      </w:r>
+    </w:p>
+    <w:bookmarkEnd w:id="82"/>
+    <w:bookmarkStart w:id="92" w:name="Xa94ba0b2e6b9e97f87c6bacfd5a7b82240b39f2"/>
     <w:p>
       <w:pPr>
         <w:pStyle w:val="Heading4"/>
@@ -6262,33 +6269,23 @@
         </w:numPr>
       </w:pPr>
       <w:r>
-        <w:t xml:space="preserve">Review</w:t>
-      </w:r>
-      <w:r>
-        <w:t xml:space="preserve"> </w:t>
-      </w:r>
-      <w:r>
-        <w:rPr>
-          <w:b/>
-          <w:bCs/>
-        </w:rPr>
-        <w:t xml:space="preserve">Your booking summary</w:t>
-      </w:r>
-      <w:r>
-        <w:t xml:space="preserve">: vehicle, plate, service, estimated duration, date, time, location, total, and</w:t>
-      </w:r>
-      <w:r>
-        <w:t xml:space="preserve"> </w:t>
-      </w:r>
-      <w:r>
-        <w:rPr>
-          <w:b/>
-          <w:bCs/>
-        </w:rPr>
-        <w:t xml:space="preserve">Points you earn</w:t>
-      </w:r>
-      <w:r>
-        <w:t xml:space="preserve">.</w:t>
+        <w:t xml:space="preserve">Optionally, choose in</w:t>
+      </w:r>
+      <w:r>
+        <w:t xml:space="preserve"> </w:t>
+      </w:r>
+      <w:r>
+        <w:rPr>
+          <w:b/>
+          <w:bCs/>
+        </w:rPr>
+        <w:t xml:space="preserve">Operator (optional)</w:t>
+      </w:r>
+      <w:r>
+        <w:t xml:space="preserve"> </w:t>
+      </w:r>
+      <w:r>
+        <w:t xml:space="preserve">one of the operators who are free at that time. If it is left as "No preference: we assign a free one", the system assigns one automatically.</w:t>
       </w:r>
     </w:p>
     <w:p>
@@ -6300,6 +6297,44 @@
         </w:numPr>
       </w:pPr>
       <w:r>
+        <w:t xml:space="preserve">Review</w:t>
+      </w:r>
+      <w:r>
+        <w:t xml:space="preserve"> </w:t>
+      </w:r>
+      <w:r>
+        <w:rPr>
+          <w:b/>
+          <w:bCs/>
+        </w:rPr>
+        <w:t xml:space="preserve">Your booking summary</w:t>
+      </w:r>
+      <w:r>
+        <w:t xml:space="preserve">: vehicle, plate, service, estimated duration, date, time, location, total, and</w:t>
+      </w:r>
+      <w:r>
+        <w:t xml:space="preserve"> </w:t>
+      </w:r>
+      <w:r>
+        <w:rPr>
+          <w:b/>
+          <w:bCs/>
+        </w:rPr>
+        <w:t xml:space="preserve">Points you earn</w:t>
+      </w:r>
+      <w:r>
+        <w:t xml:space="preserve">.</w:t>
+      </w:r>
+    </w:p>
+    <w:p>
+      <w:pPr>
+        <w:pStyle w:val="Compact"/>
+        <w:numPr>
+          <w:ilvl w:val="0"/>
+          <w:numId w:val="1018"/>
+        </w:numPr>
+      </w:pPr>
+      <w:r>
         <w:t xml:space="preserve">Click</w:t>
       </w:r>
       <w:r>
@@ -6371,7 +6406,7 @@
         </w:numPr>
       </w:pPr>
       <w:r>
-        <w:t xml:space="preserve">The customer does not choose the operator: the administrator assigns the operator later, and the customer is informed in the dashboard and in the notifications.</w:t>
+        <w:t xml:space="preserve">Choosing the operator is optional. If the chosen operator is no longer free when the booking is confirmed, the system assigns another one ("If the operator you chose is no longer free when we confirm, we assign another one."). The assigned operator is shown in the dashboard and in the notifications, and the administrator can change it later.</w:t>
       </w:r>
     </w:p>
     <w:p>
@@ -6419,7 +6454,7 @@
         </w:numPr>
       </w:pPr>
       <w:r>
-        <w:t xml:space="preserve">A vehicle cannot have two bookings at the same time ("That vehicle already has a booking at that time.").</w:t>
+        <w:t xml:space="preserve">If the chosen time cannot be booked for another reason, the system explains which one: "The car wash is closed that day. Choose another date.", "At that time the service does not fit in the opening hours. Choose another time.", or "That time has already passed. Choose a later time."</w:t>
       </w:r>
     </w:p>
     <w:p>
@@ -6431,6 +6466,18 @@
         </w:numPr>
       </w:pPr>
       <w:r>
+        <w:t xml:space="preserve">A vehicle cannot have two bookings at the same time ("That vehicle already has a booking at that time.").</w:t>
+      </w:r>
+    </w:p>
+    <w:p>
+      <w:pPr>
+        <w:pStyle w:val="Compact"/>
+        <w:numPr>
+          <w:ilvl w:val="0"/>
+          <w:numId w:val="1019"/>
+        </w:numPr>
+      </w:pPr>
+      <w:r>
         <w:t xml:space="preserve">The service is provided at the business: the customer must bring the vehicle on the booked date and time.</w:t>
       </w:r>
     </w:p>
@@ -6460,71 +6507,132 @@
     </w:p>
     <w:p>
       <w:pPr>
-        <w:pStyle w:val="BlockText"/>
-      </w:pPr>
-      <w:r>
-        <w:rPr>
-          <w:b/>
-          <w:bCs/>
-        </w:rPr>
-        <w:t xml:space="preserve">Screenshot to insert.</w:t>
-      </w:r>
-      <w:r>
-        <w:t xml:space="preserve"> </w:t>
-      </w:r>
-      <w:r>
-        <w:rPr>
-          <w:b/>
-          <w:bCs/>
-        </w:rPr>
-        <w:t xml:space="preserve">Screen:</w:t>
-      </w:r>
-      <w:r>
-        <w:t xml:space="preserve"> </w:t>
-      </w:r>
-      <w:r>
-        <w:t xml:space="preserve">Book Wash (route</w:t>
-      </w:r>
-      <w:r>
-        <w:t xml:space="preserve"> </w:t>
-      </w:r>
+        <w:pStyle w:val="BodyText"/>
+      </w:pPr>
+      <w:r>
+        <w:drawing>
+          <wp:inline>
+            <wp:extent cx="5334000" cy="3201961"/>
+            <wp:effectExtent b="0" l="0" r="0" t="0"/>
+            <wp:docPr descr="Book a Wash, Steps 1 and 2: Vehicle and Service" title="" id="84" name="Picture"/>
+            <a:graphic>
+              <a:graphicData uri="http://schemas.openxmlformats.org/drawingml/2006/picture">
+                <pic:pic>
+                  <pic:nvPicPr>
+                    <pic:cNvPr descr="capturas/user-14-book-a-wash-steps-1-and-2-vehicle-and-service.jpg" id="85" name="Picture"/>
+                    <pic:cNvPicPr>
+                      <a:picLocks noChangeArrowheads="1" noChangeAspect="1"/>
+                    </pic:cNvPicPr>
+                  </pic:nvPicPr>
+                  <pic:blipFill>
+                    <a:blip r:embed="rId83"/>
+                    <a:stretch>
+                      <a:fillRect/>
+                    </a:stretch>
+                  </pic:blipFill>
+                  <pic:spPr bwMode="auto">
+                    <a:xfrm>
+                      <a:off x="0" y="0"/>
+                      <a:ext cx="5334000" cy="3201961"/>
+                    </a:xfrm>
+                    <a:prstGeom prst="rect">
+                      <a:avLst/>
+                    </a:prstGeom>
+                    <a:noFill/>
+                    <a:ln w="9525">
+                      <a:noFill/>
+                      <a:headEnd/>
+                      <a:tailEnd/>
+                    </a:ln>
+                  </pic:spPr>
+                </pic:pic>
+              </a:graphicData>
+            </a:graphic>
+          </wp:inline>
+        </w:drawing>
+      </w:r>
+    </w:p>
+    <w:p>
+      <w:pPr>
+        <w:pStyle w:val="BodyText"/>
+      </w:pPr>
+      <w:r>
+        <w:rPr>
+          <w:b/>
+          <w:bCs/>
+        </w:rPr>
+        <w:t xml:space="preserve">Figure 15</w:t>
+      </w:r>
+    </w:p>
+    <w:p>
+      <w:pPr>
+        <w:pStyle w:val="BodyText"/>
+      </w:pPr>
       <w:r>
         <w:rPr>
           <w:i/>
           <w:iCs/>
         </w:rPr>
-        <w:t xml:space="preserve">/client/reserve</w:t>
-      </w:r>
-      <w:r>
-        <w:t xml:space="preserve">).</w:t>
-      </w:r>
-      <w:r>
-        <w:t xml:space="preserve"> </w:t>
-      </w:r>
-      <w:r>
-        <w:rPr>
-          <w:b/>
-          <w:bCs/>
-        </w:rPr>
-        <w:t xml:space="preserve">Content:</w:t>
-      </w:r>
-      <w:r>
-        <w:t xml:space="preserve"> </w:t>
-      </w:r>
-      <w:r>
-        <w:t xml:space="preserve">the vehicle cards with one selected and the Basic, Premium, and Complete service cards with one selected and their prices.</w:t>
-      </w:r>
-    </w:p>
-    <w:p>
-      <w:pPr>
-        <w:pStyle w:val="FirstParagraph"/>
-      </w:pPr>
-      <w:r>
-        <w:rPr>
-          <w:b/>
-          <w:bCs/>
-        </w:rPr>
-        <w:t xml:space="preserve">Figure 15</w:t>
+        <w:t xml:space="preserve">Book a Wash, Step 3 and Summary</w:t>
+      </w:r>
+    </w:p>
+    <w:p>
+      <w:pPr>
+        <w:pStyle w:val="BodyText"/>
+      </w:pPr>
+      <w:r>
+        <w:drawing>
+          <wp:inline>
+            <wp:extent cx="5334000" cy="4541319"/>
+            <wp:effectExtent b="0" l="0" r="0" t="0"/>
+            <wp:docPr descr="Book a Wash, Step 3 and Summary" title="" id="87" name="Picture"/>
+            <a:graphic>
+              <a:graphicData uri="http://schemas.openxmlformats.org/drawingml/2006/picture">
+                <pic:pic>
+                  <pic:nvPicPr>
+                    <pic:cNvPr descr="capturas/user-15-book-a-wash-step-3-and-summary.jpg" id="88" name="Picture"/>
+                    <pic:cNvPicPr>
+                      <a:picLocks noChangeArrowheads="1" noChangeAspect="1"/>
+                    </pic:cNvPicPr>
+                  </pic:nvPicPr>
+                  <pic:blipFill>
+                    <a:blip r:embed="rId86"/>
+                    <a:stretch>
+                      <a:fillRect/>
+                    </a:stretch>
+                  </pic:blipFill>
+                  <pic:spPr bwMode="auto">
+                    <a:xfrm>
+                      <a:off x="0" y="0"/>
+                      <a:ext cx="5334000" cy="4541319"/>
+                    </a:xfrm>
+                    <a:prstGeom prst="rect">
+                      <a:avLst/>
+                    </a:prstGeom>
+                    <a:noFill/>
+                    <a:ln w="9525">
+                      <a:noFill/>
+                      <a:headEnd/>
+                      <a:tailEnd/>
+                    </a:ln>
+                  </pic:spPr>
+                </pic:pic>
+              </a:graphicData>
+            </a:graphic>
+          </wp:inline>
+        </w:drawing>
+      </w:r>
+    </w:p>
+    <w:p>
+      <w:pPr>
+        <w:pStyle w:val="BodyText"/>
+      </w:pPr>
+      <w:r>
+        <w:rPr>
+          <w:b/>
+          <w:bCs/>
+        </w:rPr>
+        <w:t xml:space="preserve">Figure 16</w:t>
       </w:r>
     </w:p>
     <w:p>
@@ -6536,123 +6644,58 @@
           <w:i/>
           <w:iCs/>
         </w:rPr>
-        <w:t xml:space="preserve">Book a Wash, Step 3 and Summary</w:t>
-      </w:r>
-    </w:p>
-    <w:p>
-      <w:pPr>
-        <w:pStyle w:val="BlockText"/>
-      </w:pPr>
-      <w:r>
-        <w:rPr>
-          <w:b/>
-          <w:bCs/>
-        </w:rPr>
-        <w:t xml:space="preserve">Screenshot to insert.</w:t>
-      </w:r>
-      <w:r>
-        <w:t xml:space="preserve"> </w:t>
-      </w:r>
-      <w:r>
-        <w:rPr>
-          <w:b/>
-          <w:bCs/>
-        </w:rPr>
-        <w:t xml:space="preserve">Screen:</w:t>
-      </w:r>
-      <w:r>
-        <w:t xml:space="preserve"> </w:t>
-      </w:r>
-      <w:r>
-        <w:t xml:space="preserve">Book Wash, lower part.</w:t>
-      </w:r>
-      <w:r>
-        <w:t xml:space="preserve"> </w:t>
-      </w:r>
-      <w:r>
-        <w:rPr>
-          <w:b/>
-          <w:bCs/>
-        </w:rPr>
-        <w:t xml:space="preserve">Content:</w:t>
-      </w:r>
-      <w:r>
-        <w:t xml:space="preserve"> </w:t>
-      </w:r>
-      <w:r>
-        <w:t xml:space="preserve">the date and time selected and the "Your booking summary" card with all data complete and the Book Now button.</w:t>
-      </w:r>
-    </w:p>
-    <w:p>
-      <w:pPr>
-        <w:pStyle w:val="FirstParagraph"/>
-      </w:pPr>
-      <w:r>
-        <w:rPr>
-          <w:b/>
-          <w:bCs/>
-        </w:rPr>
-        <w:t xml:space="preserve">Figure 16</w:t>
-      </w:r>
-    </w:p>
-    <w:p>
-      <w:pPr>
-        <w:pStyle w:val="BodyText"/>
-      </w:pPr>
-      <w:r>
-        <w:rPr>
-          <w:i/>
-          <w:iCs/>
-        </w:rPr>
         <w:t xml:space="preserve">Booking Confirmation</w:t>
       </w:r>
     </w:p>
     <w:p>
       <w:pPr>
-        <w:pStyle w:val="BlockText"/>
-      </w:pPr>
-      <w:r>
-        <w:rPr>
-          <w:b/>
-          <w:bCs/>
-        </w:rPr>
-        <w:t xml:space="preserve">Screenshot to insert.</w:t>
-      </w:r>
-      <w:r>
-        <w:t xml:space="preserve"> </w:t>
-      </w:r>
-      <w:r>
-        <w:rPr>
-          <w:b/>
-          <w:bCs/>
-        </w:rPr>
-        <w:t xml:space="preserve">Screen:</w:t>
-      </w:r>
-      <w:r>
-        <w:t xml:space="preserve"> </w:t>
-      </w:r>
-      <w:r>
-        <w:t xml:space="preserve">Book Wash, after clicking Book Now.</w:t>
-      </w:r>
-      <w:r>
-        <w:t xml:space="preserve"> </w:t>
-      </w:r>
-      <w:r>
-        <w:rPr>
-          <w:b/>
-          <w:bCs/>
-        </w:rPr>
-        <w:t xml:space="preserve">Content:</w:t>
-      </w:r>
-      <w:r>
-        <w:t xml:space="preserve"> </w:t>
-      </w:r>
-      <w:r>
-        <w:t xml:space="preserve">the "Booking created!" window with the booking code, the bay, the summary, and the Go to payment button.</w:t>
-      </w:r>
-    </w:p>
-    <w:bookmarkEnd w:id="44"/>
-    <w:bookmarkStart w:id="45" w:name="X80fd8e2e85aea679754ac4d88f2994ef3c937f3"/>
+        <w:pStyle w:val="BodyText"/>
+      </w:pPr>
+      <w:r>
+        <w:drawing>
+          <wp:inline>
+            <wp:extent cx="4318000" cy="7950200"/>
+            <wp:effectExtent b="0" l="0" r="0" t="0"/>
+            <wp:docPr descr="Booking Confirmation" title="" id="90" name="Picture"/>
+            <a:graphic>
+              <a:graphicData uri="http://schemas.openxmlformats.org/drawingml/2006/picture">
+                <pic:pic>
+                  <pic:nvPicPr>
+                    <pic:cNvPr descr="capturas/user-16-booking-confirmation.jpg" id="91" name="Picture"/>
+                    <pic:cNvPicPr>
+                      <a:picLocks noChangeArrowheads="1" noChangeAspect="1"/>
+                    </pic:cNvPicPr>
+                  </pic:nvPicPr>
+                  <pic:blipFill>
+                    <a:blip r:embed="rId89"/>
+                    <a:stretch>
+                      <a:fillRect/>
+                    </a:stretch>
+                  </pic:blipFill>
+                  <pic:spPr bwMode="auto">
+                    <a:xfrm>
+                      <a:off x="0" y="0"/>
+                      <a:ext cx="4318000" cy="7950200"/>
+                    </a:xfrm>
+                    <a:prstGeom prst="rect">
+                      <a:avLst/>
+                    </a:prstGeom>
+                    <a:noFill/>
+                    <a:ln w="9525">
+                      <a:noFill/>
+                      <a:headEnd/>
+                      <a:tailEnd/>
+                    </a:ln>
+                  </pic:spPr>
+                </pic:pic>
+              </a:graphicData>
+            </a:graphic>
+          </wp:inline>
+        </w:drawing>
+      </w:r>
+    </w:p>
+    <w:bookmarkEnd w:id="92"/>
+    <w:bookmarkStart w:id="96" w:name="X80fd8e2e85aea679754ac4d88f2994ef3c937f3"/>
     <w:p>
       <w:pPr>
         <w:pStyle w:val="Heading4"/>
@@ -7337,50 +7380,53 @@
     </w:p>
     <w:p>
       <w:pPr>
-        <w:pStyle w:val="BlockText"/>
-      </w:pPr>
-      <w:r>
-        <w:rPr>
-          <w:b/>
-          <w:bCs/>
-        </w:rPr>
-        <w:t xml:space="preserve">Screenshot to insert.</w:t>
-      </w:r>
-      <w:r>
-        <w:t xml:space="preserve"> </w:t>
-      </w:r>
-      <w:r>
-        <w:rPr>
-          <w:b/>
-          <w:bCs/>
-        </w:rPr>
-        <w:t xml:space="preserve">Screen:</w:t>
-      </w:r>
-      <w:r>
-        <w:t xml:space="preserve"> </w:t>
-      </w:r>
-      <w:r>
-        <w:t xml:space="preserve">History &gt; Cancel booking.</w:t>
-      </w:r>
-      <w:r>
-        <w:t xml:space="preserve"> </w:t>
-      </w:r>
-      <w:r>
-        <w:rPr>
-          <w:b/>
-          <w:bCs/>
-        </w:rPr>
-        <w:t xml:space="preserve">Content:</w:t>
-      </w:r>
-      <w:r>
-        <w:t xml:space="preserve"> </w:t>
-      </w:r>
-      <w:r>
-        <w:t xml:space="preserve">the "Cancel booking?" window with the booking code and the Yes, cancel and Back buttons.</w:t>
-      </w:r>
-    </w:p>
-    <w:bookmarkEnd w:id="45"/>
-    <w:bookmarkStart w:id="46" w:name="Xd061680e2d53c389fbd7b5487b45cfc0931c4a3"/>
+        <w:pStyle w:val="BodyText"/>
+      </w:pPr>
+      <w:r>
+        <w:drawing>
+          <wp:inline>
+            <wp:extent cx="4927600" cy="3175000"/>
+            <wp:effectExtent b="0" l="0" r="0" t="0"/>
+            <wp:docPr descr="Booking Cancellation Confirmation" title="" id="94" name="Picture"/>
+            <a:graphic>
+              <a:graphicData uri="http://schemas.openxmlformats.org/drawingml/2006/picture">
+                <pic:pic>
+                  <pic:nvPicPr>
+                    <pic:cNvPr descr="capturas/user-17-booking-cancellation-confirmation.jpg" id="95" name="Picture"/>
+                    <pic:cNvPicPr>
+                      <a:picLocks noChangeArrowheads="1" noChangeAspect="1"/>
+                    </pic:cNvPicPr>
+                  </pic:nvPicPr>
+                  <pic:blipFill>
+                    <a:blip r:embed="rId93"/>
+                    <a:stretch>
+                      <a:fillRect/>
+                    </a:stretch>
+                  </pic:blipFill>
+                  <pic:spPr bwMode="auto">
+                    <a:xfrm>
+                      <a:off x="0" y="0"/>
+                      <a:ext cx="4927600" cy="3175000"/>
+                    </a:xfrm>
+                    <a:prstGeom prst="rect">
+                      <a:avLst/>
+                    </a:prstGeom>
+                    <a:noFill/>
+                    <a:ln w="9525">
+                      <a:noFill/>
+                      <a:headEnd/>
+                      <a:tailEnd/>
+                    </a:ln>
+                  </pic:spPr>
+                </pic:pic>
+              </a:graphicData>
+            </a:graphic>
+          </wp:inline>
+        </w:drawing>
+      </w:r>
+    </w:p>
+    <w:bookmarkEnd w:id="96"/>
+    <w:bookmarkStart w:id="103" w:name="Xd061680e2d53c389fbd7b5487b45cfc0931c4a3"/>
     <w:p>
       <w:pPr>
         <w:pStyle w:val="Heading4"/>
@@ -8523,71 +8569,120 @@
     </w:p>
     <w:p>
       <w:pPr>
-        <w:pStyle w:val="BlockText"/>
-      </w:pPr>
-      <w:r>
-        <w:rPr>
-          <w:b/>
-          <w:bCs/>
-        </w:rPr>
-        <w:t xml:space="preserve">Screenshot to insert.</w:t>
-      </w:r>
-      <w:r>
-        <w:t xml:space="preserve"> </w:t>
-      </w:r>
-      <w:r>
-        <w:rPr>
-          <w:b/>
-          <w:bCs/>
-        </w:rPr>
-        <w:t xml:space="preserve">Screen:</w:t>
-      </w:r>
-      <w:r>
-        <w:t xml:space="preserve"> </w:t>
-      </w:r>
-      <w:r>
-        <w:t xml:space="preserve">Pay service (route</w:t>
-      </w:r>
-      <w:r>
-        <w:t xml:space="preserve"> </w:t>
-      </w:r>
+        <w:pStyle w:val="BodyText"/>
+      </w:pPr>
+      <w:r>
+        <w:drawing>
+          <wp:inline>
+            <wp:extent cx="5334000" cy="3201961"/>
+            <wp:effectExtent b="0" l="0" r="0" t="0"/>
+            <wp:docPr descr="Payment Method Selection and Booking Summary" title="" id="98" name="Picture"/>
+            <a:graphic>
+              <a:graphicData uri="http://schemas.openxmlformats.org/drawingml/2006/picture">
+                <pic:pic>
+                  <pic:nvPicPr>
+                    <pic:cNvPr descr="capturas/user-18-payment-method-selection-and-booking-summary.jpg" id="99" name="Picture"/>
+                    <pic:cNvPicPr>
+                      <a:picLocks noChangeArrowheads="1" noChangeAspect="1"/>
+                    </pic:cNvPicPr>
+                  </pic:nvPicPr>
+                  <pic:blipFill>
+                    <a:blip r:embed="rId97"/>
+                    <a:stretch>
+                      <a:fillRect/>
+                    </a:stretch>
+                  </pic:blipFill>
+                  <pic:spPr bwMode="auto">
+                    <a:xfrm>
+                      <a:off x="0" y="0"/>
+                      <a:ext cx="5334000" cy="3201961"/>
+                    </a:xfrm>
+                    <a:prstGeom prst="rect">
+                      <a:avLst/>
+                    </a:prstGeom>
+                    <a:noFill/>
+                    <a:ln w="9525">
+                      <a:noFill/>
+                      <a:headEnd/>
+                      <a:tailEnd/>
+                    </a:ln>
+                  </pic:spPr>
+                </pic:pic>
+              </a:graphicData>
+            </a:graphic>
+          </wp:inline>
+        </w:drawing>
+      </w:r>
+    </w:p>
+    <w:p>
+      <w:pPr>
+        <w:pStyle w:val="BodyText"/>
+      </w:pPr>
+      <w:r>
+        <w:rPr>
+          <w:b/>
+          <w:bCs/>
+        </w:rPr>
+        <w:t xml:space="preserve">Figure 19</w:t>
+      </w:r>
+    </w:p>
+    <w:p>
+      <w:pPr>
+        <w:pStyle w:val="BodyText"/>
+      </w:pPr>
       <w:r>
         <w:rPr>
           <w:i/>
           <w:iCs/>
         </w:rPr>
-        <w:t xml:space="preserve">/client/payment</w:t>
-      </w:r>
-      <w:r>
-        <w:t xml:space="preserve">).</w:t>
-      </w:r>
-      <w:r>
-        <w:t xml:space="preserve"> </w:t>
-      </w:r>
-      <w:r>
-        <w:rPr>
-          <w:b/>
-          <w:bCs/>
-        </w:rPr>
-        <w:t xml:space="preserve">Content:</w:t>
-      </w:r>
-      <w:r>
-        <w:t xml:space="preserve"> </w:t>
-      </w:r>
-      <w:r>
-        <w:t xml:space="preserve">the four payment methods with one selected and the Booking summary card with subtotal, discount, and total to pay.</w:t>
-      </w:r>
-    </w:p>
-    <w:p>
-      <w:pPr>
-        <w:pStyle w:val="FirstParagraph"/>
-      </w:pPr>
-      <w:r>
-        <w:rPr>
-          <w:b/>
-          <w:bCs/>
-        </w:rPr>
-        <w:t xml:space="preserve">Figure 19</w:t>
+        <w:t xml:space="preserve">QR Code and Receipt Upload</w:t>
+      </w:r>
+    </w:p>
+    <w:p>
+      <w:pPr>
+        <w:pStyle w:val="BodyText"/>
+      </w:pPr>
+      <w:r>
+        <w:drawing>
+          <wp:inline>
+            <wp:extent cx="5334000" cy="5021613"/>
+            <wp:effectExtent b="0" l="0" r="0" t="0"/>
+            <wp:docPr descr="QR Code and Receipt Upload" title="" id="101" name="Picture"/>
+            <a:graphic>
+              <a:graphicData uri="http://schemas.openxmlformats.org/drawingml/2006/picture">
+                <pic:pic>
+                  <pic:nvPicPr>
+                    <pic:cNvPr descr="capturas/user-19-qr-code-and-receipt-upload.jpg" id="102" name="Picture"/>
+                    <pic:cNvPicPr>
+                      <a:picLocks noChangeArrowheads="1" noChangeAspect="1"/>
+                    </pic:cNvPicPr>
+                  </pic:nvPicPr>
+                  <pic:blipFill>
+                    <a:blip r:embed="rId100"/>
+                    <a:stretch>
+                      <a:fillRect/>
+                    </a:stretch>
+                  </pic:blipFill>
+                  <pic:spPr bwMode="auto">
+                    <a:xfrm>
+                      <a:off x="0" y="0"/>
+                      <a:ext cx="5334000" cy="5021613"/>
+                    </a:xfrm>
+                    <a:prstGeom prst="rect">
+                      <a:avLst/>
+                    </a:prstGeom>
+                    <a:noFill/>
+                    <a:ln w="9525">
+                      <a:noFill/>
+                      <a:headEnd/>
+                      <a:tailEnd/>
+                    </a:ln>
+                  </pic:spPr>
+                </pic:pic>
+              </a:graphicData>
+            </a:graphic>
+          </wp:inline>
+        </w:drawing>
       </w:r>
     </w:p>
     <w:p>
@@ -8599,62 +8694,6 @@
           <w:i/>
           <w:iCs/>
         </w:rPr>
-        <w:t xml:space="preserve">QR Code and Receipt Upload</w:t>
-      </w:r>
-    </w:p>
-    <w:p>
-      <w:pPr>
-        <w:pStyle w:val="BlockText"/>
-      </w:pPr>
-      <w:r>
-        <w:rPr>
-          <w:b/>
-          <w:bCs/>
-        </w:rPr>
-        <w:t xml:space="preserve">Screenshot to insert.</w:t>
-      </w:r>
-      <w:r>
-        <w:t xml:space="preserve"> </w:t>
-      </w:r>
-      <w:r>
-        <w:rPr>
-          <w:b/>
-          <w:bCs/>
-        </w:rPr>
-        <w:t xml:space="preserve">Screen:</w:t>
-      </w:r>
-      <w:r>
-        <w:t xml:space="preserve"> </w:t>
-      </w:r>
-      <w:r>
-        <w:t xml:space="preserve">Pay service, after choosing a digital method.</w:t>
-      </w:r>
-      <w:r>
-        <w:t xml:space="preserve"> </w:t>
-      </w:r>
-      <w:r>
-        <w:rPr>
-          <w:b/>
-          <w:bCs/>
-        </w:rPr>
-        <w:t xml:space="preserve">Content:</w:t>
-      </w:r>
-      <w:r>
-        <w:t xml:space="preserve"> </w:t>
-      </w:r>
-      <w:r>
-        <w:t xml:space="preserve">the QR code, the authorized key or account with the Copy number button, the amount to pay, the receipt upload area, and the Transaction reference and Amount paid fields.</w:t>
-      </w:r>
-    </w:p>
-    <w:p>
-      <w:pPr>
-        <w:pStyle w:val="FirstParagraph"/>
-      </w:pPr>
-      <w:r>
-        <w:rPr>
-          <w:i/>
-          <w:iCs/>
-        </w:rPr>
         <w:t xml:space="preserve">Note.</w:t>
       </w:r>
       <w:r>
@@ -8664,8 +8703,8 @@
         <w:t xml:space="preserve">Use a test QR code; do not show real bank accounts.</w:t>
       </w:r>
     </w:p>
-    <w:bookmarkEnd w:id="46"/>
-    <w:bookmarkStart w:id="47" w:name="X330bfaaabf19407733e81f7a31ccee26d2bb3d5"/>
+    <w:bookmarkEnd w:id="103"/>
+    <w:bookmarkStart w:id="110" w:name="X330bfaaabf19407733e81f7a31ccee26d2bb3d5"/>
     <w:p>
       <w:pPr>
         <w:pStyle w:val="Heading4"/>
@@ -9179,131 +9218,124 @@
     </w:p>
     <w:p>
       <w:pPr>
-        <w:pStyle w:val="BlockText"/>
-      </w:pPr>
-      <w:r>
-        <w:rPr>
-          <w:b/>
-          <w:bCs/>
-        </w:rPr>
-        <w:t xml:space="preserve">Screenshot to insert.</w:t>
-      </w:r>
-      <w:r>
-        <w:t xml:space="preserve"> </w:t>
-      </w:r>
-      <w:r>
-        <w:rPr>
-          <w:b/>
-          <w:bCs/>
-        </w:rPr>
-        <w:t xml:space="preserve">Screen:</w:t>
-      </w:r>
-      <w:r>
-        <w:t xml:space="preserve"> </w:t>
-      </w:r>
-      <w:r>
-        <w:t xml:space="preserve">History (route</w:t>
-      </w:r>
-      <w:r>
-        <w:t xml:space="preserve"> </w:t>
-      </w:r>
+        <w:pStyle w:val="BodyText"/>
+      </w:pPr>
+      <w:r>
+        <w:drawing>
+          <wp:inline>
+            <wp:extent cx="5334000" cy="5751816"/>
+            <wp:effectExtent b="0" l="0" r="0" t="0"/>
+            <wp:docPr descr="History With Filters" title="" id="105" name="Picture"/>
+            <a:graphic>
+              <a:graphicData uri="http://schemas.openxmlformats.org/drawingml/2006/picture">
+                <pic:pic>
+                  <pic:nvPicPr>
+                    <pic:cNvPr descr="capturas/user-20-history-with-filters.jpg" id="106" name="Picture"/>
+                    <pic:cNvPicPr>
+                      <a:picLocks noChangeArrowheads="1" noChangeAspect="1"/>
+                    </pic:cNvPicPr>
+                  </pic:nvPicPr>
+                  <pic:blipFill>
+                    <a:blip r:embed="rId104"/>
+                    <a:stretch>
+                      <a:fillRect/>
+                    </a:stretch>
+                  </pic:blipFill>
+                  <pic:spPr bwMode="auto">
+                    <a:xfrm>
+                      <a:off x="0" y="0"/>
+                      <a:ext cx="5334000" cy="5751816"/>
+                    </a:xfrm>
+                    <a:prstGeom prst="rect">
+                      <a:avLst/>
+                    </a:prstGeom>
+                    <a:noFill/>
+                    <a:ln w="9525">
+                      <a:noFill/>
+                      <a:headEnd/>
+                      <a:tailEnd/>
+                    </a:ln>
+                  </pic:spPr>
+                </pic:pic>
+              </a:graphicData>
+            </a:graphic>
+          </wp:inline>
+        </w:drawing>
+      </w:r>
+    </w:p>
+    <w:p>
+      <w:pPr>
+        <w:pStyle w:val="BodyText"/>
+      </w:pPr>
+      <w:r>
+        <w:rPr>
+          <w:b/>
+          <w:bCs/>
+        </w:rPr>
+        <w:t xml:space="preserve">Figure 21</w:t>
+      </w:r>
+    </w:p>
+    <w:p>
+      <w:pPr>
+        <w:pStyle w:val="BodyText"/>
+      </w:pPr>
       <w:r>
         <w:rPr>
           <w:i/>
           <w:iCs/>
         </w:rPr>
-        <w:t xml:space="preserve">/client/history</w:t>
-      </w:r>
-      <w:r>
-        <w:t xml:space="preserve">).</w:t>
-      </w:r>
-      <w:r>
-        <w:t xml:space="preserve"> </w:t>
-      </w:r>
-      <w:r>
-        <w:rPr>
-          <w:b/>
-          <w:bCs/>
-        </w:rPr>
-        <w:t xml:space="preserve">Content:</w:t>
-      </w:r>
-      <w:r>
-        <w:t xml:space="preserve"> </w:t>
-      </w:r>
-      <w:r>
-        <w:t xml:space="preserve">the All, Active, Completed, and Cancelled filters, the date range, the search box, and at least two booking cards with different statuses.</w:t>
-      </w:r>
-    </w:p>
-    <w:p>
-      <w:pPr>
-        <w:pStyle w:val="FirstParagraph"/>
-      </w:pPr>
-      <w:r>
-        <w:rPr>
-          <w:b/>
-          <w:bCs/>
-        </w:rPr>
-        <w:t xml:space="preserve">Figure 21</w:t>
-      </w:r>
-    </w:p>
-    <w:p>
-      <w:pPr>
-        <w:pStyle w:val="BodyText"/>
-      </w:pPr>
-      <w:r>
-        <w:rPr>
-          <w:i/>
-          <w:iCs/>
-        </w:rPr>
         <w:t xml:space="preserve">Rating of a Completed Service</w:t>
       </w:r>
     </w:p>
     <w:p>
       <w:pPr>
-        <w:pStyle w:val="BlockText"/>
-      </w:pPr>
-      <w:r>
-        <w:rPr>
-          <w:b/>
-          <w:bCs/>
-        </w:rPr>
-        <w:t xml:space="preserve">Screenshot to insert.</w:t>
-      </w:r>
-      <w:r>
-        <w:t xml:space="preserve"> </w:t>
-      </w:r>
-      <w:r>
-        <w:rPr>
-          <w:b/>
-          <w:bCs/>
-        </w:rPr>
-        <w:t xml:space="preserve">Screen:</w:t>
-      </w:r>
-      <w:r>
-        <w:t xml:space="preserve"> </w:t>
-      </w:r>
-      <w:r>
-        <w:t xml:space="preserve">History &gt; Rate Service.</w:t>
-      </w:r>
-      <w:r>
-        <w:t xml:space="preserve"> </w:t>
-      </w:r>
-      <w:r>
-        <w:rPr>
-          <w:b/>
-          <w:bCs/>
-        </w:rPr>
-        <w:t xml:space="preserve">Content:</w:t>
-      </w:r>
-      <w:r>
-        <w:t xml:space="preserve"> </w:t>
-      </w:r>
-      <w:r>
-        <w:t xml:space="preserve">the "Rate service" window with the five stars (some selected), the "Comments (optional)" field with a sample text, and the Submit rating button.</w:t>
-      </w:r>
-    </w:p>
-    <w:bookmarkEnd w:id="47"/>
-    <w:bookmarkStart w:id="48" w:name="X437bb129d69d95f4d2b88d5697a19868cc49bf3"/>
+        <w:pStyle w:val="BodyText"/>
+      </w:pPr>
+      <w:r>
+        <w:drawing>
+          <wp:inline>
+            <wp:extent cx="5334000" cy="3201961"/>
+            <wp:effectExtent b="0" l="0" r="0" t="0"/>
+            <wp:docPr descr="Rating of a Completed Service" title="" id="108" name="Picture"/>
+            <a:graphic>
+              <a:graphicData uri="http://schemas.openxmlformats.org/drawingml/2006/picture">
+                <pic:pic>
+                  <pic:nvPicPr>
+                    <pic:cNvPr descr="capturas/user-21-rating-of-a-completed-service.jpg" id="109" name="Picture"/>
+                    <pic:cNvPicPr>
+                      <a:picLocks noChangeArrowheads="1" noChangeAspect="1"/>
+                    </pic:cNvPicPr>
+                  </pic:nvPicPr>
+                  <pic:blipFill>
+                    <a:blip r:embed="rId107"/>
+                    <a:stretch>
+                      <a:fillRect/>
+                    </a:stretch>
+                  </pic:blipFill>
+                  <pic:spPr bwMode="auto">
+                    <a:xfrm>
+                      <a:off x="0" y="0"/>
+                      <a:ext cx="5334000" cy="3201961"/>
+                    </a:xfrm>
+                    <a:prstGeom prst="rect">
+                      <a:avLst/>
+                    </a:prstGeom>
+                    <a:noFill/>
+                    <a:ln w="9525">
+                      <a:noFill/>
+                      <a:headEnd/>
+                      <a:tailEnd/>
+                    </a:ln>
+                  </pic:spPr>
+                </pic:pic>
+              </a:graphicData>
+            </a:graphic>
+          </wp:inline>
+        </w:drawing>
+      </w:r>
+    </w:p>
+    <w:bookmarkEnd w:id="110"/>
+    <w:bookmarkStart w:id="114" w:name="X437bb129d69d95f4d2b88d5697a19868cc49bf3"/>
     <w:p>
       <w:pPr>
         <w:pStyle w:val="Heading4"/>
@@ -9701,63 +9733,53 @@
     </w:p>
     <w:p>
       <w:pPr>
-        <w:pStyle w:val="BlockText"/>
-      </w:pPr>
-      <w:r>
-        <w:rPr>
-          <w:b/>
-          <w:bCs/>
-        </w:rPr>
-        <w:t xml:space="preserve">Screenshot to insert.</w:t>
-      </w:r>
-      <w:r>
-        <w:t xml:space="preserve"> </w:t>
-      </w:r>
-      <w:r>
-        <w:rPr>
-          <w:b/>
-          <w:bCs/>
-        </w:rPr>
-        <w:t xml:space="preserve">Screen:</w:t>
-      </w:r>
-      <w:r>
-        <w:t xml:space="preserve"> </w:t>
-      </w:r>
-      <w:r>
-        <w:t xml:space="preserve">Notifications (route</w:t>
-      </w:r>
-      <w:r>
-        <w:t xml:space="preserve"> </w:t>
-      </w:r>
-      <w:r>
-        <w:rPr>
-          <w:i/>
-          <w:iCs/>
-        </w:rPr>
-        <w:t xml:space="preserve">/client/notifications</w:t>
-      </w:r>
-      <w:r>
-        <w:t xml:space="preserve">).</w:t>
-      </w:r>
-      <w:r>
-        <w:t xml:space="preserve"> </w:t>
-      </w:r>
-      <w:r>
-        <w:rPr>
-          <w:b/>
-          <w:bCs/>
-        </w:rPr>
-        <w:t xml:space="preserve">Content:</w:t>
-      </w:r>
-      <w:r>
-        <w:t xml:space="preserve"> </w:t>
-      </w:r>
-      <w:r>
-        <w:t xml:space="preserve">the unread counter, the type tabs, the filters, the Mark all as read button, and a list with read and unread notifications.</w:t>
-      </w:r>
-    </w:p>
-    <w:bookmarkEnd w:id="48"/>
-    <w:bookmarkStart w:id="49" w:name="X2337a1b48cd12d40f2303db69f25a5159671ee6"/>
+        <w:pStyle w:val="BodyText"/>
+      </w:pPr>
+      <w:r>
+        <w:drawing>
+          <wp:inline>
+            <wp:extent cx="5334000" cy="3201961"/>
+            <wp:effectExtent b="0" l="0" r="0" t="0"/>
+            <wp:docPr descr="Notification Center" title="" id="112" name="Picture"/>
+            <a:graphic>
+              <a:graphicData uri="http://schemas.openxmlformats.org/drawingml/2006/picture">
+                <pic:pic>
+                  <pic:nvPicPr>
+                    <pic:cNvPr descr="capturas/user-22-notification-center.jpg" id="113" name="Picture"/>
+                    <pic:cNvPicPr>
+                      <a:picLocks noChangeArrowheads="1" noChangeAspect="1"/>
+                    </pic:cNvPicPr>
+                  </pic:nvPicPr>
+                  <pic:blipFill>
+                    <a:blip r:embed="rId111"/>
+                    <a:stretch>
+                      <a:fillRect/>
+                    </a:stretch>
+                  </pic:blipFill>
+                  <pic:spPr bwMode="auto">
+                    <a:xfrm>
+                      <a:off x="0" y="0"/>
+                      <a:ext cx="5334000" cy="3201961"/>
+                    </a:xfrm>
+                    <a:prstGeom prst="rect">
+                      <a:avLst/>
+                    </a:prstGeom>
+                    <a:noFill/>
+                    <a:ln w="9525">
+                      <a:noFill/>
+                      <a:headEnd/>
+                      <a:tailEnd/>
+                    </a:ln>
+                  </pic:spPr>
+                </pic:pic>
+              </a:graphicData>
+            </a:graphic>
+          </wp:inline>
+        </w:drawing>
+      </w:r>
+    </w:p>
+    <w:bookmarkEnd w:id="114"/>
+    <w:bookmarkStart w:id="118" w:name="X2337a1b48cd12d40f2303db69f25a5159671ee6"/>
     <w:p>
       <w:pPr>
         <w:pStyle w:val="Heading4"/>
@@ -10063,7 +10085,7 @@
           <w:b/>
           <w:bCs/>
         </w:rPr>
-        <w:t xml:space="preserve">Delete account</w:t>
+        <w:t xml:space="preserve">Deactivate my account</w:t>
       </w:r>
       <w:r>
         <w:t xml:space="preserve">, read the message, and confirm with the password.</w:t>
@@ -10102,20 +10124,7 @@
         <w:t xml:space="preserve"> </w:t>
       </w:r>
       <w:r>
-        <w:t xml:space="preserve">If the current password is wrong, the change is rejected ("The current password is incorrect"); the new password must be different from the current one. Although the option is called</w:t>
-      </w:r>
-      <w:r>
-        <w:t xml:space="preserve"> </w:t>
-      </w:r>
-      <w:r>
-        <w:rPr>
-          <w:b/>
-          <w:bCs/>
-        </w:rPr>
-        <w:t xml:space="preserve">Delete account</w:t>
-      </w:r>
-      <w:r>
-        <w:t xml:space="preserve">, the account is deactivated, not erased: the person can no longer log in and the sessions are closed, but the history of bookings and payments is kept. To reactivate it, the person must contact the administrator. The</w:t>
+        <w:t xml:space="preserve">If the current password is wrong, the change is rejected ("The current password is incorrect"); the new password must be different from the current one. The account is deactivated, not erased: the person can no longer log in and the sessions are closed, but the history of bookings and payments is kept. To reactivate it, the person must contact the administrator. The</w:t>
       </w:r>
       <w:r>
         <w:t xml:space="preserve"> </w:t>
@@ -10131,7 +10140,7 @@
         <w:t xml:space="preserve"> </w:t>
       </w:r>
       <w:r>
-        <w:t xml:space="preserve">field is not yet saved by the server.</w:t>
+        <w:t xml:space="preserve">is saved in the account, so it appears the same on any device.</w:t>
       </w:r>
     </w:p>
     <w:p>
@@ -10160,50 +10169,53 @@
     </w:p>
     <w:p>
       <w:pPr>
-        <w:pStyle w:val="BlockText"/>
-      </w:pPr>
-      <w:r>
-        <w:rPr>
-          <w:b/>
-          <w:bCs/>
-        </w:rPr>
-        <w:t xml:space="preserve">Screenshot to insert.</w:t>
-      </w:r>
-      <w:r>
-        <w:t xml:space="preserve"> </w:t>
-      </w:r>
-      <w:r>
-        <w:rPr>
-          <w:b/>
-          <w:bCs/>
-        </w:rPr>
-        <w:t xml:space="preserve">Screen:</w:t>
-      </w:r>
-      <w:r>
-        <w:t xml:space="preserve"> </w:t>
-      </w:r>
-      <w:r>
-        <w:t xml:space="preserve">Profile.</w:t>
-      </w:r>
-      <w:r>
-        <w:t xml:space="preserve"> </w:t>
-      </w:r>
-      <w:r>
-        <w:rPr>
-          <w:b/>
-          <w:bCs/>
-        </w:rPr>
-        <w:t xml:space="preserve">Content:</w:t>
-      </w:r>
-      <w:r>
-        <w:t xml:space="preserve"> </w:t>
-      </w:r>
-      <w:r>
-        <w:t xml:space="preserve">the initials, the name, "Member since", the fields in view mode, the Edit profile button, and the Password and Account sections.</w:t>
-      </w:r>
-    </w:p>
-    <w:bookmarkEnd w:id="49"/>
-    <w:bookmarkStart w:id="50" w:name="X40a9258b5522d5251c1e768674d72527f746e37"/>
+        <w:pStyle w:val="BodyText"/>
+      </w:pPr>
+      <w:r>
+        <w:drawing>
+          <wp:inline>
+            <wp:extent cx="5334000" cy="3444061"/>
+            <wp:effectExtent b="0" l="0" r="0" t="0"/>
+            <wp:docPr descr="User Profile" title="" id="116" name="Picture"/>
+            <a:graphic>
+              <a:graphicData uri="http://schemas.openxmlformats.org/drawingml/2006/picture">
+                <pic:pic>
+                  <pic:nvPicPr>
+                    <pic:cNvPr descr="capturas/user-23-user-profile.jpg" id="117" name="Picture"/>
+                    <pic:cNvPicPr>
+                      <a:picLocks noChangeArrowheads="1" noChangeAspect="1"/>
+                    </pic:cNvPicPr>
+                  </pic:nvPicPr>
+                  <pic:blipFill>
+                    <a:blip r:embed="rId115"/>
+                    <a:stretch>
+                      <a:fillRect/>
+                    </a:stretch>
+                  </pic:blipFill>
+                  <pic:spPr bwMode="auto">
+                    <a:xfrm>
+                      <a:off x="0" y="0"/>
+                      <a:ext cx="5334000" cy="3444061"/>
+                    </a:xfrm>
+                    <a:prstGeom prst="rect">
+                      <a:avLst/>
+                    </a:prstGeom>
+                    <a:noFill/>
+                    <a:ln w="9525">
+                      <a:noFill/>
+                      <a:headEnd/>
+                      <a:tailEnd/>
+                    </a:ln>
+                  </pic:spPr>
+                </pic:pic>
+              </a:graphicData>
+            </a:graphic>
+          </wp:inline>
+        </w:drawing>
+      </w:r>
+    </w:p>
+    <w:bookmarkEnd w:id="118"/>
+    <w:bookmarkStart w:id="122" w:name="X40a9258b5522d5251c1e768674d72527f746e37"/>
     <w:p>
       <w:pPr>
         <w:pStyle w:val="Heading4"/>
@@ -10694,64 +10706,54 @@
     </w:p>
     <w:p>
       <w:pPr>
-        <w:pStyle w:val="BlockText"/>
-      </w:pPr>
-      <w:r>
-        <w:rPr>
-          <w:b/>
-          <w:bCs/>
-        </w:rPr>
-        <w:t xml:space="preserve">Screenshot to insert.</w:t>
-      </w:r>
-      <w:r>
-        <w:t xml:space="preserve"> </w:t>
-      </w:r>
-      <w:r>
-        <w:rPr>
-          <w:b/>
-          <w:bCs/>
-        </w:rPr>
-        <w:t xml:space="preserve">Screen:</w:t>
-      </w:r>
-      <w:r>
-        <w:t xml:space="preserve"> </w:t>
-      </w:r>
-      <w:r>
-        <w:t xml:space="preserve">Settings (route</w:t>
-      </w:r>
-      <w:r>
-        <w:t xml:space="preserve"> </w:t>
-      </w:r>
-      <w:r>
-        <w:rPr>
-          <w:i/>
-          <w:iCs/>
-        </w:rPr>
-        <w:t xml:space="preserve">/client/configuration</w:t>
-      </w:r>
-      <w:r>
-        <w:t xml:space="preserve">).</w:t>
-      </w:r>
-      <w:r>
-        <w:t xml:space="preserve"> </w:t>
-      </w:r>
-      <w:r>
-        <w:rPr>
-          <w:b/>
-          <w:bCs/>
-        </w:rPr>
-        <w:t xml:space="preserve">Content:</w:t>
-      </w:r>
-      <w:r>
-        <w:t xml:space="preserve"> </w:t>
-      </w:r>
-      <w:r>
-        <w:t xml:space="preserve">the Notifications, Help, Appearance, Languages, and Legal and privacy sections, with the current language selected.</w:t>
-      </w:r>
-    </w:p>
-    <w:bookmarkEnd w:id="50"/>
-    <w:bookmarkEnd w:id="51"/>
-    <w:bookmarkStart w:id="59" w:name="Xa271d24ef680e5074b96aab514f5cd7377548ce"/>
+        <w:pStyle w:val="BodyText"/>
+      </w:pPr>
+      <w:r>
+        <w:drawing>
+          <wp:inline>
+            <wp:extent cx="5334000" cy="3201961"/>
+            <wp:effectExtent b="0" l="0" r="0" t="0"/>
+            <wp:docPr descr="Settings Screen" title="" id="120" name="Picture"/>
+            <a:graphic>
+              <a:graphicData uri="http://schemas.openxmlformats.org/drawingml/2006/picture">
+                <pic:pic>
+                  <pic:nvPicPr>
+                    <pic:cNvPr descr="capturas/user-24-settings-screen.jpg" id="121" name="Picture"/>
+                    <pic:cNvPicPr>
+                      <a:picLocks noChangeArrowheads="1" noChangeAspect="1"/>
+                    </pic:cNvPicPr>
+                  </pic:nvPicPr>
+                  <pic:blipFill>
+                    <a:blip r:embed="rId119"/>
+                    <a:stretch>
+                      <a:fillRect/>
+                    </a:stretch>
+                  </pic:blipFill>
+                  <pic:spPr bwMode="auto">
+                    <a:xfrm>
+                      <a:off x="0" y="0"/>
+                      <a:ext cx="5334000" cy="3201961"/>
+                    </a:xfrm>
+                    <a:prstGeom prst="rect">
+                      <a:avLst/>
+                    </a:prstGeom>
+                    <a:noFill/>
+                    <a:ln w="9525">
+                      <a:noFill/>
+                      <a:headEnd/>
+                      <a:tailEnd/>
+                    </a:ln>
+                  </pic:spPr>
+                </pic:pic>
+              </a:graphicData>
+            </a:graphic>
+          </wp:inline>
+        </w:drawing>
+      </w:r>
+    </w:p>
+    <w:bookmarkEnd w:id="122"/>
+    <w:bookmarkEnd w:id="123"/>
+    <w:bookmarkStart w:id="152" w:name="Xa271d24ef680e5074b96aab514f5cd7377548ce"/>
     <w:p>
       <w:pPr>
         <w:pStyle w:val="Heading3"/>
@@ -10768,7 +10770,7 @@
         <w:t xml:space="preserve">The operator receives the account from the business administrator. The operator can only see and update the services assigned to them; the system rejects any attempt to change a service of another operator.</w:t>
       </w:r>
     </w:p>
-    <w:bookmarkStart w:id="52" w:name="Xe877b6592e3f173d9df051d0318d2023ccd4ccb"/>
+    <w:bookmarkStart w:id="127" w:name="Xe877b6592e3f173d9df051d0318d2023ccd4ccb"/>
     <w:p>
       <w:pPr>
         <w:pStyle w:val="Heading4"/>
@@ -11058,63 +11060,53 @@
     </w:p>
     <w:p>
       <w:pPr>
-        <w:pStyle w:val="BlockText"/>
-      </w:pPr>
-      <w:r>
-        <w:rPr>
-          <w:b/>
-          <w:bCs/>
-        </w:rPr>
-        <w:t xml:space="preserve">Screenshot to insert.</w:t>
-      </w:r>
-      <w:r>
-        <w:t xml:space="preserve"> </w:t>
-      </w:r>
-      <w:r>
-        <w:rPr>
-          <w:b/>
-          <w:bCs/>
-        </w:rPr>
-        <w:t xml:space="preserve">Screen:</w:t>
-      </w:r>
-      <w:r>
-        <w:t xml:space="preserve"> </w:t>
-      </w:r>
-      <w:r>
-        <w:t xml:space="preserve">Dashboard (route</w:t>
-      </w:r>
-      <w:r>
-        <w:t xml:space="preserve"> </w:t>
-      </w:r>
-      <w:r>
-        <w:rPr>
-          <w:i/>
-          <w:iCs/>
-        </w:rPr>
-        <w:t xml:space="preserve">/operator</w:t>
-      </w:r>
-      <w:r>
-        <w:t xml:space="preserve">).</w:t>
-      </w:r>
-      <w:r>
-        <w:t xml:space="preserve"> </w:t>
-      </w:r>
-      <w:r>
-        <w:rPr>
-          <w:b/>
-          <w:bCs/>
-        </w:rPr>
-        <w:t xml:space="preserve">Content:</w:t>
-      </w:r>
-      <w:r>
-        <w:t xml:space="preserve"> </w:t>
-      </w:r>
-      <w:r>
-        <w:t xml:space="preserve">the greeting with the number of pending services, the indicators, the progress bar, and the Today's services list with one service in progress and another pending.</w:t>
-      </w:r>
-    </w:p>
-    <w:bookmarkEnd w:id="52"/>
-    <w:bookmarkStart w:id="53" w:name="X1631e7c6b9b04d185e24e88a2c23edacec01cb0"/>
+        <w:pStyle w:val="BodyText"/>
+      </w:pPr>
+      <w:r>
+        <w:drawing>
+          <wp:inline>
+            <wp:extent cx="5334000" cy="3201961"/>
+            <wp:effectExtent b="0" l="0" r="0" t="0"/>
+            <wp:docPr descr="Operator Dashboard" title="" id="125" name="Picture"/>
+            <a:graphic>
+              <a:graphicData uri="http://schemas.openxmlformats.org/drawingml/2006/picture">
+                <pic:pic>
+                  <pic:nvPicPr>
+                    <pic:cNvPr descr="capturas/user-25-operator-dashboard.jpg" id="126" name="Picture"/>
+                    <pic:cNvPicPr>
+                      <a:picLocks noChangeArrowheads="1" noChangeAspect="1"/>
+                    </pic:cNvPicPr>
+                  </pic:nvPicPr>
+                  <pic:blipFill>
+                    <a:blip r:embed="rId124"/>
+                    <a:stretch>
+                      <a:fillRect/>
+                    </a:stretch>
+                  </pic:blipFill>
+                  <pic:spPr bwMode="auto">
+                    <a:xfrm>
+                      <a:off x="0" y="0"/>
+                      <a:ext cx="5334000" cy="3201961"/>
+                    </a:xfrm>
+                    <a:prstGeom prst="rect">
+                      <a:avLst/>
+                    </a:prstGeom>
+                    <a:noFill/>
+                    <a:ln w="9525">
+                      <a:noFill/>
+                      <a:headEnd/>
+                      <a:tailEnd/>
+                    </a:ln>
+                  </pic:spPr>
+                </pic:pic>
+              </a:graphicData>
+            </a:graphic>
+          </wp:inline>
+        </w:drawing>
+      </w:r>
+    </w:p>
+    <w:bookmarkEnd w:id="127"/>
+    <w:bookmarkStart w:id="131" w:name="X1631e7c6b9b04d185e24e88a2c23edacec01cb0"/>
     <w:p>
       <w:pPr>
         <w:pStyle w:val="Heading4"/>
@@ -11529,63 +11521,53 @@
     </w:p>
     <w:p>
       <w:pPr>
-        <w:pStyle w:val="BlockText"/>
-      </w:pPr>
-      <w:r>
-        <w:rPr>
-          <w:b/>
-          <w:bCs/>
-        </w:rPr>
-        <w:t xml:space="preserve">Screenshot to insert.</w:t>
-      </w:r>
-      <w:r>
-        <w:t xml:space="preserve"> </w:t>
-      </w:r>
-      <w:r>
-        <w:rPr>
-          <w:b/>
-          <w:bCs/>
-        </w:rPr>
-        <w:t xml:space="preserve">Screen:</w:t>
-      </w:r>
-      <w:r>
-        <w:t xml:space="preserve"> </w:t>
-      </w:r>
-      <w:r>
-        <w:t xml:space="preserve">My Schedule (route</w:t>
-      </w:r>
-      <w:r>
-        <w:t xml:space="preserve"> </w:t>
-      </w:r>
-      <w:r>
-        <w:rPr>
-          <w:i/>
-          <w:iCs/>
-        </w:rPr>
-        <w:t xml:space="preserve">/operator/schedule</w:t>
-      </w:r>
-      <w:r>
-        <w:t xml:space="preserve">).</w:t>
-      </w:r>
-      <w:r>
-        <w:t xml:space="preserve"> </w:t>
-      </w:r>
-      <w:r>
-        <w:rPr>
-          <w:b/>
-          <w:bCs/>
-        </w:rPr>
-        <w:t xml:space="preserve">Content:</w:t>
-      </w:r>
-      <w:r>
-        <w:t xml:space="preserve"> </w:t>
-      </w:r>
-      <w:r>
-        <w:t xml:space="preserve">the calendar with one day selected, the totals, the Next service block, and the list of the day's bookings with their Start or Finish buttons.</w:t>
-      </w:r>
-    </w:p>
-    <w:bookmarkEnd w:id="53"/>
-    <w:bookmarkStart w:id="54" w:name="X86f28e63ec26f51b2d164dfe995a64bb58d2ebc"/>
+        <w:pStyle w:val="BodyText"/>
+      </w:pPr>
+      <w:r>
+        <w:drawing>
+          <wp:inline>
+            <wp:extent cx="5334000" cy="3201961"/>
+            <wp:effectExtent b="0" l="0" r="0" t="0"/>
+            <wp:docPr descr="Operator Schedule" title="" id="129" name="Picture"/>
+            <a:graphic>
+              <a:graphicData uri="http://schemas.openxmlformats.org/drawingml/2006/picture">
+                <pic:pic>
+                  <pic:nvPicPr>
+                    <pic:cNvPr descr="capturas/user-26-operator-schedule.jpg" id="130" name="Picture"/>
+                    <pic:cNvPicPr>
+                      <a:picLocks noChangeArrowheads="1" noChangeAspect="1"/>
+                    </pic:cNvPicPr>
+                  </pic:nvPicPr>
+                  <pic:blipFill>
+                    <a:blip r:embed="rId128"/>
+                    <a:stretch>
+                      <a:fillRect/>
+                    </a:stretch>
+                  </pic:blipFill>
+                  <pic:spPr bwMode="auto">
+                    <a:xfrm>
+                      <a:off x="0" y="0"/>
+                      <a:ext cx="5334000" cy="3201961"/>
+                    </a:xfrm>
+                    <a:prstGeom prst="rect">
+                      <a:avLst/>
+                    </a:prstGeom>
+                    <a:noFill/>
+                    <a:ln w="9525">
+                      <a:noFill/>
+                      <a:headEnd/>
+                      <a:tailEnd/>
+                    </a:ln>
+                  </pic:spPr>
+                </pic:pic>
+              </a:graphicData>
+            </a:graphic>
+          </wp:inline>
+        </w:drawing>
+      </w:r>
+    </w:p>
+    <w:bookmarkEnd w:id="131"/>
+    <w:bookmarkStart w:id="138" w:name="X86f28e63ec26f51b2d164dfe995a64bb58d2ebc"/>
     <w:p>
       <w:pPr>
         <w:pStyle w:val="Heading4"/>
@@ -12121,23 +12103,7 @@
         <w:t xml:space="preserve"> </w:t>
       </w:r>
       <w:r>
-        <w:t xml:space="preserve">The</w:t>
-      </w:r>
-      <w:r>
-        <w:t xml:space="preserve"> </w:t>
-      </w:r>
-      <w:r>
-        <w:rPr>
-          <w:b/>
-          <w:bCs/>
-        </w:rPr>
-        <w:t xml:space="preserve">Report progress</w:t>
-      </w:r>
-      <w:r>
-        <w:t xml:space="preserve"> </w:t>
-      </w:r>
-      <w:r>
-        <w:t xml:space="preserve">button only shows a confirmation in the current version; it does not send any update to the customer. The operator can only update the services assigned to them.</w:t>
+        <w:t xml:space="preserve">The service can be started from 15 minutes before the booked time. The operator can only update the services assigned to them.</w:t>
       </w:r>
     </w:p>
     <w:p>
@@ -12243,7 +12209,7 @@
               <w:pStyle w:val="Compact"/>
             </w:pPr>
             <w:r>
-              <w:t xml:space="preserve">Start Service (only on the day of the booking).</w:t>
+              <w:t xml:space="preserve">Start Service (from 15 minutes before the booked time).</w:t>
             </w:r>
           </w:p>
         </w:tc>
@@ -12363,59 +12329,130 @@
     </w:p>
     <w:p>
       <w:pPr>
-        <w:pStyle w:val="BlockText"/>
-      </w:pPr>
-      <w:r>
-        <w:rPr>
-          <w:b/>
-          <w:bCs/>
-        </w:rPr>
-        <w:t xml:space="preserve">Screenshot to insert.</w:t>
-      </w:r>
-      <w:r>
-        <w:t xml:space="preserve"> </w:t>
-      </w:r>
-      <w:r>
-        <w:rPr>
-          <w:b/>
-          <w:bCs/>
-        </w:rPr>
-        <w:t xml:space="preserve">Screen:</w:t>
-      </w:r>
-      <w:r>
-        <w:t xml:space="preserve"> </w:t>
-      </w:r>
-      <w:r>
-        <w:t xml:space="preserve">Assigned services (route</w:t>
-      </w:r>
-      <w:r>
-        <w:t xml:space="preserve"> </w:t>
-      </w:r>
+        <w:pStyle w:val="BodyText"/>
+      </w:pPr>
+      <w:r>
+        <w:drawing>
+          <wp:inline>
+            <wp:extent cx="5334000" cy="3201961"/>
+            <wp:effectExtent b="0" l="0" r="0" t="0"/>
+            <wp:docPr descr="List of Assigned Services With Filters" title="" id="133" name="Picture"/>
+            <a:graphic>
+              <a:graphicData uri="http://schemas.openxmlformats.org/drawingml/2006/picture">
+                <pic:pic>
+                  <pic:nvPicPr>
+                    <pic:cNvPr descr="capturas/user-27-list-of-assigned-services-with-filters.jpg" id="134" name="Picture"/>
+                    <pic:cNvPicPr>
+                      <a:picLocks noChangeArrowheads="1" noChangeAspect="1"/>
+                    </pic:cNvPicPr>
+                  </pic:nvPicPr>
+                  <pic:blipFill>
+                    <a:blip r:embed="rId132"/>
+                    <a:stretch>
+                      <a:fillRect/>
+                    </a:stretch>
+                  </pic:blipFill>
+                  <pic:spPr bwMode="auto">
+                    <a:xfrm>
+                      <a:off x="0" y="0"/>
+                      <a:ext cx="5334000" cy="3201961"/>
+                    </a:xfrm>
+                    <a:prstGeom prst="rect">
+                      <a:avLst/>
+                    </a:prstGeom>
+                    <a:noFill/>
+                    <a:ln w="9525">
+                      <a:noFill/>
+                      <a:headEnd/>
+                      <a:tailEnd/>
+                    </a:ln>
+                  </pic:spPr>
+                </pic:pic>
+              </a:graphicData>
+            </a:graphic>
+          </wp:inline>
+        </w:drawing>
+      </w:r>
+    </w:p>
+    <w:p>
+      <w:pPr>
+        <w:pStyle w:val="BodyText"/>
+      </w:pPr>
+      <w:r>
+        <w:rPr>
+          <w:b/>
+          <w:bCs/>
+        </w:rPr>
+        <w:t xml:space="preserve">Figure 28</w:t>
+      </w:r>
+    </w:p>
+    <w:p>
+      <w:pPr>
+        <w:pStyle w:val="BodyText"/>
+      </w:pPr>
       <w:r>
         <w:rPr>
           <w:i/>
           <w:iCs/>
         </w:rPr>
-        <w:t xml:space="preserve">/operator/assigned-services</w:t>
-      </w:r>
-      <w:r>
-        <w:t xml:space="preserve">).</w:t>
-      </w:r>
-      <w:r>
-        <w:t xml:space="preserve"> </w:t>
-      </w:r>
-      <w:r>
-        <w:rPr>
-          <w:b/>
-          <w:bCs/>
-        </w:rPr>
-        <w:t xml:space="preserve">Content:</w:t>
-      </w:r>
-      <w:r>
-        <w:t xml:space="preserve"> </w:t>
-      </w:r>
-      <w:r>
-        <w:t xml:space="preserve">the summary cards, the date and service type filters, and the table with the ID, Service type, Date &amp; time, Vehicle, Client, and Status columns, with at least four rows.</w:t>
+        <w:t xml:space="preserve">Service Information and Action Buttons</w:t>
+      </w:r>
+    </w:p>
+    <w:p>
+      <w:pPr>
+        <w:pStyle w:val="BodyText"/>
+      </w:pPr>
+      <w:r>
+        <w:drawing>
+          <wp:inline>
+            <wp:extent cx="5334000" cy="3994642"/>
+            <wp:effectExtent b="0" l="0" r="0" t="0"/>
+            <wp:docPr descr="Service Information and Action Buttons" title="" id="136" name="Picture"/>
+            <a:graphic>
+              <a:graphicData uri="http://schemas.openxmlformats.org/drawingml/2006/picture">
+                <pic:pic>
+                  <pic:nvPicPr>
+                    <pic:cNvPr descr="capturas/user-28-service-information-and-action-buttons.jpg" id="137" name="Picture"/>
+                    <pic:cNvPicPr>
+                      <a:picLocks noChangeArrowheads="1" noChangeAspect="1"/>
+                    </pic:cNvPicPr>
+                  </pic:nvPicPr>
+                  <pic:blipFill>
+                    <a:blip r:embed="rId135"/>
+                    <a:stretch>
+                      <a:fillRect/>
+                    </a:stretch>
+                  </pic:blipFill>
+                  <pic:spPr bwMode="auto">
+                    <a:xfrm>
+                      <a:off x="0" y="0"/>
+                      <a:ext cx="5334000" cy="3994642"/>
+                    </a:xfrm>
+                    <a:prstGeom prst="rect">
+                      <a:avLst/>
+                    </a:prstGeom>
+                    <a:noFill/>
+                    <a:ln w="9525">
+                      <a:noFill/>
+                      <a:headEnd/>
+                      <a:tailEnd/>
+                    </a:ln>
+                  </pic:spPr>
+                </pic:pic>
+              </a:graphicData>
+            </a:graphic>
+          </wp:inline>
+        </w:drawing>
+      </w:r>
+    </w:p>
+    <w:bookmarkEnd w:id="138"/>
+    <w:bookmarkStart w:id="142" w:name="Xe95d937f9193545db1eb5889725c06e7b1c89b1"/>
+    <w:p>
+      <w:pPr>
+        <w:pStyle w:val="Heading4"/>
+      </w:pPr>
+      <w:r>
+        <w:t xml:space="preserve">10.2.4 Operator Notifications</w:t>
       </w:r>
     </w:p>
     <w:p>
@@ -12423,11 +12460,67 @@
         <w:pStyle w:val="FirstParagraph"/>
       </w:pPr>
       <w:r>
-        <w:rPr>
-          <w:b/>
-          <w:bCs/>
-        </w:rPr>
-        <w:t xml:space="preserve">Figure 28</w:t>
+        <w:t xml:space="preserve">The operator's notifications work like the customer's (section 10.1.7). The most frequent notices are a new service assigned, a service moved to another time, a service cancelled, and a service reassigned to another operator. These staff notices arrive in the inbox and as push notifications, never by email. The operator opens them with</w:t>
+      </w:r>
+      <w:r>
+        <w:t xml:space="preserve"> </w:t>
+      </w:r>
+      <w:r>
+        <w:rPr>
+          <w:b/>
+          <w:bCs/>
+        </w:rPr>
+        <w:t xml:space="preserve">Notifications</w:t>
+      </w:r>
+      <w:r>
+        <w:t xml:space="preserve"> </w:t>
+      </w:r>
+      <w:r>
+        <w:t xml:space="preserve">in the side menu and uses the tabs, the filters, and the</w:t>
+      </w:r>
+      <w:r>
+        <w:t xml:space="preserve"> </w:t>
+      </w:r>
+      <w:r>
+        <w:rPr>
+          <w:b/>
+          <w:bCs/>
+        </w:rPr>
+        <w:t xml:space="preserve">Mark as read</w:t>
+      </w:r>
+      <w:r>
+        <w:t xml:space="preserve"> </w:t>
+      </w:r>
+      <w:r>
+        <w:t xml:space="preserve">and</w:t>
+      </w:r>
+      <w:r>
+        <w:t xml:space="preserve"> </w:t>
+      </w:r>
+      <w:r>
+        <w:rPr>
+          <w:b/>
+          <w:bCs/>
+        </w:rPr>
+        <w:t xml:space="preserve">Mark all as read</w:t>
+      </w:r>
+      <w:r>
+        <w:t xml:space="preserve"> </w:t>
+      </w:r>
+      <w:r>
+        <w:t xml:space="preserve">buttons.</w:t>
+      </w:r>
+    </w:p>
+    <w:p>
+      <w:pPr>
+        <w:pStyle w:val="BodyText"/>
+      </w:pPr>
+      <w:r>
+        <w:rPr>
+          <w:b/>
+          <w:bCs/>
+        </w:rPr>
+        <w:t xml:space="preserve">Figure 29</w:t>
       </w:r>
     </w:p>
     <w:p>
@@ -12439,202 +12532,58 @@
           <w:i/>
           <w:iCs/>
         </w:rPr>
-        <w:t xml:space="preserve">Service Information and Action Buttons</w:t>
-      </w:r>
-    </w:p>
-    <w:p>
-      <w:pPr>
-        <w:pStyle w:val="BlockText"/>
-      </w:pPr>
-      <w:r>
-        <w:rPr>
-          <w:b/>
-          <w:bCs/>
-        </w:rPr>
-        <w:t xml:space="preserve">Screenshot to insert.</w:t>
-      </w:r>
-      <w:r>
-        <w:t xml:space="preserve"> </w:t>
-      </w:r>
-      <w:r>
-        <w:rPr>
-          <w:b/>
-          <w:bCs/>
-        </w:rPr>
-        <w:t xml:space="preserve">Screen:</w:t>
-      </w:r>
-      <w:r>
-        <w:t xml:space="preserve"> </w:t>
-      </w:r>
-      <w:r>
-        <w:t xml:space="preserve">Assigned services &gt; click on a service.</w:t>
-      </w:r>
-      <w:r>
-        <w:t xml:space="preserve"> </w:t>
-      </w:r>
-      <w:r>
-        <w:rPr>
-          <w:b/>
-          <w:bCs/>
-        </w:rPr>
-        <w:t xml:space="preserve">Content:</w:t>
-      </w:r>
-      <w:r>
-        <w:t xml:space="preserve"> </w:t>
-      </w:r>
-      <w:r>
-        <w:t xml:space="preserve">the Service information panel with the service data and the Start Service and Finish Service buttons.</w:t>
-      </w:r>
-    </w:p>
-    <w:bookmarkEnd w:id="54"/>
-    <w:bookmarkStart w:id="55" w:name="Xe95d937f9193545db1eb5889725c06e7b1c89b1"/>
-    <w:p>
-      <w:pPr>
-        <w:pStyle w:val="Heading4"/>
-      </w:pPr>
-      <w:r>
-        <w:t xml:space="preserve">10.2.4 Operator Notifications</w:t>
-      </w:r>
-    </w:p>
-    <w:p>
-      <w:pPr>
-        <w:pStyle w:val="FirstParagraph"/>
-      </w:pPr>
-      <w:r>
-        <w:t xml:space="preserve">The operator's notifications work like the customer's (section 10.1.7). The most frequent notices are a new service assigned, a service moved to another time, a service cancelled, and a service reassigned to another operator. These staff notices arrive in the inbox and as push notifications, never by email. The operator opens them with</w:t>
-      </w:r>
-      <w:r>
-        <w:t xml:space="preserve"> </w:t>
-      </w:r>
-      <w:r>
-        <w:rPr>
-          <w:b/>
-          <w:bCs/>
-        </w:rPr>
-        <w:t xml:space="preserve">Notifications</w:t>
-      </w:r>
-      <w:r>
-        <w:t xml:space="preserve"> </w:t>
-      </w:r>
-      <w:r>
-        <w:t xml:space="preserve">in the side menu and uses the tabs, the filters, and the</w:t>
-      </w:r>
-      <w:r>
-        <w:t xml:space="preserve"> </w:t>
-      </w:r>
-      <w:r>
-        <w:rPr>
-          <w:b/>
-          <w:bCs/>
-        </w:rPr>
-        <w:t xml:space="preserve">Mark as read</w:t>
-      </w:r>
-      <w:r>
-        <w:t xml:space="preserve"> </w:t>
-      </w:r>
-      <w:r>
-        <w:t xml:space="preserve">and</w:t>
-      </w:r>
-      <w:r>
-        <w:t xml:space="preserve"> </w:t>
-      </w:r>
-      <w:r>
-        <w:rPr>
-          <w:b/>
-          <w:bCs/>
-        </w:rPr>
-        <w:t xml:space="preserve">Mark all as read</w:t>
-      </w:r>
-      <w:r>
-        <w:t xml:space="preserve"> </w:t>
-      </w:r>
-      <w:r>
-        <w:t xml:space="preserve">buttons.</w:t>
-      </w:r>
-    </w:p>
-    <w:p>
-      <w:pPr>
-        <w:pStyle w:val="BodyText"/>
-      </w:pPr>
-      <w:r>
-        <w:rPr>
-          <w:b/>
-          <w:bCs/>
-        </w:rPr>
-        <w:t xml:space="preserve">Figure 29</w:t>
-      </w:r>
-    </w:p>
-    <w:p>
-      <w:pPr>
-        <w:pStyle w:val="BodyText"/>
-      </w:pPr>
-      <w:r>
-        <w:rPr>
-          <w:i/>
-          <w:iCs/>
-        </w:rPr>
         <w:t xml:space="preserve">Operator Notifications</w:t>
       </w:r>
     </w:p>
     <w:p>
       <w:pPr>
-        <w:pStyle w:val="BlockText"/>
-      </w:pPr>
-      <w:r>
-        <w:rPr>
-          <w:b/>
-          <w:bCs/>
-        </w:rPr>
-        <w:t xml:space="preserve">Screenshot to insert.</w:t>
-      </w:r>
-      <w:r>
-        <w:t xml:space="preserve"> </w:t>
-      </w:r>
-      <w:r>
-        <w:rPr>
-          <w:b/>
-          <w:bCs/>
-        </w:rPr>
-        <w:t xml:space="preserve">Screen:</w:t>
-      </w:r>
-      <w:r>
-        <w:t xml:space="preserve"> </w:t>
-      </w:r>
-      <w:r>
-        <w:t xml:space="preserve">Notifications (route</w:t>
-      </w:r>
-      <w:r>
-        <w:t xml:space="preserve"> </w:t>
-      </w:r>
-      <w:r>
-        <w:rPr>
-          <w:i/>
-          <w:iCs/>
-        </w:rPr>
-        <w:t xml:space="preserve">/operator/notifications</w:t>
-      </w:r>
-      <w:r>
-        <w:t xml:space="preserve">).</w:t>
-      </w:r>
-      <w:r>
-        <w:t xml:space="preserve"> </w:t>
-      </w:r>
-      <w:r>
-        <w:rPr>
-          <w:b/>
-          <w:bCs/>
-        </w:rPr>
-        <w:t xml:space="preserve">Content:</w:t>
-      </w:r>
-      <w:r>
-        <w:t xml:space="preserve"> </w:t>
-      </w:r>
-      <w:r>
-        <w:t xml:space="preserve">the unread counter, the type tabs, and a list that includes a notice of a new service assigned.</w:t>
-      </w:r>
-    </w:p>
-    <w:bookmarkEnd w:id="55"/>
-    <w:bookmarkStart w:id="56" w:name="Xe0345ecbd35694f2bf6c6e026297cdf9548d7b2"/>
+        <w:pStyle w:val="BodyText"/>
+      </w:pPr>
+      <w:r>
+        <w:drawing>
+          <wp:inline>
+            <wp:extent cx="5334000" cy="3201961"/>
+            <wp:effectExtent b="0" l="0" r="0" t="0"/>
+            <wp:docPr descr="Operator Notifications" title="" id="140" name="Picture"/>
+            <a:graphic>
+              <a:graphicData uri="http://schemas.openxmlformats.org/drawingml/2006/picture">
+                <pic:pic>
+                  <pic:nvPicPr>
+                    <pic:cNvPr descr="capturas/user-29-operator-notifications.jpg" id="141" name="Picture"/>
+                    <pic:cNvPicPr>
+                      <a:picLocks noChangeArrowheads="1" noChangeAspect="1"/>
+                    </pic:cNvPicPr>
+                  </pic:nvPicPr>
+                  <pic:blipFill>
+                    <a:blip r:embed="rId139"/>
+                    <a:stretch>
+                      <a:fillRect/>
+                    </a:stretch>
+                  </pic:blipFill>
+                  <pic:spPr bwMode="auto">
+                    <a:xfrm>
+                      <a:off x="0" y="0"/>
+                      <a:ext cx="5334000" cy="3201961"/>
+                    </a:xfrm>
+                    <a:prstGeom prst="rect">
+                      <a:avLst/>
+                    </a:prstGeom>
+                    <a:noFill/>
+                    <a:ln w="9525">
+                      <a:noFill/>
+                      <a:headEnd/>
+                      <a:tailEnd/>
+                    </a:ln>
+                  </pic:spPr>
+                </pic:pic>
+              </a:graphicData>
+            </a:graphic>
+          </wp:inline>
+        </w:drawing>
+      </w:r>
+    </w:p>
+    <w:bookmarkEnd w:id="142"/>
+    <w:bookmarkStart w:id="146" w:name="Xe0345ecbd35694f2bf6c6e026297cdf9548d7b2"/>
     <w:p>
       <w:pPr>
         <w:pStyle w:val="Heading4"/>
@@ -12991,63 +12940,53 @@
     </w:p>
     <w:p>
       <w:pPr>
-        <w:pStyle w:val="BlockText"/>
-      </w:pPr>
-      <w:r>
-        <w:rPr>
-          <w:b/>
-          <w:bCs/>
-        </w:rPr>
-        <w:t xml:space="preserve">Screenshot to insert.</w:t>
-      </w:r>
-      <w:r>
-        <w:t xml:space="preserve"> </w:t>
-      </w:r>
-      <w:r>
-        <w:rPr>
-          <w:b/>
-          <w:bCs/>
-        </w:rPr>
-        <w:t xml:space="preserve">Screen:</w:t>
-      </w:r>
-      <w:r>
-        <w:t xml:space="preserve"> </w:t>
-      </w:r>
-      <w:r>
-        <w:t xml:space="preserve">History (route</w:t>
-      </w:r>
-      <w:r>
-        <w:t xml:space="preserve"> </w:t>
-      </w:r>
-      <w:r>
-        <w:rPr>
-          <w:i/>
-          <w:iCs/>
-        </w:rPr>
-        <w:t xml:space="preserve">/operator/service-history</w:t>
-      </w:r>
-      <w:r>
-        <w:t xml:space="preserve">).</w:t>
-      </w:r>
-      <w:r>
-        <w:t xml:space="preserve"> </w:t>
-      </w:r>
-      <w:r>
-        <w:rPr>
-          <w:b/>
-          <w:bCs/>
-        </w:rPr>
-        <w:t xml:space="preserve">Content:</w:t>
-      </w:r>
-      <w:r>
-        <w:t xml:space="preserve"> </w:t>
-      </w:r>
-      <w:r>
-        <w:t xml:space="preserve">the indicators, the final status tabs, and the table with date, service, vehicle, payment, amount, rating, and final status.</w:t>
-      </w:r>
-    </w:p>
-    <w:bookmarkEnd w:id="56"/>
-    <w:bookmarkStart w:id="57" w:name="Xfff259356973bde3ddc73da20a92e3cc7e0fa58"/>
+        <w:pStyle w:val="BodyText"/>
+      </w:pPr>
+      <w:r>
+        <w:drawing>
+          <wp:inline>
+            <wp:extent cx="5334000" cy="3369869"/>
+            <wp:effectExtent b="0" l="0" r="0" t="0"/>
+            <wp:docPr descr="Operator Service History" title="" id="144" name="Picture"/>
+            <a:graphic>
+              <a:graphicData uri="http://schemas.openxmlformats.org/drawingml/2006/picture">
+                <pic:pic>
+                  <pic:nvPicPr>
+                    <pic:cNvPr descr="capturas/user-30-operator-service-history.jpg" id="145" name="Picture"/>
+                    <pic:cNvPicPr>
+                      <a:picLocks noChangeArrowheads="1" noChangeAspect="1"/>
+                    </pic:cNvPicPr>
+                  </pic:nvPicPr>
+                  <pic:blipFill>
+                    <a:blip r:embed="rId143"/>
+                    <a:stretch>
+                      <a:fillRect/>
+                    </a:stretch>
+                  </pic:blipFill>
+                  <pic:spPr bwMode="auto">
+                    <a:xfrm>
+                      <a:off x="0" y="0"/>
+                      <a:ext cx="5334000" cy="3369869"/>
+                    </a:xfrm>
+                    <a:prstGeom prst="rect">
+                      <a:avLst/>
+                    </a:prstGeom>
+                    <a:noFill/>
+                    <a:ln w="9525">
+                      <a:noFill/>
+                      <a:headEnd/>
+                      <a:tailEnd/>
+                    </a:ln>
+                  </pic:spPr>
+                </pic:pic>
+              </a:graphicData>
+            </a:graphic>
+          </wp:inline>
+        </w:drawing>
+      </w:r>
+    </w:p>
+    <w:bookmarkEnd w:id="146"/>
+    <w:bookmarkStart w:id="150" w:name="Xfff259356973bde3ddc73da20a92e3cc7e0fa58"/>
     <w:p>
       <w:pPr>
         <w:pStyle w:val="Heading4"/>
@@ -13334,30 +13273,96 @@
     </w:p>
     <w:p>
       <w:pPr>
-        <w:pStyle w:val="BlockText"/>
-      </w:pPr>
-      <w:r>
-        <w:rPr>
-          <w:b/>
-          <w:bCs/>
-        </w:rPr>
-        <w:t xml:space="preserve">Screenshot to insert.</w:t>
-      </w:r>
-      <w:r>
-        <w:t xml:space="preserve"> </w:t>
-      </w:r>
-      <w:r>
-        <w:rPr>
-          <w:b/>
-          <w:bCs/>
-        </w:rPr>
-        <w:t xml:space="preserve">Screen:</w:t>
-      </w:r>
-      <w:r>
-        <w:t xml:space="preserve"> </w:t>
-      </w:r>
-      <w:r>
-        <w:t xml:space="preserve">Ratings (route</w:t>
+        <w:pStyle w:val="BodyText"/>
+      </w:pPr>
+      <w:r>
+        <w:drawing>
+          <wp:inline>
+            <wp:extent cx="5334000" cy="4143026"/>
+            <wp:effectExtent b="0" l="0" r="0" t="0"/>
+            <wp:docPr descr="Ratings Received by the Operator" title="" id="148" name="Picture"/>
+            <a:graphic>
+              <a:graphicData uri="http://schemas.openxmlformats.org/drawingml/2006/picture">
+                <pic:pic>
+                  <pic:nvPicPr>
+                    <pic:cNvPr descr="capturas/user-31-ratings-received-by-the-operator.jpg" id="149" name="Picture"/>
+                    <pic:cNvPicPr>
+                      <a:picLocks noChangeArrowheads="1" noChangeAspect="1"/>
+                    </pic:cNvPicPr>
+                  </pic:nvPicPr>
+                  <pic:blipFill>
+                    <a:blip r:embed="rId147"/>
+                    <a:stretch>
+                      <a:fillRect/>
+                    </a:stretch>
+                  </pic:blipFill>
+                  <pic:spPr bwMode="auto">
+                    <a:xfrm>
+                      <a:off x="0" y="0"/>
+                      <a:ext cx="5334000" cy="4143026"/>
+                    </a:xfrm>
+                    <a:prstGeom prst="rect">
+                      <a:avLst/>
+                    </a:prstGeom>
+                    <a:noFill/>
+                    <a:ln w="9525">
+                      <a:noFill/>
+                      <a:headEnd/>
+                      <a:tailEnd/>
+                    </a:ln>
+                  </pic:spPr>
+                </pic:pic>
+              </a:graphicData>
+            </a:graphic>
+          </wp:inline>
+        </w:drawing>
+      </w:r>
+    </w:p>
+    <w:bookmarkEnd w:id="150"/>
+    <w:bookmarkStart w:id="151" w:name="Xcef2d194fc35f6d0cb9a1c9c9d36f16ac8bfc61"/>
+    <w:p>
+      <w:pPr>
+        <w:pStyle w:val="Heading4"/>
+      </w:pPr>
+      <w:r>
+        <w:t xml:space="preserve">10.2.7 Operator Profile and Settings</w:t>
+      </w:r>
+    </w:p>
+    <w:p>
+      <w:pPr>
+        <w:pStyle w:val="FirstParagraph"/>
+      </w:pPr>
+      <w:r>
+        <w:t xml:space="preserve">The operator views and edits the personal data and changes the password in</w:t>
+      </w:r>
+      <w:r>
+        <w:t xml:space="preserve"> </w:t>
+      </w:r>
+      <w:r>
+        <w:rPr>
+          <w:b/>
+          <w:bCs/>
+        </w:rPr>
+        <w:t xml:space="preserve">Profile</w:t>
+      </w:r>
+      <w:r>
+        <w:t xml:space="preserve">, following the steps of section 10.1.8. The theme, the language, and the help center are available in</w:t>
+      </w:r>
+      <w:r>
+        <w:t xml:space="preserve"> </w:t>
+      </w:r>
+      <w:r>
+        <w:rPr>
+          <w:b/>
+          <w:bCs/>
+        </w:rPr>
+        <w:t xml:space="preserve">Settings</w:t>
+      </w:r>
+      <w:r>
+        <w:t xml:space="preserve"> </w:t>
+      </w:r>
+      <w:r>
+        <w:t xml:space="preserve">(route</w:t>
       </w:r>
       <w:r>
         <w:t xml:space="preserve"> </w:t>
@@ -13367,92 +13372,16 @@
           <w:i/>
           <w:iCs/>
         </w:rPr>
-        <w:t xml:space="preserve">/operator/qualifications</w:t>
-      </w:r>
-      <w:r>
-        <w:t xml:space="preserve">).</w:t>
-      </w:r>
-      <w:r>
-        <w:t xml:space="preserve"> </w:t>
-      </w:r>
-      <w:r>
-        <w:rPr>
-          <w:b/>
-          <w:bCs/>
-        </w:rPr>
-        <w:t xml:space="preserve">Content:</w:t>
-      </w:r>
-      <w:r>
-        <w:t xml:space="preserve"> </w:t>
-      </w:r>
-      <w:r>
-        <w:t xml:space="preserve">the average and total of ratings, the filters, and at least three ratings with comments.</w:t>
-      </w:r>
-    </w:p>
-    <w:bookmarkEnd w:id="57"/>
-    <w:bookmarkStart w:id="58" w:name="Xcef2d194fc35f6d0cb9a1c9c9d36f16ac8bfc61"/>
-    <w:p>
-      <w:pPr>
-        <w:pStyle w:val="Heading4"/>
-      </w:pPr>
-      <w:r>
-        <w:t xml:space="preserve">10.2.7 Operator Profile and Settings</w:t>
-      </w:r>
-    </w:p>
-    <w:p>
-      <w:pPr>
-        <w:pStyle w:val="FirstParagraph"/>
-      </w:pPr>
-      <w:r>
-        <w:t xml:space="preserve">The operator views and edits the personal data and changes the password in</w:t>
-      </w:r>
-      <w:r>
-        <w:t xml:space="preserve"> </w:t>
-      </w:r>
-      <w:r>
-        <w:rPr>
-          <w:b/>
-          <w:bCs/>
-        </w:rPr>
-        <w:t xml:space="preserve">Profile</w:t>
-      </w:r>
-      <w:r>
-        <w:t xml:space="preserve">, following the steps of section 10.1.8. The theme, the language, and the help center are available in</w:t>
-      </w:r>
-      <w:r>
-        <w:t xml:space="preserve"> </w:t>
-      </w:r>
-      <w:r>
-        <w:rPr>
-          <w:b/>
-          <w:bCs/>
-        </w:rPr>
-        <w:t xml:space="preserve">Settings</w:t>
-      </w:r>
-      <w:r>
-        <w:t xml:space="preserve"> </w:t>
-      </w:r>
-      <w:r>
-        <w:t xml:space="preserve">(route</w:t>
-      </w:r>
-      <w:r>
-        <w:t xml:space="preserve"> </w:t>
-      </w:r>
-      <w:r>
-        <w:rPr>
-          <w:i/>
-          <w:iCs/>
-        </w:rPr>
         <w:t xml:space="preserve">/operator/settings</w:t>
       </w:r>
       <w:r>
         <w:t xml:space="preserve">), as explained in section 10.1.9. If the administrator provided a temporary password, it should be changed at the first login.</w:t>
       </w:r>
     </w:p>
-    <w:bookmarkEnd w:id="58"/>
-    <w:bookmarkEnd w:id="59"/>
-    <w:bookmarkEnd w:id="60"/>
-    <w:bookmarkStart w:id="61" w:name="X4f34fcd2baa3c6c2113ad2dab038370b4f193c3"/>
+    <w:bookmarkEnd w:id="151"/>
+    <w:bookmarkEnd w:id="152"/>
+    <w:bookmarkEnd w:id="153"/>
+    <w:bookmarkStart w:id="154" w:name="X4f34fcd2baa3c6c2113ad2dab038370b4f193c3"/>
     <w:p>
       <w:pPr>
         <w:pStyle w:val="Heading2"/>
@@ -14482,29 +14411,29 @@
               <w:pStyle w:val="Compact"/>
             </w:pPr>
             <w:r>
-              <w:t xml:space="preserve">That vehicle already has a booking at that time.</w:t>
-            </w:r>
-          </w:p>
-        </w:tc>
-        <w:tc>
-          <w:tcPr/>
-          <w:p>
-            <w:pPr>
-              <w:pStyle w:val="Compact"/>
-            </w:pPr>
-            <w:r>
-              <w:t xml:space="preserve">The vehicle is already booked in that slot.</w:t>
-            </w:r>
-          </w:p>
-        </w:tc>
-        <w:tc>
-          <w:tcPr/>
-          <w:p>
-            <w:pPr>
-              <w:pStyle w:val="Compact"/>
-            </w:pPr>
-            <w:r>
-              <w:t xml:space="preserve">Choose another time.</w:t>
+              <w:t xml:space="preserve">The car wash is closed that day. Choose another date.</w:t>
+            </w:r>
+          </w:p>
+        </w:tc>
+        <w:tc>
+          <w:tcPr/>
+          <w:p>
+            <w:pPr>
+              <w:pStyle w:val="Compact"/>
+            </w:pPr>
+            <w:r>
+              <w:t xml:space="preserve">The chosen day is marked as closed.</w:t>
+            </w:r>
+          </w:p>
+        </w:tc>
+        <w:tc>
+          <w:tcPr/>
+          <w:p>
+            <w:pPr>
+              <w:pStyle w:val="Compact"/>
+            </w:pPr>
+            <w:r>
+              <w:t xml:space="preserve">Choose another date.</w:t>
             </w:r>
           </w:p>
         </w:tc>
@@ -14517,29 +14446,29 @@
               <w:pStyle w:val="Compact"/>
             </w:pPr>
             <w:r>
-              <w:t xml:space="preserve">That date cannot be booked.</w:t>
-            </w:r>
-          </w:p>
-        </w:tc>
-        <w:tc>
-          <w:tcPr/>
-          <w:p>
-            <w:pPr>
-              <w:pStyle w:val="Compact"/>
-            </w:pPr>
-            <w:r>
-              <w:t xml:space="preserve">The date is in the past or beyond the booking window.</w:t>
-            </w:r>
-          </w:p>
-        </w:tc>
-        <w:tc>
-          <w:tcPr/>
-          <w:p>
-            <w:pPr>
-              <w:pStyle w:val="Compact"/>
-            </w:pPr>
-            <w:r>
-              <w:t xml:space="preserve">Choose a valid date.</w:t>
+              <w:t xml:space="preserve">At that time the service does not fit in the opening hours. Choose another time.</w:t>
+            </w:r>
+          </w:p>
+        </w:tc>
+        <w:tc>
+          <w:tcPr/>
+          <w:p>
+            <w:pPr>
+              <w:pStyle w:val="Compact"/>
+            </w:pPr>
+            <w:r>
+              <w:t xml:space="preserve">The service would end after closing time or overlaps the break.</w:t>
+            </w:r>
+          </w:p>
+        </w:tc>
+        <w:tc>
+          <w:tcPr/>
+          <w:p>
+            <w:pPr>
+              <w:pStyle w:val="Compact"/>
+            </w:pPr>
+            <w:r>
+              <w:t xml:space="preserve">Choose another of the free times.</w:t>
             </w:r>
           </w:p>
         </w:tc>
@@ -14552,29 +14481,29 @@
               <w:pStyle w:val="Compact"/>
             </w:pPr>
             <w:r>
-              <w:t xml:space="preserve">This booking can no longer be changed.</w:t>
-            </w:r>
-          </w:p>
-        </w:tc>
-        <w:tc>
-          <w:tcPr/>
-          <w:p>
-            <w:pPr>
-              <w:pStyle w:val="Compact"/>
-            </w:pPr>
-            <w:r>
-              <w:t xml:space="preserve">The booking already started or was closed.</w:t>
-            </w:r>
-          </w:p>
-        </w:tc>
-        <w:tc>
-          <w:tcPr/>
-          <w:p>
-            <w:pPr>
-              <w:pStyle w:val="Compact"/>
-            </w:pPr>
-            <w:r>
-              <w:t xml:space="preserve">Contact the business.</w:t>
+              <w:t xml:space="preserve">That time has already passed. Choose a later time.</w:t>
+            </w:r>
+          </w:p>
+        </w:tc>
+        <w:tc>
+          <w:tcPr/>
+          <w:p>
+            <w:pPr>
+              <w:pStyle w:val="Compact"/>
+            </w:pPr>
+            <w:r>
+              <w:t xml:space="preserve">The chosen time is already in the past.</w:t>
+            </w:r>
+          </w:p>
+        </w:tc>
+        <w:tc>
+          <w:tcPr/>
+          <w:p>
+            <w:pPr>
+              <w:pStyle w:val="Compact"/>
+            </w:pPr>
+            <w:r>
+              <w:t xml:space="preserve">Choose a later time.</w:t>
             </w:r>
           </w:p>
         </w:tc>
@@ -14587,29 +14516,29 @@
               <w:pStyle w:val="Compact"/>
             </w:pPr>
             <w:r>
-              <w:t xml:space="preserve">Invalid file</w:t>
-            </w:r>
-          </w:p>
-        </w:tc>
-        <w:tc>
-          <w:tcPr/>
-          <w:p>
-            <w:pPr>
-              <w:pStyle w:val="Compact"/>
-            </w:pPr>
-            <w:r>
-              <w:t xml:space="preserve">The receipt is not a JPG or PNG image of up to 10 MB.</w:t>
-            </w:r>
-          </w:p>
-        </w:tc>
-        <w:tc>
-          <w:tcPr/>
-          <w:p>
-            <w:pPr>
-              <w:pStyle w:val="Compact"/>
-            </w:pPr>
-            <w:r>
-              <w:t xml:space="preserve">Attach a valid image.</w:t>
+              <w:t xml:space="preserve">Too many failed attempts. Your account is locked for 15 minutes...</w:t>
+            </w:r>
+          </w:p>
+        </w:tc>
+        <w:tc>
+          <w:tcPr/>
+          <w:p>
+            <w:pPr>
+              <w:pStyle w:val="Compact"/>
+            </w:pPr>
+            <w:r>
+              <w:t xml:space="preserve">The password was typed wrong five times within 15 minutes.</w:t>
+            </w:r>
+          </w:p>
+        </w:tc>
+        <w:tc>
+          <w:tcPr/>
+          <w:p>
+            <w:pPr>
+              <w:pStyle w:val="Compact"/>
+            </w:pPr>
+            <w:r>
+              <w:t xml:space="preserve">Wait 15 minutes or use Forgot your password?.</w:t>
             </w:r>
           </w:p>
         </w:tc>
@@ -14622,29 +14551,29 @@
               <w:pStyle w:val="Compact"/>
             </w:pPr>
             <w:r>
-              <w:t xml:space="preserve">Only a completed service can be rated. / This service was already rated.</w:t>
-            </w:r>
-          </w:p>
-        </w:tc>
-        <w:tc>
-          <w:tcPr/>
-          <w:p>
-            <w:pPr>
-              <w:pStyle w:val="Compact"/>
-            </w:pPr>
-            <w:r>
-              <w:t xml:space="preserve">The rating is not allowed.</w:t>
-            </w:r>
-          </w:p>
-        </w:tc>
-        <w:tc>
-          <w:tcPr/>
-          <w:p>
-            <w:pPr>
-              <w:pStyle w:val="Compact"/>
-            </w:pPr>
-            <w:r>
-              <w:t xml:space="preserve">Wait until the service is completed; a booking is rated only once.</w:t>
+              <w:t xml:space="preserve">That vehicle already has a booking at that time.</w:t>
+            </w:r>
+          </w:p>
+        </w:tc>
+        <w:tc>
+          <w:tcPr/>
+          <w:p>
+            <w:pPr>
+              <w:pStyle w:val="Compact"/>
+            </w:pPr>
+            <w:r>
+              <w:t xml:space="preserve">The vehicle is already booked in that slot.</w:t>
+            </w:r>
+          </w:p>
+        </w:tc>
+        <w:tc>
+          <w:tcPr/>
+          <w:p>
+            <w:pPr>
+              <w:pStyle w:val="Compact"/>
+            </w:pPr>
+            <w:r>
+              <w:t xml:space="preserve">Choose another time.</w:t>
             </w:r>
           </w:p>
         </w:tc>
@@ -14657,29 +14586,29 @@
               <w:pStyle w:val="Compact"/>
             </w:pPr>
             <w:r>
-              <w:t xml:space="preserve">You must start the service first. / This service was already started.</w:t>
-            </w:r>
-          </w:p>
-        </w:tc>
-        <w:tc>
-          <w:tcPr/>
-          <w:p>
-            <w:pPr>
-              <w:pStyle w:val="Compact"/>
-            </w:pPr>
-            <w:r>
-              <w:t xml:space="preserve">The operator tried an action out of order.</w:t>
-            </w:r>
-          </w:p>
-        </w:tc>
-        <w:tc>
-          <w:tcPr/>
-          <w:p>
-            <w:pPr>
-              <w:pStyle w:val="Compact"/>
-            </w:pPr>
-            <w:r>
-              <w:t xml:space="preserve">Start the service before finishing it.</w:t>
+              <w:t xml:space="preserve">That date cannot be booked.</w:t>
+            </w:r>
+          </w:p>
+        </w:tc>
+        <w:tc>
+          <w:tcPr/>
+          <w:p>
+            <w:pPr>
+              <w:pStyle w:val="Compact"/>
+            </w:pPr>
+            <w:r>
+              <w:t xml:space="preserve">The date is in the past or beyond the booking window.</w:t>
+            </w:r>
+          </w:p>
+        </w:tc>
+        <w:tc>
+          <w:tcPr/>
+          <w:p>
+            <w:pPr>
+              <w:pStyle w:val="Compact"/>
+            </w:pPr>
+            <w:r>
+              <w:t xml:space="preserve">Choose a valid date.</w:t>
             </w:r>
           </w:p>
         </w:tc>
@@ -14692,29 +14621,29 @@
               <w:pStyle w:val="Compact"/>
             </w:pPr>
             <w:r>
-              <w:t xml:space="preserve">To confirm the payment you still need to: ...</w:t>
-            </w:r>
-          </w:p>
-        </w:tc>
-        <w:tc>
-          <w:tcPr/>
-          <w:p>
-            <w:pPr>
-              <w:pStyle w:val="Compact"/>
-            </w:pPr>
-            <w:r>
-              <w:t xml:space="preserve">Data of the payment is missing (receipt, reference, or amount).</w:t>
-            </w:r>
-          </w:p>
-        </w:tc>
-        <w:tc>
-          <w:tcPr/>
-          <w:p>
-            <w:pPr>
-              <w:pStyle w:val="Compact"/>
-            </w:pPr>
-            <w:r>
-              <w:t xml:space="preserve">Complete the items listed under the button.</w:t>
+              <w:t xml:space="preserve">This booking can no longer be changed.</w:t>
+            </w:r>
+          </w:p>
+        </w:tc>
+        <w:tc>
+          <w:tcPr/>
+          <w:p>
+            <w:pPr>
+              <w:pStyle w:val="Compact"/>
+            </w:pPr>
+            <w:r>
+              <w:t xml:space="preserve">The booking already started or was closed.</w:t>
+            </w:r>
+          </w:p>
+        </w:tc>
+        <w:tc>
+          <w:tcPr/>
+          <w:p>
+            <w:pPr>
+              <w:pStyle w:val="Compact"/>
+            </w:pPr>
+            <w:r>
+              <w:t xml:space="preserve">Contact the business.</w:t>
             </w:r>
           </w:p>
         </w:tc>
@@ -14727,29 +14656,29 @@
               <w:pStyle w:val="Compact"/>
             </w:pPr>
             <w:r>
-              <w:t xml:space="preserve">That coupon doesn't exist.</w:t>
-            </w:r>
-          </w:p>
-        </w:tc>
-        <w:tc>
-          <w:tcPr/>
-          <w:p>
-            <w:pPr>
-              <w:pStyle w:val="Compact"/>
-            </w:pPr>
-            <w:r>
-              <w:t xml:space="preserve">The coupon code is wrong.</w:t>
-            </w:r>
-          </w:p>
-        </w:tc>
-        <w:tc>
-          <w:tcPr/>
-          <w:p>
-            <w:pPr>
-              <w:pStyle w:val="Compact"/>
-            </w:pPr>
-            <w:r>
-              <w:t xml:space="preserve">Check the code shown in the coupon notice.</w:t>
+              <w:t xml:space="preserve">Invalid file</w:t>
+            </w:r>
+          </w:p>
+        </w:tc>
+        <w:tc>
+          <w:tcPr/>
+          <w:p>
+            <w:pPr>
+              <w:pStyle w:val="Compact"/>
+            </w:pPr>
+            <w:r>
+              <w:t xml:space="preserve">The receipt is not a JPG or PNG image of up to 10 MB.</w:t>
+            </w:r>
+          </w:p>
+        </w:tc>
+        <w:tc>
+          <w:tcPr/>
+          <w:p>
+            <w:pPr>
+              <w:pStyle w:val="Compact"/>
+            </w:pPr>
+            <w:r>
+              <w:t xml:space="preserve">Attach a valid image.</w:t>
             </w:r>
           </w:p>
         </w:tc>
@@ -14762,29 +14691,29 @@
               <w:pStyle w:val="Compact"/>
             </w:pPr>
             <w:r>
-              <w:t xml:space="preserve">That coupon isn't active, or you haven't reached the points it needs yet.</w:t>
-            </w:r>
-          </w:p>
-        </w:tc>
-        <w:tc>
-          <w:tcPr/>
-          <w:p>
-            <w:pPr>
-              <w:pStyle w:val="Compact"/>
-            </w:pPr>
-            <w:r>
-              <w:t xml:space="preserve">The coupon is paused, outside its dates, or locked.</w:t>
-            </w:r>
-          </w:p>
-        </w:tc>
-        <w:tc>
-          <w:tcPr/>
-          <w:p>
-            <w:pPr>
-              <w:pStyle w:val="Compact"/>
-            </w:pPr>
-            <w:r>
-              <w:t xml:space="preserve">Check the points in the dashboard.</w:t>
+              <w:t xml:space="preserve">Only a completed service can be rated. / This service was already rated.</w:t>
+            </w:r>
+          </w:p>
+        </w:tc>
+        <w:tc>
+          <w:tcPr/>
+          <w:p>
+            <w:pPr>
+              <w:pStyle w:val="Compact"/>
+            </w:pPr>
+            <w:r>
+              <w:t xml:space="preserve">The rating is not allowed.</w:t>
+            </w:r>
+          </w:p>
+        </w:tc>
+        <w:tc>
+          <w:tcPr/>
+          <w:p>
+            <w:pPr>
+              <w:pStyle w:val="Compact"/>
+            </w:pPr>
+            <w:r>
+              <w:t xml:space="preserve">Wait until the service is completed; a booking is rated only once.</w:t>
             </w:r>
           </w:p>
         </w:tc>
@@ -14797,29 +14726,29 @@
               <w:pStyle w:val="Compact"/>
             </w:pPr>
             <w:r>
-              <w:t xml:space="preserve">You already redeemed this coupon on this booking.</w:t>
-            </w:r>
-          </w:p>
-        </w:tc>
-        <w:tc>
-          <w:tcPr/>
-          <w:p>
-            <w:pPr>
-              <w:pStyle w:val="Compact"/>
-            </w:pPr>
-            <w:r>
-              <w:t xml:space="preserve">The coupon was already used on that booking.</w:t>
-            </w:r>
-          </w:p>
-        </w:tc>
-        <w:tc>
-          <w:tcPr/>
-          <w:p>
-            <w:pPr>
-              <w:pStyle w:val="Compact"/>
-            </w:pPr>
-            <w:r>
-              <w:t xml:space="preserve">Pay without the coupon or use another one.</w:t>
+              <w:t xml:space="preserve">You must start the service first. / This service was already started.</w:t>
+            </w:r>
+          </w:p>
+        </w:tc>
+        <w:tc>
+          <w:tcPr/>
+          <w:p>
+            <w:pPr>
+              <w:pStyle w:val="Compact"/>
+            </w:pPr>
+            <w:r>
+              <w:t xml:space="preserve">The operator tried an action out of order.</w:t>
+            </w:r>
+          </w:p>
+        </w:tc>
+        <w:tc>
+          <w:tcPr/>
+          <w:p>
+            <w:pPr>
+              <w:pStyle w:val="Compact"/>
+            </w:pPr>
+            <w:r>
+              <w:t xml:space="preserve">Start the service before finishing it.</w:t>
             </w:r>
           </w:p>
         </w:tc>
@@ -14832,6 +14761,146 @@
               <w:pStyle w:val="Compact"/>
             </w:pPr>
             <w:r>
+              <w:t xml:space="preserve">To confirm the payment you still need to: ...</w:t>
+            </w:r>
+          </w:p>
+        </w:tc>
+        <w:tc>
+          <w:tcPr/>
+          <w:p>
+            <w:pPr>
+              <w:pStyle w:val="Compact"/>
+            </w:pPr>
+            <w:r>
+              <w:t xml:space="preserve">Data of the payment is missing (receipt, reference, or amount).</w:t>
+            </w:r>
+          </w:p>
+        </w:tc>
+        <w:tc>
+          <w:tcPr/>
+          <w:p>
+            <w:pPr>
+              <w:pStyle w:val="Compact"/>
+            </w:pPr>
+            <w:r>
+              <w:t xml:space="preserve">Complete the items listed under the button.</w:t>
+            </w:r>
+          </w:p>
+        </w:tc>
+      </w:tr>
+      <w:tr>
+        <w:tc>
+          <w:tcPr/>
+          <w:p>
+            <w:pPr>
+              <w:pStyle w:val="Compact"/>
+            </w:pPr>
+            <w:r>
+              <w:t xml:space="preserve">That coupon doesn't exist.</w:t>
+            </w:r>
+          </w:p>
+        </w:tc>
+        <w:tc>
+          <w:tcPr/>
+          <w:p>
+            <w:pPr>
+              <w:pStyle w:val="Compact"/>
+            </w:pPr>
+            <w:r>
+              <w:t xml:space="preserve">The coupon code is wrong.</w:t>
+            </w:r>
+          </w:p>
+        </w:tc>
+        <w:tc>
+          <w:tcPr/>
+          <w:p>
+            <w:pPr>
+              <w:pStyle w:val="Compact"/>
+            </w:pPr>
+            <w:r>
+              <w:t xml:space="preserve">Check the code shown in the coupon notice.</w:t>
+            </w:r>
+          </w:p>
+        </w:tc>
+      </w:tr>
+      <w:tr>
+        <w:tc>
+          <w:tcPr/>
+          <w:p>
+            <w:pPr>
+              <w:pStyle w:val="Compact"/>
+            </w:pPr>
+            <w:r>
+              <w:t xml:space="preserve">That coupon isn't active, or you haven't reached the points it needs yet.</w:t>
+            </w:r>
+          </w:p>
+        </w:tc>
+        <w:tc>
+          <w:tcPr/>
+          <w:p>
+            <w:pPr>
+              <w:pStyle w:val="Compact"/>
+            </w:pPr>
+            <w:r>
+              <w:t xml:space="preserve">The coupon is paused, outside its dates, or locked.</w:t>
+            </w:r>
+          </w:p>
+        </w:tc>
+        <w:tc>
+          <w:tcPr/>
+          <w:p>
+            <w:pPr>
+              <w:pStyle w:val="Compact"/>
+            </w:pPr>
+            <w:r>
+              <w:t xml:space="preserve">Check the points in the dashboard.</w:t>
+            </w:r>
+          </w:p>
+        </w:tc>
+      </w:tr>
+      <w:tr>
+        <w:tc>
+          <w:tcPr/>
+          <w:p>
+            <w:pPr>
+              <w:pStyle w:val="Compact"/>
+            </w:pPr>
+            <w:r>
+              <w:t xml:space="preserve">You already redeemed this coupon on this booking.</w:t>
+            </w:r>
+          </w:p>
+        </w:tc>
+        <w:tc>
+          <w:tcPr/>
+          <w:p>
+            <w:pPr>
+              <w:pStyle w:val="Compact"/>
+            </w:pPr>
+            <w:r>
+              <w:t xml:space="preserve">The coupon was already used on that booking.</w:t>
+            </w:r>
+          </w:p>
+        </w:tc>
+        <w:tc>
+          <w:tcPr/>
+          <w:p>
+            <w:pPr>
+              <w:pStyle w:val="Compact"/>
+            </w:pPr>
+            <w:r>
+              <w:t xml:space="preserve">Pay without the coupon or use another one.</w:t>
+            </w:r>
+          </w:p>
+        </w:tc>
+      </w:tr>
+      <w:tr>
+        <w:tc>
+          <w:tcPr/>
+          <w:p>
+            <w:pPr>
+              <w:pStyle w:val="Compact"/>
+            </w:pPr>
+            <w:r>
               <w:t xml:space="preserve">Cannot reach the server. Please try again in a moment.</w:t>
             </w:r>
           </w:p>
@@ -14878,8 +14947,8 @@
         <w:t xml:space="preserve">Texts taken from the English translation file of the web application.</w:t>
       </w:r>
     </w:p>
-    <w:bookmarkEnd w:id="61"/>
-    <w:bookmarkStart w:id="62" w:name="X4c17fc38dd633d427028e770c213bfe3965e315"/>
+    <w:bookmarkEnd w:id="154"/>
+    <w:bookmarkStart w:id="158" w:name="X4c17fc38dd633d427028e770c213bfe3965e315"/>
     <w:p>
       <w:pPr>
         <w:pStyle w:val="Heading2"/>
@@ -15012,50 +15081,53 @@
     </w:p>
     <w:p>
       <w:pPr>
-        <w:pStyle w:val="BlockText"/>
-      </w:pPr>
-      <w:r>
-        <w:rPr>
-          <w:b/>
-          <w:bCs/>
-        </w:rPr>
-        <w:t xml:space="preserve">Screenshot to insert.</w:t>
-      </w:r>
-      <w:r>
-        <w:t xml:space="preserve"> </w:t>
-      </w:r>
-      <w:r>
-        <w:rPr>
-          <w:b/>
-          <w:bCs/>
-        </w:rPr>
-        <w:t xml:space="preserve">Screen:</w:t>
-      </w:r>
-      <w:r>
-        <w:t xml:space="preserve"> </w:t>
-      </w:r>
-      <w:r>
-        <w:t xml:space="preserve">side menu &gt; Log Out.</w:t>
-      </w:r>
-      <w:r>
-        <w:t xml:space="preserve"> </w:t>
-      </w:r>
-      <w:r>
-        <w:rPr>
-          <w:b/>
-          <w:bCs/>
-        </w:rPr>
-        <w:t xml:space="preserve">Content:</w:t>
-      </w:r>
-      <w:r>
-        <w:t xml:space="preserve"> </w:t>
-      </w:r>
-      <w:r>
-        <w:t xml:space="preserve">the "Log out" window with the message "Are you sure you want to log out?" and the Yes, log out and Cancel buttons.</w:t>
-      </w:r>
-    </w:p>
-    <w:bookmarkEnd w:id="62"/>
-    <w:bookmarkStart w:id="79" w:name="X7a4913db6cb1b3c4cb6c122beacaf68da4b3196"/>
+        <w:pStyle w:val="BodyText"/>
+      </w:pPr>
+      <w:r>
+        <w:drawing>
+          <wp:inline>
+            <wp:extent cx="5334000" cy="3201961"/>
+            <wp:effectExtent b="0" l="0" r="0" t="0"/>
+            <wp:docPr descr="Log Out Confirmation" title="" id="156" name="Picture"/>
+            <a:graphic>
+              <a:graphicData uri="http://schemas.openxmlformats.org/drawingml/2006/picture">
+                <pic:pic>
+                  <pic:nvPicPr>
+                    <pic:cNvPr descr="capturas/user-32-log-out-confirmation.jpg" id="157" name="Picture"/>
+                    <pic:cNvPicPr>
+                      <a:picLocks noChangeArrowheads="1" noChangeAspect="1"/>
+                    </pic:cNvPicPr>
+                  </pic:nvPicPr>
+                  <pic:blipFill>
+                    <a:blip r:embed="rId155"/>
+                    <a:stretch>
+                      <a:fillRect/>
+                    </a:stretch>
+                  </pic:blipFill>
+                  <pic:spPr bwMode="auto">
+                    <a:xfrm>
+                      <a:off x="0" y="0"/>
+                      <a:ext cx="5334000" cy="3201961"/>
+                    </a:xfrm>
+                    <a:prstGeom prst="rect">
+                      <a:avLst/>
+                    </a:prstGeom>
+                    <a:noFill/>
+                    <a:ln w="9525">
+                      <a:noFill/>
+                      <a:headEnd/>
+                      <a:tailEnd/>
+                    </a:ln>
+                  </pic:spPr>
+                </pic:pic>
+              </a:graphicData>
+            </a:graphic>
+          </wp:inline>
+        </w:drawing>
+      </w:r>
+    </w:p>
+    <w:bookmarkEnd w:id="158"/>
+    <w:bookmarkStart w:id="175" w:name="X7a4913db6cb1b3c4cb6c122beacaf68da4b3196"/>
     <w:p>
       <w:pPr>
         <w:pStyle w:val="Heading2"/>
@@ -15064,7 +15136,7 @@
         <w:t xml:space="preserve">13. Frequently Asked Questions</w:t>
       </w:r>
     </w:p>
-    <w:bookmarkStart w:id="63" w:name="what-do-i-do-if-i-forgot-my-password"/>
+    <w:bookmarkStart w:id="159" w:name="what-do-i-do-if-i-forgot-my-password"/>
     <w:p>
       <w:pPr>
         <w:pStyle w:val="Heading5"/>
@@ -15081,8 +15153,8 @@
         <w:t xml:space="preserve">On the login screen, click "Forgot your password?" and follow the three steps of section 8.3. The code arrives at the registered email and is valid for 15 minutes.</w:t>
       </w:r>
     </w:p>
-    <w:bookmarkEnd w:id="63"/>
-    <w:bookmarkStart w:id="64" w:name="why-wont-the-system-let-me-register"/>
+    <w:bookmarkEnd w:id="159"/>
+    <w:bookmarkStart w:id="160" w:name="why-wont-the-system-let-me-register"/>
     <w:p>
       <w:pPr>
         <w:pStyle w:val="Heading5"/>
@@ -15099,8 +15171,8 @@
         <w:t xml:space="preserve">The system only accepts emails ending in @gmail.com, and each email and each ID number can have only one account. In addition, the two legal documents must be accepted.</w:t>
       </w:r>
     </w:p>
-    <w:bookmarkEnd w:id="64"/>
-    <w:bookmarkStart w:id="65" w:name="Xb140809e2abbb109ad0f9bed9537768fa1908a3"/>
+    <w:bookmarkEnd w:id="160"/>
+    <w:bookmarkStart w:id="161" w:name="Xb140809e2abbb109ad0f9bed9537768fa1908a3"/>
     <w:p>
       <w:pPr>
         <w:pStyle w:val="Heading5"/>
@@ -15114,11 +15186,27 @@
         <w:pStyle w:val="FirstParagraph"/>
       </w:pPr>
       <w:r>
-        <w:t xml:space="preserve">No. The current version does not lock accounts for failed attempts. If you do not remember the password, use password recovery.</w:t>
-      </w:r>
-    </w:p>
-    <w:bookmarkEnd w:id="65"/>
-    <w:bookmarkStart w:id="66" w:name="X2742a6725edfa4dceba04bb2a78a624c9034984"/>
+        <w:t xml:space="preserve">Yes. After five failed attempts within 15 minutes, the account is locked for 15 minutes. You can wait that time or use</w:t>
+      </w:r>
+      <w:r>
+        <w:t xml:space="preserve"> </w:t>
+      </w:r>
+      <w:r>
+        <w:rPr>
+          <w:b/>
+          <w:bCs/>
+        </w:rPr>
+        <w:t xml:space="preserve">Forgot your password?</w:t>
+      </w:r>
+      <w:r>
+        <w:t xml:space="preserve"> </w:t>
+      </w:r>
+      <w:r>
+        <w:t xml:space="preserve">to create a new password and log in right away.</w:t>
+      </w:r>
+    </w:p>
+    <w:bookmarkEnd w:id="161"/>
+    <w:bookmarkStart w:id="162" w:name="X2742a6725edfa4dceba04bb2a78a624c9034984"/>
     <w:p>
       <w:pPr>
         <w:pStyle w:val="Heading5"/>
@@ -15135,8 +15223,8 @@
         <w:t xml:space="preserve">When the time is free, the booking is confirmed at once: the system shows "Booking created!" and the booking appears in the dashboard and in History with the status Confirmed.</w:t>
       </w:r>
     </w:p>
-    <w:bookmarkEnd w:id="66"/>
-    <w:bookmarkStart w:id="67" w:name="Xdb403392929fba726b4bab996b3409b4d12de55"/>
+    <w:bookmarkEnd w:id="162"/>
+    <w:bookmarkStart w:id="163" w:name="Xdb403392929fba726b4bab996b3409b4d12de55"/>
     <w:p>
       <w:pPr>
         <w:pStyle w:val="Heading5"/>
@@ -15153,8 +15241,8 @@
         <w:t xml:space="preserve">The screen only offers free times. If another person takes the time while you book, the system suggests the closest free times of the same day; choose one and confirm.</w:t>
       </w:r>
     </w:p>
-    <w:bookmarkEnd w:id="67"/>
-    <w:bookmarkStart w:id="68" w:name="can-i-choose-who-washes-my-vehicle"/>
+    <w:bookmarkEnd w:id="163"/>
+    <w:bookmarkStart w:id="164" w:name="can-i-choose-who-washes-my-vehicle"/>
     <w:p>
       <w:pPr>
         <w:pStyle w:val="Heading5"/>
@@ -15168,11 +15256,27 @@
         <w:pStyle w:val="FirstParagraph"/>
       </w:pPr>
       <w:r>
-        <w:t xml:space="preserve">No. The administrator assigns the operator. You can see the assigned operator in the dashboard and receive a notification when the operator is assigned.</w:t>
-      </w:r>
-    </w:p>
-    <w:bookmarkEnd w:id="68"/>
-    <w:bookmarkStart w:id="69" w:name="how-do-i-change-the-date-of-a-booking"/>
+        <w:t xml:space="preserve">Yes, it is optional. When booking,</w:t>
+      </w:r>
+      <w:r>
+        <w:t xml:space="preserve"> </w:t>
+      </w:r>
+      <w:r>
+        <w:rPr>
+          <w:b/>
+          <w:bCs/>
+        </w:rPr>
+        <w:t xml:space="preserve">Operator (optional)</w:t>
+      </w:r>
+      <w:r>
+        <w:t xml:space="preserve"> </w:t>
+      </w:r>
+      <w:r>
+        <w:t xml:space="preserve">lists the operators who are free at that time. If you do not choose one, the system assigns a free operator automatically. You can see the assigned operator in the dashboard and receive a notification when the operator is assigned or changed.</w:t>
+      </w:r>
+    </w:p>
+    <w:bookmarkEnd w:id="164"/>
+    <w:bookmarkStart w:id="165" w:name="how-do-i-change-the-date-of-a-booking"/>
     <w:p>
       <w:pPr>
         <w:pStyle w:val="Heading5"/>
@@ -15189,8 +15293,8 @@
         <w:t xml:space="preserve">The web application does not allow changing the date or the time. Cancel the booking before its start time and book again, or contact the business.</w:t>
       </w:r>
     </w:p>
-    <w:bookmarkEnd w:id="69"/>
-    <w:bookmarkStart w:id="70" w:name="how-do-i-pay-for-my-service"/>
+    <w:bookmarkEnd w:id="165"/>
+    <w:bookmarkStart w:id="166" w:name="how-do-i-pay-for-my-service"/>
     <w:p>
       <w:pPr>
         <w:pStyle w:val="Heading5"/>
@@ -15207,8 +15311,8 @@
         <w:t xml:space="preserve">In Pay service, choose the method. With Nequi, Daviplata, or Transfer, scan the QR code, transfer the exact amount, and attach the receipt with the transaction reference; with Cash, pay at the business.</w:t>
       </w:r>
     </w:p>
-    <w:bookmarkEnd w:id="70"/>
-    <w:bookmarkStart w:id="71" w:name="does-the-system-store-my-card-data"/>
+    <w:bookmarkEnd w:id="166"/>
+    <w:bookmarkStart w:id="167" w:name="does-the-system-store-my-card-data"/>
     <w:p>
       <w:pPr>
         <w:pStyle w:val="Heading5"/>
@@ -15225,8 +15329,8 @@
         <w:t xml:space="preserve">No. The system does not request or store card data.</w:t>
       </w:r>
     </w:p>
-    <w:bookmarkEnd w:id="71"/>
-    <w:bookmarkStart w:id="72" w:name="why-does-my-payment-appear-as-in-review"/>
+    <w:bookmarkEnd w:id="167"/>
+    <w:bookmarkStart w:id="168" w:name="why-does-my-payment-appear-as-in-review"/>
     <w:p>
       <w:pPr>
         <w:pStyle w:val="Heading5"/>
@@ -15243,8 +15347,8 @@
         <w:t xml:space="preserve">Because an administrator must verify that the money arrived in the business's account. When the administrator approves or rejects it, you receive a notification and an email; you can also check the status in History.</w:t>
       </w:r>
     </w:p>
-    <w:bookmarkEnd w:id="72"/>
-    <w:bookmarkStart w:id="73" w:name="can-i-use-a-promotion-code"/>
+    <w:bookmarkEnd w:id="168"/>
+    <w:bookmarkStart w:id="169" w:name="can-i-use-a-promotion-code"/>
     <w:p>
       <w:pPr>
         <w:pStyle w:val="Heading5"/>
@@ -15261,8 +15365,8 @@
         <w:t xml:space="preserve">Yes. When your points unlock a coupon, you receive a notice with its code. In Pay service, type it in Coupon code and click Apply before confirming the payment.</w:t>
       </w:r>
     </w:p>
-    <w:bookmarkEnd w:id="73"/>
-    <w:bookmarkStart w:id="74" w:name="how-do-i-earn-loyalty-points"/>
+    <w:bookmarkEnd w:id="169"/>
+    <w:bookmarkStart w:id="170" w:name="how-do-i-earn-loyalty-points"/>
     <w:p>
       <w:pPr>
         <w:pStyle w:val="Heading5"/>
@@ -15279,8 +15383,8 @@
         <w:t xml:space="preserve">Each service adds the points shown when booking ("Earns N points"). The points are credited when the administrator approves the payment of the booking, and you can see your progress in the dashboard. Points are not spent: they unlock coupons.</w:t>
       </w:r>
     </w:p>
-    <w:bookmarkEnd w:id="74"/>
-    <w:bookmarkStart w:id="75" w:name="how-do-i-rate-a-service"/>
+    <w:bookmarkEnd w:id="170"/>
+    <w:bookmarkStart w:id="171" w:name="how-do-i-rate-a-service"/>
     <w:p>
       <w:pPr>
         <w:pStyle w:val="Heading5"/>
@@ -15297,8 +15401,8 @@
         <w:t xml:space="preserve">When the booking is Completed, open History, click "Rate Service", choose from one to five stars, and, if desired, write a comment. Each booking can be rated only once.</w:t>
       </w:r>
     </w:p>
-    <w:bookmarkEnd w:id="75"/>
-    <w:bookmarkStart w:id="76" w:name="can-i-change-the-language-or-the-colors"/>
+    <w:bookmarkEnd w:id="171"/>
+    <w:bookmarkStart w:id="172" w:name="can-i-change-the-language-or-the-colors"/>
     <w:p>
       <w:pPr>
         <w:pStyle w:val="Heading5"/>
@@ -15315,14 +15419,14 @@
         <w:t xml:space="preserve">Yes. In Settings you can choose Spanish, English, French, or Portuguese and one of four color themes.</w:t>
       </w:r>
     </w:p>
-    <w:bookmarkEnd w:id="76"/>
-    <w:bookmarkStart w:id="77" w:name="can-i-delete-my-account"/>
+    <w:bookmarkEnd w:id="172"/>
+    <w:bookmarkStart w:id="173" w:name="can-i-delete-or-deactivate-my-account"/>
     <w:p>
       <w:pPr>
         <w:pStyle w:val="Heading5"/>
       </w:pPr>
       <w:r>
-        <w:t xml:space="preserve">Can I delete my account?</w:t>
+        <w:t xml:space="preserve">Can I delete or deactivate my account?</w:t>
       </w:r>
     </w:p>
     <w:p>
@@ -15330,11 +15434,27 @@
         <w:pStyle w:val="FirstParagraph"/>
       </w:pPr>
       <w:r>
-        <w:t xml:space="preserve">The Delete account option deactivates the account: you will not be able to log in, but your history is kept. To reactivate it, contact the administrator.</w:t>
-      </w:r>
-    </w:p>
-    <w:bookmarkEnd w:id="77"/>
-    <w:bookmarkStart w:id="78" w:name="Xa9d4992a2ac20cb1b5580e53749c46c799fd23e"/>
+        <w:t xml:space="preserve">The</w:t>
+      </w:r>
+      <w:r>
+        <w:t xml:space="preserve"> </w:t>
+      </w:r>
+      <w:r>
+        <w:rPr>
+          <w:b/>
+          <w:bCs/>
+        </w:rPr>
+        <w:t xml:space="preserve">Deactivate my account</w:t>
+      </w:r>
+      <w:r>
+        <w:t xml:space="preserve"> </w:t>
+      </w:r>
+      <w:r>
+        <w:t xml:space="preserve">option deactivates the account, without erasing it: you will not be able to log in, but your history is kept. To reactivate it, contact the administrator.</w:t>
+      </w:r>
+    </w:p>
+    <w:bookmarkEnd w:id="173"/>
+    <w:bookmarkStart w:id="174" w:name="Xa9d4992a2ac20cb1b5580e53749c46c799fd23e"/>
     <w:p>
       <w:pPr>
         <w:pStyle w:val="Heading5"/>
@@ -15351,9 +15471,9 @@
         <w:t xml:space="preserve">A service can only be started on the day of the booking, only if it is assigned to you, and only when you do not have another service in progress. If the service is yours and the problem continues, inform the administrator.</w:t>
       </w:r>
     </w:p>
-    <w:bookmarkEnd w:id="78"/>
-    <w:bookmarkEnd w:id="79"/>
-    <w:bookmarkStart w:id="80" w:name="X0fa6fbdd5490fe47b49d10c65f8bfca49160d19"/>
+    <w:bookmarkEnd w:id="174"/>
+    <w:bookmarkEnd w:id="175"/>
+    <w:bookmarkStart w:id="176" w:name="X0fa6fbdd5490fe47b49d10c65f8bfca49160d19"/>
     <w:p>
       <w:pPr>
         <w:pStyle w:val="Heading2"/>
@@ -15850,8 +15970,8 @@
         <w:t xml:space="preserve">Based on the glossary of the project documentation.</w:t>
       </w:r>
     </w:p>
-    <w:bookmarkEnd w:id="80"/>
-    <w:bookmarkStart w:id="84" w:name="references"/>
+    <w:bookmarkEnd w:id="176"/>
+    <w:bookmarkStart w:id="180" w:name="references"/>
     <w:p>
       <w:pPr>
         <w:pStyle w:val="Heading2"/>
@@ -15886,7 +16006,7 @@
       <w:r>
         <w:t xml:space="preserve"> </w:t>
       </w:r>
-      <w:hyperlink r:id="rId81">
+      <w:hyperlink r:id="rId177">
         <w:r>
           <w:rPr>
             <w:rStyle w:val="Hyperlink"/>
@@ -15945,7 +16065,7 @@
       <w:r>
         <w:t xml:space="preserve"> </w:t>
       </w:r>
-      <w:hyperlink r:id="rId82">
+      <w:hyperlink r:id="rId178">
         <w:r>
           <w:rPr>
             <w:rStyle w:val="Hyperlink"/>
@@ -15980,7 +16100,7 @@
       <w:r>
         <w:t xml:space="preserve"> </w:t>
       </w:r>
-      <w:hyperlink r:id="rId83">
+      <w:hyperlink r:id="rId179">
         <w:r>
           <w:rPr>
             <w:rStyle w:val="Hyperlink"/>
@@ -15989,8 +16109,8 @@
         </w:r>
       </w:hyperlink>
     </w:p>
-    <w:bookmarkEnd w:id="84"/>
-    <w:bookmarkStart w:id="87" w:name="X8cfa2d58357511abd614ba97b7597f227b1ab02"/>
+    <w:bookmarkEnd w:id="180"/>
+    <w:bookmarkStart w:id="183" w:name="X8cfa2d58357511abd614ba97b7597f227b1ab02"/>
     <w:p>
       <w:pPr>
         <w:pStyle w:val="Heading2"/>
@@ -15999,13 +16119,13 @@
         <w:t xml:space="preserve">15. Annexes</w:t>
       </w:r>
     </w:p>
-    <w:bookmarkStart w:id="85" w:name="annex-a-list-of-figures-pending-capture"/>
+    <w:bookmarkStart w:id="181" w:name="annex-a-source-of-the-screenshots"/>
     <w:p>
       <w:pPr>
         <w:pStyle w:val="Heading3"/>
       </w:pPr>
       <w:r>
-        <w:t xml:space="preserve">Annex A. List of Figures Pending Capture</w:t>
+        <w:t xml:space="preserve">Annex A. Source of the Screenshots</w:t>
       </w:r>
     </w:p>
     <w:p>
@@ -16013,11 +16133,56 @@
         <w:pStyle w:val="FirstParagraph"/>
       </w:pPr>
       <w:r>
-        <w:t xml:space="preserve">Before delivery, the team must verify that each of the 32 placeholders of this manual was replaced by a real and sharp screenshot of the final version, ordered according to the flow of use. Screenshots must not contain real emails, ID numbers, phone numbers, plates, bank accounts, or passwords; test accounts must be used.</w:t>
-      </w:r>
-    </w:p>
-    <w:bookmarkEnd w:id="85"/>
-    <w:bookmarkStart w:id="86" w:name="annex-b-delivery-checklist"/>
+        <w:t xml:space="preserve">The figures in this manual were taken on October 16, 2026, on the version of the</w:t>
+      </w:r>
+      <w:r>
+        <w:t xml:space="preserve"> </w:t>
+      </w:r>
+      <w:r>
+        <w:rPr>
+          <w:i/>
+          <w:iCs/>
+        </w:rPr>
+        <w:t xml:space="preserve">develop</w:t>
+      </w:r>
+      <w:r>
+        <w:t xml:space="preserve"> </w:t>
+      </w:r>
+      <w:r>
+        <w:t xml:space="preserve">branch, with the whole system running in Docker and the web at</w:t>
+      </w:r>
+      <w:r>
+        <w:t xml:space="preserve"> </w:t>
+      </w:r>
+      <w:r>
+        <w:rPr>
+          <w:i/>
+          <w:iCs/>
+        </w:rPr>
+        <w:t xml:space="preserve">http://localhost:4200</w:t>
+      </w:r>
+      <w:r>
+        <w:t xml:space="preserve">. Test accounts, vehicles, bookings, and payments created only for the screenshots were used, so no real emails, ID numbers, phone numbers, plates, or bank accounts appear. If a screen changes in a future version, the corresponding screenshot must be taken again with the same file name in the</w:t>
+      </w:r>
+      <w:r>
+        <w:t xml:space="preserve"> </w:t>
+      </w:r>
+      <w:r>
+        <w:rPr>
+          <w:i/>
+          <w:iCs/>
+        </w:rPr>
+        <w:t xml:space="preserve">capturas</w:t>
+      </w:r>
+      <w:r>
+        <w:t xml:space="preserve"> </w:t>
+      </w:r>
+      <w:r>
+        <w:t xml:space="preserve">folder.</w:t>
+      </w:r>
+    </w:p>
+    <w:bookmarkEnd w:id="181"/>
+    <w:bookmarkStart w:id="182" w:name="annex-b-delivery-checklist"/>
     <w:p>
       <w:pPr>
         <w:pStyle w:val="Heading3"/>
@@ -16191,7 +16356,7 @@
               <w:pStyle w:val="Compact"/>
             </w:pPr>
             <w:r>
-              <w:t xml:space="preserve">All figures were replaced by real screenshots</w:t>
+              <w:t xml:space="preserve">All figures are real screenshots of the final version</w:t>
             </w:r>
           </w:p>
         </w:tc>
@@ -16322,9 +16487,9 @@
         <w:t xml:space="preserve">Adapted from the checklist of the guide for writing software manuals (SENA, 2026).</w:t>
       </w:r>
     </w:p>
-    <w:bookmarkEnd w:id="86"/>
-    <w:bookmarkEnd w:id="87"/>
-    <w:bookmarkEnd w:id="88"/>
+    <w:bookmarkEnd w:id="182"/>
+    <w:bookmarkEnd w:id="183"/>
+    <w:bookmarkEnd w:id="184"/>
     <w:sectPr>
       <w:footnotePr>
         <w:numRestart w:val="eachSect"/>
@@ -17874,7 +18039,7 @@
       <w:color w:themeColor="accent1" w:themeShade="BF" w:val="365F91"/>
     </w:rPr>
   </w:style>
-  <w:style w:type="paragraph" w:customStyle="1" w:styleId="SourceCode">
+  <w:style w:customStyle="1" w:styleId="SourceCode" w:type="paragraph">
     <w:name w:val="Source Code"/>
     <w:basedOn w:val="Normal"/>
     <w:link w:val="VerbatimChar"/>
@@ -17882,7 +18047,7 @@
       <w:wordWrap w:val="off"/>
     </w:pPr>
   </w:style>
-  <w:style w:type="character" w:customStyle="1" w:styleId="KeywordTok">
+  <w:style w:customStyle="1" w:styleId="KeywordTok" w:type="character">
     <w:name w:val="KeywordTok"/>
     <w:basedOn w:val="VerbatimChar"/>
     <w:rPr>
@@ -17890,77 +18055,77 @@
       <w:color w:val="007020"/>
     </w:rPr>
   </w:style>
-  <w:style w:type="character" w:customStyle="1" w:styleId="DataTypeTok">
+  <w:style w:customStyle="1" w:styleId="DataTypeTok" w:type="character">
     <w:name w:val="DataTypeTok"/>
     <w:basedOn w:val="VerbatimChar"/>
     <w:rPr>
       <w:color w:val="902000"/>
     </w:rPr>
   </w:style>
-  <w:style w:type="character" w:customStyle="1" w:styleId="DecValTok">
+  <w:style w:customStyle="1" w:styleId="DecValTok" w:type="character">
     <w:name w:val="DecValTok"/>
     <w:basedOn w:val="VerbatimChar"/>
     <w:rPr>
       <w:color w:val="40a070"/>
     </w:rPr>
   </w:style>
-  <w:style w:type="character" w:customStyle="1" w:styleId="BaseNTok">
+  <w:style w:customStyle="1" w:styleId="BaseNTok" w:type="character">
     <w:name w:val="BaseNTok"/>
     <w:basedOn w:val="VerbatimChar"/>
     <w:rPr>
       <w:color w:val="40a070"/>
     </w:rPr>
   </w:style>
-  <w:style w:type="character" w:customStyle="1" w:styleId="FloatTok">
+  <w:style w:customStyle="1" w:styleId="FloatTok" w:type="character">
     <w:name w:val="FloatTok"/>
     <w:basedOn w:val="VerbatimChar"/>
     <w:rPr>
       <w:color w:val="40a070"/>
     </w:rPr>
   </w:style>
-  <w:style w:type="character" w:customStyle="1" w:styleId="ConstantTok">
+  <w:style w:customStyle="1" w:styleId="ConstantTok" w:type="character">
     <w:name w:val="ConstantTok"/>
     <w:basedOn w:val="VerbatimChar"/>
     <w:rPr>
       <w:color w:val="880000"/>
     </w:rPr>
   </w:style>
-  <w:style w:type="character" w:customStyle="1" w:styleId="CharTok">
+  <w:style w:customStyle="1" w:styleId="CharTok" w:type="character">
     <w:name w:val="CharTok"/>
     <w:basedOn w:val="VerbatimChar"/>
     <w:rPr>
       <w:color w:val="4070a0"/>
     </w:rPr>
   </w:style>
-  <w:style w:type="character" w:customStyle="1" w:styleId="SpecialCharTok">
+  <w:style w:customStyle="1" w:styleId="SpecialCharTok" w:type="character">
     <w:name w:val="SpecialCharTok"/>
     <w:basedOn w:val="VerbatimChar"/>
     <w:rPr>
       <w:color w:val="4070a0"/>
     </w:rPr>
   </w:style>
-  <w:style w:type="character" w:customStyle="1" w:styleId="StringTok">
+  <w:style w:customStyle="1" w:styleId="StringTok" w:type="character">
     <w:name w:val="StringTok"/>
     <w:basedOn w:val="VerbatimChar"/>
     <w:rPr>
       <w:color w:val="4070a0"/>
     </w:rPr>
   </w:style>
-  <w:style w:type="character" w:customStyle="1" w:styleId="VerbatimStringTok">
+  <w:style w:customStyle="1" w:styleId="VerbatimStringTok" w:type="character">
     <w:name w:val="VerbatimStringTok"/>
     <w:basedOn w:val="VerbatimChar"/>
     <w:rPr>
       <w:color w:val="4070a0"/>
     </w:rPr>
   </w:style>
-  <w:style w:type="character" w:customStyle="1" w:styleId="SpecialStringTok">
+  <w:style w:customStyle="1" w:styleId="SpecialStringTok" w:type="character">
     <w:name w:val="SpecialStringTok"/>
     <w:basedOn w:val="VerbatimChar"/>
     <w:rPr>
       <w:color w:val="bb6688"/>
     </w:rPr>
   </w:style>
-  <w:style w:type="character" w:customStyle="1" w:styleId="ImportTok">
+  <w:style w:customStyle="1" w:styleId="ImportTok" w:type="character">
     <w:name w:val="ImportTok"/>
     <w:basedOn w:val="VerbatimChar"/>
     <w:rPr>
@@ -17968,7 +18133,7 @@
       <w:color w:val="008000"/>
     </w:rPr>
   </w:style>
-  <w:style w:type="character" w:customStyle="1" w:styleId="CommentTok">
+  <w:style w:customStyle="1" w:styleId="CommentTok" w:type="character">
     <w:name w:val="CommentTok"/>
     <w:basedOn w:val="VerbatimChar"/>
     <w:rPr>
@@ -17976,7 +18141,7 @@
       <w:color w:val="60a0b0"/>
     </w:rPr>
   </w:style>
-  <w:style w:type="character" w:customStyle="1" w:styleId="DocumentationTok">
+  <w:style w:customStyle="1" w:styleId="DocumentationTok" w:type="character">
     <w:name w:val="DocumentationTok"/>
     <w:basedOn w:val="VerbatimChar"/>
     <w:rPr>
@@ -17984,7 +18149,7 @@
       <w:color w:val="ba2121"/>
     </w:rPr>
   </w:style>
-  <w:style w:type="character" w:customStyle="1" w:styleId="AnnotationTok">
+  <w:style w:customStyle="1" w:styleId="AnnotationTok" w:type="character">
     <w:name w:val="AnnotationTok"/>
     <w:basedOn w:val="VerbatimChar"/>
     <w:rPr>
@@ -17993,7 +18158,7 @@
       <w:color w:val="60a0b0"/>
     </w:rPr>
   </w:style>
-  <w:style w:type="character" w:customStyle="1" w:styleId="CommentVarTok">
+  <w:style w:customStyle="1" w:styleId="CommentVarTok" w:type="character">
     <w:name w:val="CommentVarTok"/>
     <w:basedOn w:val="VerbatimChar"/>
     <w:rPr>
@@ -18002,28 +18167,28 @@
       <w:color w:val="60a0b0"/>
     </w:rPr>
   </w:style>
-  <w:style w:type="character" w:customStyle="1" w:styleId="OtherTok">
+  <w:style w:customStyle="1" w:styleId="OtherTok" w:type="character">
     <w:name w:val="OtherTok"/>
     <w:basedOn w:val="VerbatimChar"/>
     <w:rPr>
       <w:color w:val="007020"/>
     </w:rPr>
   </w:style>
-  <w:style w:type="character" w:customStyle="1" w:styleId="FunctionTok">
+  <w:style w:customStyle="1" w:styleId="FunctionTok" w:type="character">
     <w:name w:val="FunctionTok"/>
     <w:basedOn w:val="VerbatimChar"/>
     <w:rPr>
       <w:color w:val="06287e"/>
     </w:rPr>
   </w:style>
-  <w:style w:type="character" w:customStyle="1" w:styleId="VariableTok">
+  <w:style w:customStyle="1" w:styleId="VariableTok" w:type="character">
     <w:name w:val="VariableTok"/>
     <w:basedOn w:val="VerbatimChar"/>
     <w:rPr>
       <w:color w:val="19177c"/>
     </w:rPr>
   </w:style>
-  <w:style w:type="character" w:customStyle="1" w:styleId="ControlFlowTok">
+  <w:style w:customStyle="1" w:styleId="ControlFlowTok" w:type="character">
     <w:name w:val="ControlFlowTok"/>
     <w:basedOn w:val="VerbatimChar"/>
     <w:rPr>
@@ -18031,45 +18196,45 @@
       <w:color w:val="007020"/>
     </w:rPr>
   </w:style>
-  <w:style w:type="character" w:customStyle="1" w:styleId="OperatorTok">
+  <w:style w:customStyle="1" w:styleId="OperatorTok" w:type="character">
     <w:name w:val="OperatorTok"/>
     <w:basedOn w:val="VerbatimChar"/>
     <w:rPr>
       <w:color w:val="666666"/>
     </w:rPr>
   </w:style>
-  <w:style w:type="character" w:customStyle="1" w:styleId="BuiltInTok">
+  <w:style w:customStyle="1" w:styleId="BuiltInTok" w:type="character">
     <w:name w:val="BuiltInTok"/>
     <w:basedOn w:val="VerbatimChar"/>
     <w:rPr>
       <w:color w:val="008000"/>
     </w:rPr>
   </w:style>
-  <w:style w:type="character" w:customStyle="1" w:styleId="ExtensionTok">
+  <w:style w:customStyle="1" w:styleId="ExtensionTok" w:type="character">
     <w:name w:val="ExtensionTok"/>
     <w:basedOn w:val="VerbatimChar"/>
     <w:rPr/>
   </w:style>
-  <w:style w:type="character" w:customStyle="1" w:styleId="PreprocessorTok">
+  <w:style w:customStyle="1" w:styleId="PreprocessorTok" w:type="character">
     <w:name w:val="PreprocessorTok"/>
     <w:basedOn w:val="VerbatimChar"/>
     <w:rPr>
       <w:color w:val="bc7a00"/>
     </w:rPr>
   </w:style>
-  <w:style w:type="character" w:customStyle="1" w:styleId="AttributeTok">
+  <w:style w:customStyle="1" w:styleId="AttributeTok" w:type="character">
     <w:name w:val="AttributeTok"/>
     <w:basedOn w:val="VerbatimChar"/>
     <w:rPr>
       <w:color w:val="7d9029"/>
     </w:rPr>
   </w:style>
-  <w:style w:type="character" w:customStyle="1" w:styleId="RegionMarkerTok">
+  <w:style w:customStyle="1" w:styleId="RegionMarkerTok" w:type="character">
     <w:name w:val="RegionMarkerTok"/>
     <w:basedOn w:val="VerbatimChar"/>
     <w:rPr/>
   </w:style>
-  <w:style w:type="character" w:customStyle="1" w:styleId="InformationTok">
+  <w:style w:customStyle="1" w:styleId="InformationTok" w:type="character">
     <w:name w:val="InformationTok"/>
     <w:basedOn w:val="VerbatimChar"/>
     <w:rPr>
@@ -18078,7 +18243,7 @@
       <w:color w:val="60a0b0"/>
     </w:rPr>
   </w:style>
-  <w:style w:type="character" w:customStyle="1" w:styleId="WarningTok">
+  <w:style w:customStyle="1" w:styleId="WarningTok" w:type="character">
     <w:name w:val="WarningTok"/>
     <w:basedOn w:val="VerbatimChar"/>
     <w:rPr>
@@ -18087,7 +18252,7 @@
       <w:color w:val="60a0b0"/>
     </w:rPr>
   </w:style>
-  <w:style w:type="character" w:customStyle="1" w:styleId="AlertTok">
+  <w:style w:customStyle="1" w:styleId="AlertTok" w:type="character">
     <w:name w:val="AlertTok"/>
     <w:basedOn w:val="VerbatimChar"/>
     <w:rPr>
@@ -18095,7 +18260,7 @@
       <w:color w:val="ff0000"/>
     </w:rPr>
   </w:style>
-  <w:style w:type="character" w:customStyle="1" w:styleId="ErrorTok">
+  <w:style w:customStyle="1" w:styleId="ErrorTok" w:type="character">
     <w:name w:val="ErrorTok"/>
     <w:basedOn w:val="VerbatimChar"/>
     <w:rPr>
@@ -18103,7 +18268,7 @@
       <w:color w:val="ff0000"/>
     </w:rPr>
   </w:style>
-  <w:style w:type="character" w:customStyle="1" w:styleId="NormalTok">
+  <w:style w:customStyle="1" w:styleId="NormalTok" w:type="character">
     <w:name w:val="NormalTok"/>
     <w:basedOn w:val="VerbatimChar"/>
     <w:rPr/>

--- a/09_MANUALES/EN/WORD/09_User_Manual.docx
+++ b/09_MANUALES/EN/WORD/09_User_Manual.docx
@@ -64,15 +64,15 @@
         <w:pStyle w:val="BodyText"/>
       </w:pPr>
       <w:r>
-        <w:t xml:space="preserve">October 16, 2026</w:t>
-      </w:r>
-    </w:p>
-    <w:p>
-      <w:pPr>
-        <w:pStyle w:val="BodyText"/>
-      </w:pPr>
-      <w:r>
-        <w:t xml:space="preserve">Manual Type: User Manual (Customer and Operator Roles) · Version 4.0</w:t>
+        <w:t xml:space="preserve">October 17, 2026</w:t>
+      </w:r>
+    </w:p>
+    <w:p>
+      <w:pPr>
+        <w:pStyle w:val="BodyText"/>
+      </w:pPr>
+      <w:r>
+        <w:t xml:space="preserve">Manual Type: User Manual (Customer and Operator Roles) · Version 4.1</w:t>
       </w:r>
     </w:p>
     <w:bookmarkStart w:id="20" w:name="version-control"/>
@@ -407,6 +407,52 @@
           </w:p>
         </w:tc>
       </w:tr>
+      <w:tr>
+        <w:tc>
+          <w:tcPr/>
+          <w:p>
+            <w:pPr>
+              <w:pStyle w:val="Compact"/>
+            </w:pPr>
+            <w:r>
+              <w:t xml:space="preserve">4.1</w:t>
+            </w:r>
+          </w:p>
+        </w:tc>
+        <w:tc>
+          <w:tcPr/>
+          <w:p>
+            <w:pPr>
+              <w:pStyle w:val="Compact"/>
+            </w:pPr>
+            <w:r>
+              <w:t xml:space="preserve">2026-10-17</w:t>
+            </w:r>
+          </w:p>
+        </w:tc>
+        <w:tc>
+          <w:tcPr/>
+          <w:p>
+            <w:pPr>
+              <w:pStyle w:val="Compact"/>
+            </w:pPr>
+            <w:r>
+              <w:t xml:space="preserve">Review against the code of October 17, 2026. Updated the welcome screen ("About us" section without figures, new frequently asked questions section, footer without social networks or contact links) and described how it adapts to phones and tablets. Clarified that the progress of the next service stays at 0% until the wash starts and that the dashboard greeting names the car wash Lavado Vehicular.</w:t>
+            </w:r>
+          </w:p>
+        </w:tc>
+        <w:tc>
+          <w:tcPr/>
+          <w:p>
+            <w:pPr>
+              <w:pStyle w:val="Compact"/>
+            </w:pPr>
+            <w:r>
+              <w:t xml:space="preserve">Development team</w:t>
+            </w:r>
+          </w:p>
+        </w:tc>
+      </w:tr>
     </w:tbl>
     <w:p>
       <w:pPr>
@@ -1078,7 +1124,7 @@
         <w:t xml:space="preserve"> </w:t>
       </w:r>
       <w:r>
-        <w:t xml:space="preserve">branch of the web application as of October 16, 2026. In the interface the system appears under its trade name,</w:t>
+        <w:t xml:space="preserve">branch of the web application as of October 17, 2026. In the interface the system appears under its trade name,</w:t>
       </w:r>
       <w:r>
         <w:t xml:space="preserve"> </w:t>
@@ -2132,7 +2178,138 @@
         <w:t xml:space="preserve"> </w:t>
       </w:r>
       <w:r>
-        <w:t xml:space="preserve">buttons; further down appear the "Why choose us?" section, the washing services with their description and duration, and the contact details.</w:t>
+        <w:t xml:space="preserve">buttons; further down appear, in this order, the "About us" section, "Why choose us?", the washing services with their description and duration, the mobile app download, the contact details of the car wash, and the</w:t>
+      </w:r>
+      <w:r>
+        <w:t xml:space="preserve"> </w:t>
+      </w:r>
+      <w:r>
+        <w:rPr>
+          <w:b/>
+          <w:bCs/>
+        </w:rPr>
+        <w:t xml:space="preserve">Frequently asked questions</w:t>
+      </w:r>
+      <w:r>
+        <w:t xml:space="preserve"> </w:t>
+      </w:r>
+      <w:r>
+        <w:t xml:space="preserve">section, which answers in an accordion (one question open at a time) how to book, the payment methods, cancellation, choosing the operator, points, reminders, and the mobile app. The footer has the links</w:t>
+      </w:r>
+      <w:r>
+        <w:t xml:space="preserve"> </w:t>
+      </w:r>
+      <w:r>
+        <w:rPr>
+          <w:b/>
+          <w:bCs/>
+        </w:rPr>
+        <w:t xml:space="preserve">About us</w:t>
+      </w:r>
+      <w:r>
+        <w:t xml:space="preserve">, the three services,</w:t>
+      </w:r>
+      <w:r>
+        <w:t xml:space="preserve"> </w:t>
+      </w:r>
+      <w:r>
+        <w:rPr>
+          <w:b/>
+          <w:bCs/>
+        </w:rPr>
+        <w:t xml:space="preserve">Help center</w:t>
+      </w:r>
+      <w:r>
+        <w:t xml:space="preserve">,</w:t>
+      </w:r>
+      <w:r>
+        <w:t xml:space="preserve"> </w:t>
+      </w:r>
+      <w:r>
+        <w:rPr>
+          <w:b/>
+          <w:bCs/>
+        </w:rPr>
+        <w:t xml:space="preserve">Frequently asked questions</w:t>
+      </w:r>
+      <w:r>
+        <w:t xml:space="preserve"> </w:t>
+      </w:r>
+      <w:r>
+        <w:t xml:space="preserve">(which goes to that section),</w:t>
+      </w:r>
+      <w:r>
+        <w:t xml:space="preserve"> </w:t>
+      </w:r>
+      <w:r>
+        <w:rPr>
+          <w:b/>
+          <w:bCs/>
+        </w:rPr>
+        <w:t xml:space="preserve">Terms of service</w:t>
+      </w:r>
+      <w:r>
+        <w:t xml:space="preserve">, and</w:t>
+      </w:r>
+      <w:r>
+        <w:t xml:space="preserve"> </w:t>
+      </w:r>
+      <w:r>
+        <w:rPr>
+          <w:b/>
+          <w:bCs/>
+        </w:rPr>
+        <w:t xml:space="preserve">Privacy policy</w:t>
+      </w:r>
+      <w:r>
+        <w:t xml:space="preserve">.</w:t>
+      </w:r>
+    </w:p>
+    <w:p>
+      <w:pPr>
+        <w:pStyle w:val="BodyText"/>
+      </w:pPr>
+      <w:r>
+        <w:rPr>
+          <w:b/>
+          <w:bCs/>
+        </w:rPr>
+        <w:t xml:space="preserve">Use on phones and tablets.</w:t>
+      </w:r>
+      <w:r>
+        <w:t xml:space="preserve"> </w:t>
+      </w:r>
+      <w:r>
+        <w:t xml:space="preserve">Every screen adapts to the width of the device from 360 pixels, without horizontal scrolling. On a phone, the top bar shows only the language selector and</w:t>
+      </w:r>
+      <w:r>
+        <w:t xml:space="preserve"> </w:t>
+      </w:r>
+      <w:r>
+        <w:rPr>
+          <w:b/>
+          <w:bCs/>
+        </w:rPr>
+        <w:t xml:space="preserve">Login</w:t>
+      </w:r>
+      <w:r>
+        <w:t xml:space="preserve"> </w:t>
+      </w:r>
+      <w:r>
+        <w:t xml:space="preserve">(registration is still available with</w:t>
+      </w:r>
+      <w:r>
+        <w:t xml:space="preserve"> </w:t>
+      </w:r>
+      <w:r>
+        <w:rPr>
+          <w:b/>
+          <w:bCs/>
+        </w:rPr>
+        <w:t xml:space="preserve">Get started</w:t>
+      </w:r>
+      <w:r>
+        <w:t xml:space="preserve">), the buttons of the front block take the full width, and, once logged in, the side menu opens with the ☰ button in the upper left corner.</w:t>
       </w:r>
     </w:p>
     <w:p>
@@ -5253,7 +5430,7 @@
         <w:t xml:space="preserve">Assigned operator</w:t>
       </w:r>
       <w:r>
-        <w:t xml:space="preserve">, and the progress of the service. Click</w:t>
+        <w:t xml:space="preserve">, and the progress of the service. The progress stays at 0% while the booking is scheduled or confirmed, because the wash has not started yet; it rises when the operator starts the service and reaches 100% when it finishes. Click</w:t>
       </w:r>
       <w:r>
         <w:t xml:space="preserve"> </w:t>
@@ -18039,7 +18216,7 @@
       <w:color w:themeColor="accent1" w:themeShade="BF" w:val="365F91"/>
     </w:rPr>
   </w:style>
-  <w:style w:customStyle="1" w:styleId="SourceCode" w:type="paragraph">
+  <w:style w:type="paragraph" w:customStyle="1" w:styleId="SourceCode">
     <w:name w:val="Source Code"/>
     <w:basedOn w:val="Normal"/>
     <w:link w:val="VerbatimChar"/>
@@ -18047,7 +18224,7 @@
       <w:wordWrap w:val="off"/>
     </w:pPr>
   </w:style>
-  <w:style w:customStyle="1" w:styleId="KeywordTok" w:type="character">
+  <w:style w:type="character" w:customStyle="1" w:styleId="KeywordTok">
     <w:name w:val="KeywordTok"/>
     <w:basedOn w:val="VerbatimChar"/>
     <w:rPr>
@@ -18055,77 +18232,77 @@
       <w:color w:val="007020"/>
     </w:rPr>
   </w:style>
-  <w:style w:customStyle="1" w:styleId="DataTypeTok" w:type="character">
+  <w:style w:type="character" w:customStyle="1" w:styleId="DataTypeTok">
     <w:name w:val="DataTypeTok"/>
     <w:basedOn w:val="VerbatimChar"/>
     <w:rPr>
       <w:color w:val="902000"/>
     </w:rPr>
   </w:style>
-  <w:style w:customStyle="1" w:styleId="DecValTok" w:type="character">
+  <w:style w:type="character" w:customStyle="1" w:styleId="DecValTok">
     <w:name w:val="DecValTok"/>
     <w:basedOn w:val="VerbatimChar"/>
     <w:rPr>
       <w:color w:val="40a070"/>
     </w:rPr>
   </w:style>
-  <w:style w:customStyle="1" w:styleId="BaseNTok" w:type="character">
+  <w:style w:type="character" w:customStyle="1" w:styleId="BaseNTok">
     <w:name w:val="BaseNTok"/>
     <w:basedOn w:val="VerbatimChar"/>
     <w:rPr>
       <w:color w:val="40a070"/>
     </w:rPr>
   </w:style>
-  <w:style w:customStyle="1" w:styleId="FloatTok" w:type="character">
+  <w:style w:type="character" w:customStyle="1" w:styleId="FloatTok">
     <w:name w:val="FloatTok"/>
     <w:basedOn w:val="VerbatimChar"/>
     <w:rPr>
       <w:color w:val="40a070"/>
     </w:rPr>
   </w:style>
-  <w:style w:customStyle="1" w:styleId="ConstantTok" w:type="character">
+  <w:style w:type="character" w:customStyle="1" w:styleId="ConstantTok">
     <w:name w:val="ConstantTok"/>
     <w:basedOn w:val="VerbatimChar"/>
     <w:rPr>
       <w:color w:val="880000"/>
     </w:rPr>
   </w:style>
-  <w:style w:customStyle="1" w:styleId="CharTok" w:type="character">
+  <w:style w:type="character" w:customStyle="1" w:styleId="CharTok">
     <w:name w:val="CharTok"/>
     <w:basedOn w:val="VerbatimChar"/>
     <w:rPr>
       <w:color w:val="4070a0"/>
     </w:rPr>
   </w:style>
-  <w:style w:customStyle="1" w:styleId="SpecialCharTok" w:type="character">
+  <w:style w:type="character" w:customStyle="1" w:styleId="SpecialCharTok">
     <w:name w:val="SpecialCharTok"/>
     <w:basedOn w:val="VerbatimChar"/>
     <w:rPr>
       <w:color w:val="4070a0"/>
     </w:rPr>
   </w:style>
-  <w:style w:customStyle="1" w:styleId="StringTok" w:type="character">
+  <w:style w:type="character" w:customStyle="1" w:styleId="StringTok">
     <w:name w:val="StringTok"/>
     <w:basedOn w:val="VerbatimChar"/>
     <w:rPr>
       <w:color w:val="4070a0"/>
     </w:rPr>
   </w:style>
-  <w:style w:customStyle="1" w:styleId="VerbatimStringTok" w:type="character">
+  <w:style w:type="character" w:customStyle="1" w:styleId="VerbatimStringTok">
     <w:name w:val="VerbatimStringTok"/>
     <w:basedOn w:val="VerbatimChar"/>
     <w:rPr>
       <w:color w:val="4070a0"/>
     </w:rPr>
   </w:style>
-  <w:style w:customStyle="1" w:styleId="SpecialStringTok" w:type="character">
+  <w:style w:type="character" w:customStyle="1" w:styleId="SpecialStringTok">
     <w:name w:val="SpecialStringTok"/>
     <w:basedOn w:val="VerbatimChar"/>
     <w:rPr>
       <w:color w:val="bb6688"/>
     </w:rPr>
   </w:style>
-  <w:style w:customStyle="1" w:styleId="ImportTok" w:type="character">
+  <w:style w:type="character" w:customStyle="1" w:styleId="ImportTok">
     <w:name w:val="ImportTok"/>
     <w:basedOn w:val="VerbatimChar"/>
     <w:rPr>
@@ -18133,7 +18310,7 @@
       <w:color w:val="008000"/>
     </w:rPr>
   </w:style>
-  <w:style w:customStyle="1" w:styleId="CommentTok" w:type="character">
+  <w:style w:type="character" w:customStyle="1" w:styleId="CommentTok">
     <w:name w:val="CommentTok"/>
     <w:basedOn w:val="VerbatimChar"/>
     <w:rPr>
@@ -18141,7 +18318,7 @@
       <w:color w:val="60a0b0"/>
     </w:rPr>
   </w:style>
-  <w:style w:customStyle="1" w:styleId="DocumentationTok" w:type="character">
+  <w:style w:type="character" w:customStyle="1" w:styleId="DocumentationTok">
     <w:name w:val="DocumentationTok"/>
     <w:basedOn w:val="VerbatimChar"/>
     <w:rPr>
@@ -18149,7 +18326,7 @@
       <w:color w:val="ba2121"/>
     </w:rPr>
   </w:style>
-  <w:style w:customStyle="1" w:styleId="AnnotationTok" w:type="character">
+  <w:style w:type="character" w:customStyle="1" w:styleId="AnnotationTok">
     <w:name w:val="AnnotationTok"/>
     <w:basedOn w:val="VerbatimChar"/>
     <w:rPr>
@@ -18158,7 +18335,7 @@
       <w:color w:val="60a0b0"/>
     </w:rPr>
   </w:style>
-  <w:style w:customStyle="1" w:styleId="CommentVarTok" w:type="character">
+  <w:style w:type="character" w:customStyle="1" w:styleId="CommentVarTok">
     <w:name w:val="CommentVarTok"/>
     <w:basedOn w:val="VerbatimChar"/>
     <w:rPr>
@@ -18167,28 +18344,28 @@
       <w:color w:val="60a0b0"/>
     </w:rPr>
   </w:style>
-  <w:style w:customStyle="1" w:styleId="OtherTok" w:type="character">
+  <w:style w:type="character" w:customStyle="1" w:styleId="OtherTok">
     <w:name w:val="OtherTok"/>
     <w:basedOn w:val="VerbatimChar"/>
     <w:rPr>
       <w:color w:val="007020"/>
     </w:rPr>
   </w:style>
-  <w:style w:customStyle="1" w:styleId="FunctionTok" w:type="character">
+  <w:style w:type="character" w:customStyle="1" w:styleId="FunctionTok">
     <w:name w:val="FunctionTok"/>
     <w:basedOn w:val="VerbatimChar"/>
     <w:rPr>
       <w:color w:val="06287e"/>
     </w:rPr>
   </w:style>
-  <w:style w:customStyle="1" w:styleId="VariableTok" w:type="character">
+  <w:style w:type="character" w:customStyle="1" w:styleId="VariableTok">
     <w:name w:val="VariableTok"/>
     <w:basedOn w:val="VerbatimChar"/>
     <w:rPr>
       <w:color w:val="19177c"/>
     </w:rPr>
   </w:style>
-  <w:style w:customStyle="1" w:styleId="ControlFlowTok" w:type="character">
+  <w:style w:type="character" w:customStyle="1" w:styleId="ControlFlowTok">
     <w:name w:val="ControlFlowTok"/>
     <w:basedOn w:val="VerbatimChar"/>
     <w:rPr>
@@ -18196,45 +18373,45 @@
       <w:color w:val="007020"/>
     </w:rPr>
   </w:style>
-  <w:style w:customStyle="1" w:styleId="OperatorTok" w:type="character">
+  <w:style w:type="character" w:customStyle="1" w:styleId="OperatorTok">
     <w:name w:val="OperatorTok"/>
     <w:basedOn w:val="VerbatimChar"/>
     <w:rPr>
       <w:color w:val="666666"/>
     </w:rPr>
   </w:style>
-  <w:style w:customStyle="1" w:styleId="BuiltInTok" w:type="character">
+  <w:style w:type="character" w:customStyle="1" w:styleId="BuiltInTok">
     <w:name w:val="BuiltInTok"/>
     <w:basedOn w:val="VerbatimChar"/>
     <w:rPr>
       <w:color w:val="008000"/>
     </w:rPr>
   </w:style>
-  <w:style w:customStyle="1" w:styleId="ExtensionTok" w:type="character">
+  <w:style w:type="character" w:customStyle="1" w:styleId="ExtensionTok">
     <w:name w:val="ExtensionTok"/>
     <w:basedOn w:val="VerbatimChar"/>
     <w:rPr/>
   </w:style>
-  <w:style w:customStyle="1" w:styleId="PreprocessorTok" w:type="character">
+  <w:style w:type="character" w:customStyle="1" w:styleId="PreprocessorTok">
     <w:name w:val="PreprocessorTok"/>
     <w:basedOn w:val="VerbatimChar"/>
     <w:rPr>
       <w:color w:val="bc7a00"/>
     </w:rPr>
   </w:style>
-  <w:style w:customStyle="1" w:styleId="AttributeTok" w:type="character">
+  <w:style w:type="character" w:customStyle="1" w:styleId="AttributeTok">
     <w:name w:val="AttributeTok"/>
     <w:basedOn w:val="VerbatimChar"/>
     <w:rPr>
       <w:color w:val="7d9029"/>
     </w:rPr>
   </w:style>
-  <w:style w:customStyle="1" w:styleId="RegionMarkerTok" w:type="character">
+  <w:style w:type="character" w:customStyle="1" w:styleId="RegionMarkerTok">
     <w:name w:val="RegionMarkerTok"/>
     <w:basedOn w:val="VerbatimChar"/>
     <w:rPr/>
   </w:style>
-  <w:style w:customStyle="1" w:styleId="InformationTok" w:type="character">
+  <w:style w:type="character" w:customStyle="1" w:styleId="InformationTok">
     <w:name w:val="InformationTok"/>
     <w:basedOn w:val="VerbatimChar"/>
     <w:rPr>
@@ -18243,7 +18420,7 @@
       <w:color w:val="60a0b0"/>
     </w:rPr>
   </w:style>
-  <w:style w:customStyle="1" w:styleId="WarningTok" w:type="character">
+  <w:style w:type="character" w:customStyle="1" w:styleId="WarningTok">
     <w:name w:val="WarningTok"/>
     <w:basedOn w:val="VerbatimChar"/>
     <w:rPr>
@@ -18252,7 +18429,7 @@
       <w:color w:val="60a0b0"/>
     </w:rPr>
   </w:style>
-  <w:style w:customStyle="1" w:styleId="AlertTok" w:type="character">
+  <w:style w:type="character" w:customStyle="1" w:styleId="AlertTok">
     <w:name w:val="AlertTok"/>
     <w:basedOn w:val="VerbatimChar"/>
     <w:rPr>
@@ -18260,7 +18437,7 @@
       <w:color w:val="ff0000"/>
     </w:rPr>
   </w:style>
-  <w:style w:customStyle="1" w:styleId="ErrorTok" w:type="character">
+  <w:style w:type="character" w:customStyle="1" w:styleId="ErrorTok">
     <w:name w:val="ErrorTok"/>
     <w:basedOn w:val="VerbatimChar"/>
     <w:rPr>
@@ -18268,7 +18445,7 @@
       <w:color w:val="ff0000"/>
     </w:rPr>
   </w:style>
-  <w:style w:customStyle="1" w:styleId="NormalTok" w:type="character">
+  <w:style w:type="character" w:customStyle="1" w:styleId="NormalTok">
     <w:name w:val="NormalTok"/>
     <w:basedOn w:val="VerbatimChar"/>
     <w:rPr/>

--- a/09_MANUALES/EN/WORD/09_User_Manual.docx
+++ b/09_MANUALES/EN/WORD/09_User_Manual.docx
@@ -438,6 +438,52 @@
             </w:pPr>
             <w:r>
               <w:t xml:space="preserve">Review against the code of October 17, 2026. Updated the welcome screen ("About us" section without figures, new frequently asked questions section, footer without social networks or contact links) and described how it adapts to phones and tablets. Clarified that the progress of the next service stays at 0% until the wash starts and that the dashboard greeting names the car wash Lavado Vehicular.</w:t>
+            </w:r>
+          </w:p>
+        </w:tc>
+        <w:tc>
+          <w:tcPr/>
+          <w:p>
+            <w:pPr>
+              <w:pStyle w:val="Compact"/>
+            </w:pPr>
+            <w:r>
+              <w:t xml:space="preserve">Development team</w:t>
+            </w:r>
+          </w:p>
+        </w:tc>
+      </w:tr>
+      <w:tr>
+        <w:tc>
+          <w:tcPr/>
+          <w:p>
+            <w:pPr>
+              <w:pStyle w:val="Compact"/>
+            </w:pPr>
+            <w:r>
+              <w:t xml:space="preserve">4.2</w:t>
+            </w:r>
+          </w:p>
+        </w:tc>
+        <w:tc>
+          <w:tcPr/>
+          <w:p>
+            <w:pPr>
+              <w:pStyle w:val="Compact"/>
+            </w:pPr>
+            <w:r>
+              <w:t xml:space="preserve">2026-10-19</w:t>
+            </w:r>
+          </w:p>
+        </w:tc>
+        <w:tc>
+          <w:tcPr/>
+          <w:p>
+            <w:pPr>
+              <w:pStyle w:val="Compact"/>
+            </w:pPr>
+            <w:r>
+              <w:t xml:space="preserve">Administrator accounts do not have the Deactivate my account option (frequently asked questions).</w:t>
             </w:r>
           </w:p>
         </w:tc>
@@ -15627,7 +15673,7 @@
         <w:t xml:space="preserve"> </w:t>
       </w:r>
       <w:r>
-        <w:t xml:space="preserve">option deactivates the account, without erasing it: you will not be able to log in, but your history is kept. To reactivate it, contact the administrator.</w:t>
+        <w:t xml:space="preserve">option deactivates the account, without erasing it: you will not be able to log in, but your history is kept. To reactivate it, contact the administrator. Administrator accounts do not have this option.</w:t>
       </w:r>
     </w:p>
     <w:bookmarkEnd w:id="173"/>
@@ -18216,7 +18262,7 @@
       <w:color w:themeColor="accent1" w:themeShade="BF" w:val="365F91"/>
     </w:rPr>
   </w:style>
-  <w:style w:type="paragraph" w:customStyle="1" w:styleId="SourceCode">
+  <w:style w:customStyle="1" w:styleId="SourceCode" w:type="paragraph">
     <w:name w:val="Source Code"/>
     <w:basedOn w:val="Normal"/>
     <w:link w:val="VerbatimChar"/>
@@ -18224,7 +18270,7 @@
       <w:wordWrap w:val="off"/>
     </w:pPr>
   </w:style>
-  <w:style w:type="character" w:customStyle="1" w:styleId="KeywordTok">
+  <w:style w:customStyle="1" w:styleId="KeywordTok" w:type="character">
     <w:name w:val="KeywordTok"/>
     <w:basedOn w:val="VerbatimChar"/>
     <w:rPr>
@@ -18232,77 +18278,77 @@
       <w:color w:val="007020"/>
     </w:rPr>
   </w:style>
-  <w:style w:type="character" w:customStyle="1" w:styleId="DataTypeTok">
+  <w:style w:customStyle="1" w:styleId="DataTypeTok" w:type="character">
     <w:name w:val="DataTypeTok"/>
     <w:basedOn w:val="VerbatimChar"/>
     <w:rPr>
       <w:color w:val="902000"/>
     </w:rPr>
   </w:style>
-  <w:style w:type="character" w:customStyle="1" w:styleId="DecValTok">
+  <w:style w:customStyle="1" w:styleId="DecValTok" w:type="character">
     <w:name w:val="DecValTok"/>
     <w:basedOn w:val="VerbatimChar"/>
     <w:rPr>
       <w:color w:val="40a070"/>
     </w:rPr>
   </w:style>
-  <w:style w:type="character" w:customStyle="1" w:styleId="BaseNTok">
+  <w:style w:customStyle="1" w:styleId="BaseNTok" w:type="character">
     <w:name w:val="BaseNTok"/>
     <w:basedOn w:val="VerbatimChar"/>
     <w:rPr>
       <w:color w:val="40a070"/>
     </w:rPr>
   </w:style>
-  <w:style w:type="character" w:customStyle="1" w:styleId="FloatTok">
+  <w:style w:customStyle="1" w:styleId="FloatTok" w:type="character">
     <w:name w:val="FloatTok"/>
     <w:basedOn w:val="VerbatimChar"/>
     <w:rPr>
       <w:color w:val="40a070"/>
     </w:rPr>
   </w:style>
-  <w:style w:type="character" w:customStyle="1" w:styleId="ConstantTok">
+  <w:style w:customStyle="1" w:styleId="ConstantTok" w:type="character">
     <w:name w:val="ConstantTok"/>
     <w:basedOn w:val="VerbatimChar"/>
     <w:rPr>
       <w:color w:val="880000"/>
     </w:rPr>
   </w:style>
-  <w:style w:type="character" w:customStyle="1" w:styleId="CharTok">
+  <w:style w:customStyle="1" w:styleId="CharTok" w:type="character">
     <w:name w:val="CharTok"/>
     <w:basedOn w:val="VerbatimChar"/>
     <w:rPr>
       <w:color w:val="4070a0"/>
     </w:rPr>
   </w:style>
-  <w:style w:type="character" w:customStyle="1" w:styleId="SpecialCharTok">
+  <w:style w:customStyle="1" w:styleId="SpecialCharTok" w:type="character">
     <w:name w:val="SpecialCharTok"/>
     <w:basedOn w:val="VerbatimChar"/>
     <w:rPr>
       <w:color w:val="4070a0"/>
     </w:rPr>
   </w:style>
-  <w:style w:type="character" w:customStyle="1" w:styleId="StringTok">
+  <w:style w:customStyle="1" w:styleId="StringTok" w:type="character">
     <w:name w:val="StringTok"/>
     <w:basedOn w:val="VerbatimChar"/>
     <w:rPr>
       <w:color w:val="4070a0"/>
     </w:rPr>
   </w:style>
-  <w:style w:type="character" w:customStyle="1" w:styleId="VerbatimStringTok">
+  <w:style w:customStyle="1" w:styleId="VerbatimStringTok" w:type="character">
     <w:name w:val="VerbatimStringTok"/>
     <w:basedOn w:val="VerbatimChar"/>
     <w:rPr>
       <w:color w:val="4070a0"/>
     </w:rPr>
   </w:style>
-  <w:style w:type="character" w:customStyle="1" w:styleId="SpecialStringTok">
+  <w:style w:customStyle="1" w:styleId="SpecialStringTok" w:type="character">
     <w:name w:val="SpecialStringTok"/>
     <w:basedOn w:val="VerbatimChar"/>
     <w:rPr>
       <w:color w:val="bb6688"/>
     </w:rPr>
   </w:style>
-  <w:style w:type="character" w:customStyle="1" w:styleId="ImportTok">
+  <w:style w:customStyle="1" w:styleId="ImportTok" w:type="character">
     <w:name w:val="ImportTok"/>
     <w:basedOn w:val="VerbatimChar"/>
     <w:rPr>
@@ -18310,7 +18356,7 @@
       <w:color w:val="008000"/>
     </w:rPr>
   </w:style>
-  <w:style w:type="character" w:customStyle="1" w:styleId="CommentTok">
+  <w:style w:customStyle="1" w:styleId="CommentTok" w:type="character">
     <w:name w:val="CommentTok"/>
     <w:basedOn w:val="VerbatimChar"/>
     <w:rPr>
@@ -18318,7 +18364,7 @@
       <w:color w:val="60a0b0"/>
     </w:rPr>
   </w:style>
-  <w:style w:type="character" w:customStyle="1" w:styleId="DocumentationTok">
+  <w:style w:customStyle="1" w:styleId="DocumentationTok" w:type="character">
     <w:name w:val="DocumentationTok"/>
     <w:basedOn w:val="VerbatimChar"/>
     <w:rPr>
@@ -18326,7 +18372,7 @@
       <w:color w:val="ba2121"/>
     </w:rPr>
   </w:style>
-  <w:style w:type="character" w:customStyle="1" w:styleId="AnnotationTok">
+  <w:style w:customStyle="1" w:styleId="AnnotationTok" w:type="character">
     <w:name w:val="AnnotationTok"/>
     <w:basedOn w:val="VerbatimChar"/>
     <w:rPr>
@@ -18335,7 +18381,7 @@
       <w:color w:val="60a0b0"/>
     </w:rPr>
   </w:style>
-  <w:style w:type="character" w:customStyle="1" w:styleId="CommentVarTok">
+  <w:style w:customStyle="1" w:styleId="CommentVarTok" w:type="character">
     <w:name w:val="CommentVarTok"/>
     <w:basedOn w:val="VerbatimChar"/>
     <w:rPr>
@@ -18344,28 +18390,28 @@
       <w:color w:val="60a0b0"/>
     </w:rPr>
   </w:style>
-  <w:style w:type="character" w:customStyle="1" w:styleId="OtherTok">
+  <w:style w:customStyle="1" w:styleId="OtherTok" w:type="character">
     <w:name w:val="OtherTok"/>
     <w:basedOn w:val="VerbatimChar"/>
     <w:rPr>
       <w:color w:val="007020"/>
     </w:rPr>
   </w:style>
-  <w:style w:type="character" w:customStyle="1" w:styleId="FunctionTok">
+  <w:style w:customStyle="1" w:styleId="FunctionTok" w:type="character">
     <w:name w:val="FunctionTok"/>
     <w:basedOn w:val="VerbatimChar"/>
     <w:rPr>
       <w:color w:val="06287e"/>
     </w:rPr>
   </w:style>
-  <w:style w:type="character" w:customStyle="1" w:styleId="VariableTok">
+  <w:style w:customStyle="1" w:styleId="VariableTok" w:type="character">
     <w:name w:val="VariableTok"/>
     <w:basedOn w:val="VerbatimChar"/>
     <w:rPr>
       <w:color w:val="19177c"/>
     </w:rPr>
   </w:style>
-  <w:style w:type="character" w:customStyle="1" w:styleId="ControlFlowTok">
+  <w:style w:customStyle="1" w:styleId="ControlFlowTok" w:type="character">
     <w:name w:val="ControlFlowTok"/>
     <w:basedOn w:val="VerbatimChar"/>
     <w:rPr>
@@ -18373,45 +18419,45 @@
       <w:color w:val="007020"/>
     </w:rPr>
   </w:style>
-  <w:style w:type="character" w:customStyle="1" w:styleId="OperatorTok">
+  <w:style w:customStyle="1" w:styleId="OperatorTok" w:type="character">
     <w:name w:val="OperatorTok"/>
     <w:basedOn w:val="VerbatimChar"/>
     <w:rPr>
       <w:color w:val="666666"/>
     </w:rPr>
   </w:style>
-  <w:style w:type="character" w:customStyle="1" w:styleId="BuiltInTok">
+  <w:style w:customStyle="1" w:styleId="BuiltInTok" w:type="character">
     <w:name w:val="BuiltInTok"/>
     <w:basedOn w:val="VerbatimChar"/>
     <w:rPr>
       <w:color w:val="008000"/>
     </w:rPr>
   </w:style>
-  <w:style w:type="character" w:customStyle="1" w:styleId="ExtensionTok">
+  <w:style w:customStyle="1" w:styleId="ExtensionTok" w:type="character">
     <w:name w:val="ExtensionTok"/>
     <w:basedOn w:val="VerbatimChar"/>
     <w:rPr/>
   </w:style>
-  <w:style w:type="character" w:customStyle="1" w:styleId="PreprocessorTok">
+  <w:style w:customStyle="1" w:styleId="PreprocessorTok" w:type="character">
     <w:name w:val="PreprocessorTok"/>
     <w:basedOn w:val="VerbatimChar"/>
     <w:rPr>
       <w:color w:val="bc7a00"/>
     </w:rPr>
   </w:style>
-  <w:style w:type="character" w:customStyle="1" w:styleId="AttributeTok">
+  <w:style w:customStyle="1" w:styleId="AttributeTok" w:type="character">
     <w:name w:val="AttributeTok"/>
     <w:basedOn w:val="VerbatimChar"/>
     <w:rPr>
       <w:color w:val="7d9029"/>
     </w:rPr>
   </w:style>
-  <w:style w:type="character" w:customStyle="1" w:styleId="RegionMarkerTok">
+  <w:style w:customStyle="1" w:styleId="RegionMarkerTok" w:type="character">
     <w:name w:val="RegionMarkerTok"/>
     <w:basedOn w:val="VerbatimChar"/>
     <w:rPr/>
   </w:style>
-  <w:style w:type="character" w:customStyle="1" w:styleId="InformationTok">
+  <w:style w:customStyle="1" w:styleId="InformationTok" w:type="character">
     <w:name w:val="InformationTok"/>
     <w:basedOn w:val="VerbatimChar"/>
     <w:rPr>
@@ -18420,7 +18466,7 @@
       <w:color w:val="60a0b0"/>
     </w:rPr>
   </w:style>
-  <w:style w:type="character" w:customStyle="1" w:styleId="WarningTok">
+  <w:style w:customStyle="1" w:styleId="WarningTok" w:type="character">
     <w:name w:val="WarningTok"/>
     <w:basedOn w:val="VerbatimChar"/>
     <w:rPr>
@@ -18429,7 +18475,7 @@
       <w:color w:val="60a0b0"/>
     </w:rPr>
   </w:style>
-  <w:style w:type="character" w:customStyle="1" w:styleId="AlertTok">
+  <w:style w:customStyle="1" w:styleId="AlertTok" w:type="character">
     <w:name w:val="AlertTok"/>
     <w:basedOn w:val="VerbatimChar"/>
     <w:rPr>
@@ -18437,7 +18483,7 @@
       <w:color w:val="ff0000"/>
     </w:rPr>
   </w:style>
-  <w:style w:type="character" w:customStyle="1" w:styleId="ErrorTok">
+  <w:style w:customStyle="1" w:styleId="ErrorTok" w:type="character">
     <w:name w:val="ErrorTok"/>
     <w:basedOn w:val="VerbatimChar"/>
     <w:rPr>
@@ -18445,7 +18491,7 @@
       <w:color w:val="ff0000"/>
     </w:rPr>
   </w:style>
-  <w:style w:type="character" w:customStyle="1" w:styleId="NormalTok">
+  <w:style w:customStyle="1" w:styleId="NormalTok" w:type="character">
     <w:name w:val="NormalTok"/>
     <w:basedOn w:val="VerbatimChar"/>
     <w:rPr/>

--- a/09_MANUALES/EN/WORD/09_User_Manual.docx
+++ b/09_MANUALES/EN/WORD/09_User_Manual.docx
@@ -499,6 +499,52 @@
           </w:p>
         </w:tc>
       </w:tr>
+      <w:tr>
+        <w:tc>
+          <w:tcPr/>
+          <w:p>
+            <w:pPr>
+              <w:pStyle w:val="Compact"/>
+            </w:pPr>
+            <w:r>
+              <w:t xml:space="preserve">4.3</w:t>
+            </w:r>
+          </w:p>
+        </w:tc>
+        <w:tc>
+          <w:tcPr/>
+          <w:p>
+            <w:pPr>
+              <w:pStyle w:val="Compact"/>
+            </w:pPr>
+            <w:r>
+              <w:t xml:space="preserve">2026-10-19</w:t>
+            </w:r>
+          </w:p>
+        </w:tc>
+        <w:tc>
+          <w:tcPr/>
+          <w:p>
+            <w:pPr>
+              <w:pStyle w:val="Compact"/>
+            </w:pPr>
+            <w:r>
+              <w:t xml:space="preserve">Screenshots taken again on October 19, 2026 (date on the dashboards, calendars without past days, and booking summary).</w:t>
+            </w:r>
+          </w:p>
+        </w:tc>
+        <w:tc>
+          <w:tcPr/>
+          <w:p>
+            <w:pPr>
+              <w:pStyle w:val="Compact"/>
+            </w:pPr>
+            <w:r>
+              <w:t xml:space="preserve">Development team</w:t>
+            </w:r>
+          </w:p>
+        </w:tc>
+      </w:tr>
     </w:tbl>
     <w:p>
       <w:pPr>
@@ -2389,7 +2435,7 @@
       <w:r>
         <w:drawing>
           <wp:inline>
-            <wp:extent cx="5334000" cy="13014803"/>
+            <wp:extent cx="5334000" cy="16466674"/>
             <wp:effectExtent b="0" l="0" r="0" t="0"/>
             <wp:docPr descr="System Welcome Screen" title="" id="34" name="Picture"/>
             <a:graphic>
@@ -2410,7 +2456,7 @@
                   <pic:spPr bwMode="auto">
                     <a:xfrm>
                       <a:off x="0" y="0"/>
-                      <a:ext cx="5334000" cy="13014803"/>
+                      <a:ext cx="5334000" cy="16466674"/>
                     </a:xfrm>
                     <a:prstGeom prst="rect">
                       <a:avLst/>
@@ -6184,7 +6230,7 @@
       <w:r>
         <w:drawing>
           <wp:inline>
-            <wp:extent cx="5334000" cy="4743450"/>
+            <wp:extent cx="5334000" cy="4819650"/>
             <wp:effectExtent b="0" l="0" r="0" t="0"/>
             <wp:docPr descr="Form to Register a Vehicle" title="" id="80" name="Picture"/>
             <a:graphic>
@@ -6205,7 +6251,7 @@
                   <pic:spPr bwMode="auto">
                     <a:xfrm>
                       <a:off x="0" y="0"/>
-                      <a:ext cx="5334000" cy="4743450"/>
+                      <a:ext cx="5334000" cy="4819650"/>
                     </a:xfrm>
                     <a:prstGeom prst="rect">
                       <a:avLst/>
@@ -6467,7 +6513,7 @@
         <w:t xml:space="preserve"> </w:t>
       </w:r>
       <w:r>
-        <w:t xml:space="preserve">choose the date and then one of the free times shown in</w:t>
+        <w:t xml:space="preserve">choose the date (the calendar does not allow past days) and then one of the free times shown in</w:t>
       </w:r>
       <w:r>
         <w:t xml:space="preserve"> </w:t>
@@ -6806,7 +6852,7 @@
       <w:r>
         <w:drawing>
           <wp:inline>
-            <wp:extent cx="5334000" cy="4541319"/>
+            <wp:extent cx="5334000" cy="4623320"/>
             <wp:effectExtent b="0" l="0" r="0" t="0"/>
             <wp:docPr descr="Book a Wash, Step 3 and Summary" title="" id="87" name="Picture"/>
             <a:graphic>
@@ -6827,7 +6873,7 @@
                   <pic:spPr bwMode="auto">
                     <a:xfrm>
                       <a:off x="0" y="0"/>
-                      <a:ext cx="5334000" cy="4541319"/>
+                      <a:ext cx="5334000" cy="4623320"/>
                     </a:xfrm>
                     <a:prstGeom prst="rect">
                       <a:avLst/>
@@ -6877,7 +6923,7 @@
       <w:r>
         <w:drawing>
           <wp:inline>
-            <wp:extent cx="4318000" cy="7950200"/>
+            <wp:extent cx="4318000" cy="7975600"/>
             <wp:effectExtent b="0" l="0" r="0" t="0"/>
             <wp:docPr descr="Booking Confirmation" title="" id="90" name="Picture"/>
             <a:graphic>
@@ -6898,7 +6944,7 @@
                   <pic:spPr bwMode="auto">
                     <a:xfrm>
                       <a:off x="0" y="0"/>
-                      <a:ext cx="4318000" cy="7950200"/>
+                      <a:ext cx="4318000" cy="7975600"/>
                     </a:xfrm>
                     <a:prstGeom prst="rect">
                       <a:avLst/>
@@ -7608,7 +7654,7 @@
       <w:r>
         <w:drawing>
           <wp:inline>
-            <wp:extent cx="4927600" cy="3175000"/>
+            <wp:extent cx="4927600" cy="3200400"/>
             <wp:effectExtent b="0" l="0" r="0" t="0"/>
             <wp:docPr descr="Booking Cancellation Confirmation" title="" id="94" name="Picture"/>
             <a:graphic>
@@ -7629,7 +7675,7 @@
                   <pic:spPr bwMode="auto">
                     <a:xfrm>
                       <a:off x="0" y="0"/>
-                      <a:ext cx="4927600" cy="3175000"/>
+                      <a:ext cx="4927600" cy="3200400"/>
                     </a:xfrm>
                     <a:prstGeom prst="rect">
                       <a:avLst/>
@@ -8868,7 +8914,7 @@
       <w:r>
         <w:drawing>
           <wp:inline>
-            <wp:extent cx="5334000" cy="5021613"/>
+            <wp:extent cx="5334000" cy="5080185"/>
             <wp:effectExtent b="0" l="0" r="0" t="0"/>
             <wp:docPr descr="QR Code and Receipt Upload" title="" id="101" name="Picture"/>
             <a:graphic>
@@ -8889,7 +8935,7 @@
                   <pic:spPr bwMode="auto">
                     <a:xfrm>
                       <a:off x="0" y="0"/>
-                      <a:ext cx="5334000" cy="5021613"/>
+                      <a:ext cx="5334000" cy="5080185"/>
                     </a:xfrm>
                     <a:prstGeom prst="rect">
                       <a:avLst/>
@@ -9446,7 +9492,7 @@
       <w:r>
         <w:drawing>
           <wp:inline>
-            <wp:extent cx="5334000" cy="5751816"/>
+            <wp:extent cx="5334000" cy="7485562"/>
             <wp:effectExtent b="0" l="0" r="0" t="0"/>
             <wp:docPr descr="History With Filters" title="" id="105" name="Picture"/>
             <a:graphic>
@@ -9467,7 +9513,7 @@
                   <pic:spPr bwMode="auto">
                     <a:xfrm>
                       <a:off x="0" y="0"/>
-                      <a:ext cx="5334000" cy="5751816"/>
+                      <a:ext cx="5334000" cy="7485562"/>
                     </a:xfrm>
                     <a:prstGeom prst="rect">
                       <a:avLst/>
@@ -10397,7 +10443,7 @@
       <w:r>
         <w:drawing>
           <wp:inline>
-            <wp:extent cx="5334000" cy="3444061"/>
+            <wp:extent cx="5334000" cy="3475300"/>
             <wp:effectExtent b="0" l="0" r="0" t="0"/>
             <wp:docPr descr="User Profile" title="" id="116" name="Picture"/>
             <a:graphic>
@@ -10418,7 +10464,7 @@
                   <pic:spPr bwMode="auto">
                     <a:xfrm>
                       <a:off x="0" y="0"/>
-                      <a:ext cx="5334000" cy="3444061"/>
+                      <a:ext cx="5334000" cy="3475300"/>
                     </a:xfrm>
                     <a:prstGeom prst="rect">
                       <a:avLst/>
@@ -13168,7 +13214,7 @@
       <w:r>
         <w:drawing>
           <wp:inline>
-            <wp:extent cx="5334000" cy="3369869"/>
+            <wp:extent cx="5334000" cy="4248456"/>
             <wp:effectExtent b="0" l="0" r="0" t="0"/>
             <wp:docPr descr="Operator Service History" title="" id="144" name="Picture"/>
             <a:graphic>
@@ -13189,7 +13235,7 @@
                   <pic:spPr bwMode="auto">
                     <a:xfrm>
                       <a:off x="0" y="0"/>
-                      <a:ext cx="5334000" cy="3369869"/>
+                      <a:ext cx="5334000" cy="4248456"/>
                     </a:xfrm>
                     <a:prstGeom prst="rect">
                       <a:avLst/>
@@ -13501,7 +13547,7 @@
       <w:r>
         <w:drawing>
           <wp:inline>
-            <wp:extent cx="5334000" cy="4143026"/>
+            <wp:extent cx="5334000" cy="6403923"/>
             <wp:effectExtent b="0" l="0" r="0" t="0"/>
             <wp:docPr descr="Ratings Received by the Operator" title="" id="148" name="Picture"/>
             <a:graphic>
@@ -13522,7 +13568,7 @@
                   <pic:spPr bwMode="auto">
                     <a:xfrm>
                       <a:off x="0" y="0"/>
-                      <a:ext cx="5334000" cy="4143026"/>
+                      <a:ext cx="5334000" cy="6403923"/>
                     </a:xfrm>
                     <a:prstGeom prst="rect">
                       <a:avLst/>

--- a/09_MANUALES/EN/WORD/09_User_Manual.docx
+++ b/09_MANUALES/EN/WORD/09_User_Manual.docx
@@ -530,6 +530,84 @@
             </w:pPr>
             <w:r>
               <w:t xml:space="preserve">Screenshots taken again on October 19, 2026 (date on the dashboards, calendars without past days, and booking summary).</w:t>
+            </w:r>
+          </w:p>
+        </w:tc>
+        <w:tc>
+          <w:tcPr/>
+          <w:p>
+            <w:pPr>
+              <w:pStyle w:val="Compact"/>
+            </w:pPr>
+            <w:r>
+              <w:t xml:space="preserve">Development team</w:t>
+            </w:r>
+          </w:p>
+        </w:tc>
+      </w:tr>
+      <w:tr>
+        <w:tc>
+          <w:tcPr/>
+          <w:p>
+            <w:pPr>
+              <w:pStyle w:val="Compact"/>
+            </w:pPr>
+            <w:r>
+              <w:t xml:space="preserve">4.4</w:t>
+            </w:r>
+          </w:p>
+        </w:tc>
+        <w:tc>
+          <w:tcPr/>
+          <w:p>
+            <w:pPr>
+              <w:pStyle w:val="Compact"/>
+            </w:pPr>
+            <w:r>
+              <w:t xml:space="preserve">2026-10-20</w:t>
+            </w:r>
+          </w:p>
+        </w:tc>
+        <w:tc>
+          <w:tcPr/>
+          <w:p>
+            <w:pPr>
+              <w:pStyle w:val="Compact"/>
+            </w:pPr>
+            <w:r>
+              <w:t xml:space="preserve">The customer's and the operator's history go from the newest booking to the oldest and open the detail on click, with the</w:t>
+            </w:r>
+            <w:r>
+              <w:t xml:space="preserve"> </w:t>
+            </w:r>
+            <w:r>
+              <w:rPr>
+                <w:b/>
+                <w:bCs/>
+              </w:rPr>
+              <w:t xml:space="preserve">Go to payment</w:t>
+            </w:r>
+            <w:r>
+              <w:t xml:space="preserve"> </w:t>
+            </w:r>
+            <w:r>
+              <w:t xml:space="preserve">and</w:t>
+            </w:r>
+            <w:r>
+              <w:t xml:space="preserve"> </w:t>
+            </w:r>
+            <w:r>
+              <w:rPr>
+                <w:b/>
+                <w:bCs/>
+              </w:rPr>
+              <w:t xml:space="preserve">Go to ratings</w:t>
+            </w:r>
+            <w:r>
+              <w:t xml:space="preserve"> </w:t>
+            </w:r>
+            <w:r>
+              <w:t xml:space="preserve">buttons. Notifications open their detail on click, with a button to go to the section the notice comes from. Once the payment is approved, the payment screen only shows the summary.</w:t>
             </w:r>
           </w:p>
         </w:tc>
@@ -7165,7 +7243,7 @@
         </w:numPr>
       </w:pPr>
       <w:r>
-        <w:t xml:space="preserve">Click</w:t>
+        <w:t xml:space="preserve">On the Dashboard, click</w:t>
       </w:r>
       <w:r>
         <w:t xml:space="preserve"> </w:t>
@@ -7181,7 +7259,20 @@
         <w:t xml:space="preserve"> </w:t>
       </w:r>
       <w:r>
-        <w:t xml:space="preserve">to check the service, the vehicle, the date, the time, the assigned operator, and the status.</w:t>
+        <w:t xml:space="preserve">to check the service, the vehicle, the date, the time, the assigned operator, and the status. In</w:t>
+      </w:r>
+      <w:r>
+        <w:t xml:space="preserve"> </w:t>
+      </w:r>
+      <w:r>
+        <w:rPr>
+          <w:b/>
+          <w:bCs/>
+        </w:rPr>
+        <w:t xml:space="preserve">History</w:t>
+      </w:r>
+      <w:r>
+        <w:t xml:space="preserve">, click the booking card to see its detail (section 10.1.6).</w:t>
       </w:r>
     </w:p>
     <w:p>
@@ -8542,6 +8633,50 @@
         </w:numPr>
       </w:pPr>
       <w:r>
+        <w:t xml:space="preserve">Once the payment is approved, the</w:t>
+      </w:r>
+      <w:r>
+        <w:t xml:space="preserve"> </w:t>
+      </w:r>
+      <w:r>
+        <w:rPr>
+          <w:b/>
+          <w:bCs/>
+        </w:rPr>
+        <w:t xml:space="preserve">Pay service</w:t>
+      </w:r>
+      <w:r>
+        <w:t xml:space="preserve"> </w:t>
+      </w:r>
+      <w:r>
+        <w:t xml:space="preserve">screen of that booking only shows the summary: the payment method, the QR code, the receipt upload, and the</w:t>
+      </w:r>
+      <w:r>
+        <w:t xml:space="preserve"> </w:t>
+      </w:r>
+      <w:r>
+        <w:rPr>
+          <w:b/>
+          <w:bCs/>
+        </w:rPr>
+        <w:t xml:space="preserve">I've made the payment</w:t>
+      </w:r>
+      <w:r>
+        <w:t xml:space="preserve"> </w:t>
+      </w:r>
+      <w:r>
+        <w:t xml:space="preserve">button disappear, and the coupon used (if any) can no longer be removed.</w:t>
+      </w:r>
+    </w:p>
+    <w:p>
+      <w:pPr>
+        <w:pStyle w:val="Compact"/>
+        <w:numPr>
+          <w:ilvl w:val="0"/>
+          <w:numId w:val="1022"/>
+        </w:numPr>
+      </w:pPr>
+      <w:r>
         <w:t xml:space="preserve">A coupon is accepted only if it is active, is within its dates, and the customer has reached the points it requires; it can be redeemed once per booking. The system answers "That coupon doesn't exist.", "That coupon isn't active, or you haven't reached the points it needs yet.", or "You already redeemed this coupon on this booking." A successful redemption sends a confirmation notice and email.</w:t>
       </w:r>
     </w:p>
@@ -9117,7 +9252,7 @@
         <w:t xml:space="preserve">History</w:t>
       </w:r>
       <w:r>
-        <w:t xml:space="preserve">.</w:t>
+        <w:t xml:space="preserve">. Bookings appear from the newest to the oldest.</w:t>
       </w:r>
     </w:p>
     <w:p>
@@ -9360,6 +9495,50 @@
       </w:r>
       <w:r>
         <w:t xml:space="preserve">appears only when the booking can be paid (payable status, without an approved payment and without one pending or in review).</w:t>
+      </w:r>
+    </w:p>
+    <w:p>
+      <w:pPr>
+        <w:pStyle w:val="Compact"/>
+        <w:numPr>
+          <w:ilvl w:val="0"/>
+          <w:numId w:val="1023"/>
+        </w:numPr>
+      </w:pPr>
+      <w:r>
+        <w:t xml:space="preserve">Click the card to open the</w:t>
+      </w:r>
+      <w:r>
+        <w:t xml:space="preserve"> </w:t>
+      </w:r>
+      <w:r>
+        <w:rPr>
+          <w:b/>
+          <w:bCs/>
+        </w:rPr>
+        <w:t xml:space="preserve">Booking details</w:t>
+      </w:r>
+      <w:r>
+        <w:t xml:space="preserve"> </w:t>
+      </w:r>
+      <w:r>
+        <w:t xml:space="preserve">(services, date and time, vehicle, total, payment status, and rating). The</w:t>
+      </w:r>
+      <w:r>
+        <w:t xml:space="preserve"> </w:t>
+      </w:r>
+      <w:r>
+        <w:rPr>
+          <w:b/>
+          <w:bCs/>
+        </w:rPr>
+        <w:t xml:space="preserve">Go to payment</w:t>
+      </w:r>
+      <w:r>
+        <w:t xml:space="preserve"> </w:t>
+      </w:r>
+      <w:r>
+        <w:t xml:space="preserve">button opens the payment screen of that booking; it does not appear on cancelled or no-show bookings.</w:t>
       </w:r>
     </w:p>
     <w:p>
@@ -9852,7 +10031,65 @@
         </w:numPr>
       </w:pPr>
       <w:r>
-        <w:t xml:space="preserve">Open a notification to read it completely; it is marked as read.</w:t>
+        <w:t xml:space="preserve">Click a notification (or</w:t>
+      </w:r>
+      <w:r>
+        <w:t xml:space="preserve"> </w:t>
+      </w:r>
+      <w:r>
+        <w:rPr>
+          <w:b/>
+          <w:bCs/>
+        </w:rPr>
+        <w:t xml:space="preserve">View detail</w:t>
+      </w:r>
+      <w:r>
+        <w:t xml:space="preserve">) to read it completely; it is marked as read. If the notice belongs to a section, the detail has a button to go there:</w:t>
+      </w:r>
+      <w:r>
+        <w:t xml:space="preserve"> </w:t>
+      </w:r>
+      <w:r>
+        <w:rPr>
+          <w:b/>
+          <w:bCs/>
+        </w:rPr>
+        <w:t xml:space="preserve">Go to history</w:t>
+      </w:r>
+      <w:r>
+        <w:t xml:space="preserve"> </w:t>
+      </w:r>
+      <w:r>
+        <w:t xml:space="preserve">(bookings, payments, service, and inspection report) or</w:t>
+      </w:r>
+      <w:r>
+        <w:t xml:space="preserve"> </w:t>
+      </w:r>
+      <w:r>
+        <w:rPr>
+          <w:b/>
+          <w:bCs/>
+        </w:rPr>
+        <w:t xml:space="preserve">Go to home</w:t>
+      </w:r>
+      <w:r>
+        <w:t xml:space="preserve"> </w:t>
+      </w:r>
+      <w:r>
+        <w:t xml:space="preserve">(welcome, points, and coupons); for the operator,</w:t>
+      </w:r>
+      <w:r>
+        <w:t xml:space="preserve"> </w:t>
+      </w:r>
+      <w:r>
+        <w:rPr>
+          <w:b/>
+          <w:bCs/>
+        </w:rPr>
+        <w:t xml:space="preserve">Go to assigned services</w:t>
+      </w:r>
+      <w:r>
+        <w:t xml:space="preserve">.</w:t>
       </w:r>
     </w:p>
     <w:p>
@@ -12777,7 +13014,23 @@
         <w:t xml:space="preserve"> </w:t>
       </w:r>
       <w:r>
-        <w:t xml:space="preserve">buttons.</w:t>
+        <w:t xml:space="preserve">buttons. Clicking one of these notices opens its detail with the</w:t>
+      </w:r>
+      <w:r>
+        <w:t xml:space="preserve"> </w:t>
+      </w:r>
+      <w:r>
+        <w:rPr>
+          <w:b/>
+          <w:bCs/>
+        </w:rPr>
+        <w:t xml:space="preserve">Go to assigned services</w:t>
+      </w:r>
+      <w:r>
+        <w:t xml:space="preserve"> </w:t>
+      </w:r>
+      <w:r>
+        <w:t xml:space="preserve">button.</w:t>
       </w:r>
     </w:p>
     <w:p>
@@ -13149,6 +13402,50 @@
     </w:p>
     <w:p>
       <w:pPr>
+        <w:pStyle w:val="Compact"/>
+        <w:numPr>
+          <w:ilvl w:val="0"/>
+          <w:numId w:val="1030"/>
+        </w:numPr>
+      </w:pPr>
+      <w:r>
+        <w:t xml:space="preserve">Click a service to see its detail. If the customer rated it, the</w:t>
+      </w:r>
+      <w:r>
+        <w:t xml:space="preserve"> </w:t>
+      </w:r>
+      <w:r>
+        <w:rPr>
+          <w:b/>
+          <w:bCs/>
+        </w:rPr>
+        <w:t xml:space="preserve">Go to ratings</w:t>
+      </w:r>
+      <w:r>
+        <w:t xml:space="preserve"> </w:t>
+      </w:r>
+      <w:r>
+        <w:t xml:space="preserve">button opens</w:t>
+      </w:r>
+      <w:r>
+        <w:t xml:space="preserve"> </w:t>
+      </w:r>
+      <w:r>
+        <w:rPr>
+          <w:b/>
+          <w:bCs/>
+        </w:rPr>
+        <w:t xml:space="preserve">Ratings received</w:t>
+      </w:r>
+      <w:r>
+        <w:t xml:space="preserve"> </w:t>
+      </w:r>
+      <w:r>
+        <w:t xml:space="preserve">(section 10.2.6).</w:t>
+      </w:r>
+    </w:p>
+    <w:p>
+      <w:pPr>
         <w:pStyle w:val="FirstParagraph"/>
       </w:pPr>
       <w:r>
@@ -13162,7 +13459,7 @@
         <w:t xml:space="preserve"> </w:t>
       </w:r>
       <w:r>
-        <w:t xml:space="preserve">The operator consults the completed work and the final status of each service.</w:t>
+        <w:t xml:space="preserve">The operator consults the completed work, from the newest to the oldest, and the final status of each service.</w:t>
       </w:r>
     </w:p>
     <w:p>

--- a/09_MANUALES/EN/WORD/09_User_Manual.docx
+++ b/09_MANUALES/EN/WORD/09_User_Manual.docx
@@ -2,7 +2,7 @@
 <file path=word/document.xml><?xml version="1.0" encoding="utf-8"?>
 <w:document xmlns:w="http://schemas.openxmlformats.org/wordprocessingml/2006/main" xmlns:m="http://schemas.openxmlformats.org/officeDocument/2006/math" xmlns:r="http://schemas.openxmlformats.org/officeDocument/2006/relationships" xmlns:o="urn:schemas-microsoft-com:office:office" xmlns:v="urn:schemas-microsoft-com:vml" xmlns:w10="urn:schemas-microsoft-com:office:word" xmlns:a="http://schemas.openxmlformats.org/drawingml/2006/main" xmlns:pic="http://schemas.openxmlformats.org/drawingml/2006/picture" xmlns:wp="http://schemas.openxmlformats.org/drawingml/2006/wordprocessingDrawing">
   <w:body>
-    <w:bookmarkStart w:id="184" w:name="user-manual"/>
+    <w:bookmarkStart w:id="186" w:name="user-manual"/>
     <w:p>
       <w:pPr>
         <w:pStyle w:val="Heading1"/>
@@ -64,15 +64,15 @@
         <w:pStyle w:val="BodyText"/>
       </w:pPr>
       <w:r>
-        <w:t xml:space="preserve">October 17, 2026</w:t>
-      </w:r>
-    </w:p>
-    <w:p>
-      <w:pPr>
-        <w:pStyle w:val="BodyText"/>
-      </w:pPr>
-      <w:r>
-        <w:t xml:space="preserve">Manual Type: User Manual (Customer and Operator Roles) · Version 4.1</w:t>
+        <w:t xml:space="preserve">October 21, 2026</w:t>
+      </w:r>
+    </w:p>
+    <w:p>
+      <w:pPr>
+        <w:pStyle w:val="BodyText"/>
+      </w:pPr>
+      <w:r>
+        <w:t xml:space="preserve">Manual Type: User Manual (Customer and Operator Roles) · Version 4.6</w:t>
       </w:r>
     </w:p>
     <w:bookmarkStart w:id="20" w:name="version-control"/>
@@ -623,6 +623,114 @@
           </w:p>
         </w:tc>
       </w:tr>
+      <w:tr>
+        <w:tc>
+          <w:tcPr/>
+          <w:p>
+            <w:pPr>
+              <w:pStyle w:val="Compact"/>
+            </w:pPr>
+            <w:r>
+              <w:t xml:space="preserve">4.5</w:t>
+            </w:r>
+          </w:p>
+        </w:tc>
+        <w:tc>
+          <w:tcPr/>
+          <w:p>
+            <w:pPr>
+              <w:pStyle w:val="Compact"/>
+            </w:pPr>
+            <w:r>
+              <w:t xml:space="preserve">2026-10-21</w:t>
+            </w:r>
+          </w:p>
+        </w:tc>
+        <w:tc>
+          <w:tcPr/>
+          <w:p>
+            <w:pPr>
+              <w:pStyle w:val="Compact"/>
+            </w:pPr>
+            <w:r>
+              <w:t xml:space="preserve">Review against the code of October 21, 2026: the receipt is reduced below 2 MB before it is sent and the QR can be enlarged with</w:t>
+            </w:r>
+            <w:r>
+              <w:t xml:space="preserve"> </w:t>
+            </w:r>
+            <w:r>
+              <w:rPr>
+                <w:b/>
+                <w:bCs/>
+              </w:rPr>
+              <w:t xml:space="preserve">Enlarge QR</w:t>
+            </w:r>
+            <w:r>
+              <w:t xml:space="preserve"> </w:t>
+            </w:r>
+            <w:r>
+              <w:t xml:space="preserve">(section 10.1.5); Cash only appears if the business keeps that account active; bookings nobody starts close on their own one hour after their end time (Table 7, section 10.2.3, and frequently asked questions); when signing out, the other tabs sign out too (section 12); the mobile app asks to install the new APK when it is published (section 6.2). The date and the version of the cover were corrected.</w:t>
+            </w:r>
+          </w:p>
+        </w:tc>
+        <w:tc>
+          <w:tcPr/>
+          <w:p>
+            <w:pPr>
+              <w:pStyle w:val="Compact"/>
+            </w:pPr>
+            <w:r>
+              <w:t xml:space="preserve">Development team</w:t>
+            </w:r>
+          </w:p>
+        </w:tc>
+      </w:tr>
+      <w:tr>
+        <w:tc>
+          <w:tcPr/>
+          <w:p>
+            <w:pPr>
+              <w:pStyle w:val="Compact"/>
+            </w:pPr>
+            <w:r>
+              <w:t xml:space="preserve">4.6</w:t>
+            </w:r>
+          </w:p>
+        </w:tc>
+        <w:tc>
+          <w:tcPr/>
+          <w:p>
+            <w:pPr>
+              <w:pStyle w:val="Compact"/>
+            </w:pPr>
+            <w:r>
+              <w:t xml:space="preserve">2026-10-21</w:t>
+            </w:r>
+          </w:p>
+        </w:tc>
+        <w:tc>
+          <w:tcPr/>
+          <w:p>
+            <w:pPr>
+              <w:pStyle w:val="Compact"/>
+            </w:pPr>
+            <w:r>
+              <w:t xml:space="preserve">Change of the rule for bookings that end without being recorded, reviewed by the team on the night of October 21: only a confirmed booking that never had an operator becomes No show on its own; if it had an operator, the operator receives the notice "¿Atendiste este servicio?" (did you serve this booking?) and the administrator closes it (Table 7, sections 10.2.3 and 10.2.4, and frequently asked questions). The schedule and the assigned services no longer show cancelled or No show bookings.</w:t>
+            </w:r>
+          </w:p>
+        </w:tc>
+        <w:tc>
+          <w:tcPr/>
+          <w:p>
+            <w:pPr>
+              <w:pStyle w:val="Compact"/>
+            </w:pPr>
+            <w:r>
+              <w:t xml:space="preserve">Development team</w:t>
+            </w:r>
+          </w:p>
+        </w:tc>
+      </w:tr>
     </w:tbl>
     <w:p>
       <w:pPr>
@@ -1615,7 +1723,7 @@
         </w:numPr>
       </w:pPr>
       <w:r>
-        <w:t xml:space="preserve">The Android mobile application (React Native with Expo), which offers equivalent modules for the three roles. It is downloaded from the home page of the web with the download button or the QR code; this manual documents only the web version.</w:t>
+        <w:t xml:space="preserve">The Android mobile application (React Native with Expo), which offers equivalent modules for the three roles. It is downloaded from the home page of the web with the download button or the QR code; this manual documents only the web version. Since October 21, 2026, when the business publishes a new version of the APK, the app shows a screen that asks to download and install it before going on.</w:t>
       </w:r>
     </w:p>
     <w:p>
@@ -7644,7 +7752,7 @@
               <w:pStyle w:val="Compact"/>
             </w:pPr>
             <w:r>
-              <w:t xml:space="preserve">The booking was voided by the customer or by the business.</w:t>
+              <w:t xml:space="preserve">The booking was voided by the customer or by the business, or the system closed it because one hour passed after its end without being confirmed.</w:t>
             </w:r>
           </w:p>
         </w:tc>
@@ -7679,7 +7787,7 @@
               <w:pStyle w:val="Compact"/>
             </w:pPr>
             <w:r>
-              <w:t xml:space="preserve">The customer did not arrive at the booked slot.</w:t>
+              <w:t xml:space="preserve">The customer did not arrive at the booked slot and the business recorded it. If the confirmed booking never had an operator, the system marks it this way one hour after its end time.</w:t>
             </w:r>
           </w:p>
         </w:tc>
@@ -8016,7 +8124,7 @@
               <w:pStyle w:val="Compact"/>
             </w:pPr>
             <w:r>
-              <w:t xml:space="preserve">Paid at the business when the service is received. No QR code is shown.</w:t>
+              <w:t xml:space="preserve">Paid at the business when the service is received. No QR code is shown. It only appears if the business keeps the cash account active.</w:t>
             </w:r>
           </w:p>
         </w:tc>
@@ -8048,7 +8156,7 @@
         <w:t xml:space="preserve"> </w:t>
       </w:r>
       <w:r>
-        <w:t xml:space="preserve">The digital methods shown depend on the payment accounts that the administrator keeps active.</w:t>
+        <w:t xml:space="preserve">The methods shown, Cash included, depend on the payment accounts that the administrator keeps active.</w:t>
       </w:r>
     </w:p>
     <w:p>
@@ -8396,7 +8504,55 @@
         <w:t xml:space="preserve">Amount to pay</w:t>
       </w:r>
       <w:r>
-        <w:t xml:space="preserve">.</w:t>
+        <w:t xml:space="preserve">. If the code is hard to read,</w:t>
+      </w:r>
+      <w:r>
+        <w:t xml:space="preserve"> </w:t>
+      </w:r>
+      <w:r>
+        <w:rPr>
+          <w:b/>
+          <w:bCs/>
+        </w:rPr>
+        <w:t xml:space="preserve">Enlarge QR</w:t>
+      </w:r>
+      <w:r>
+        <w:t xml:space="preserve"> </w:t>
+      </w:r>
+      <w:r>
+        <w:t xml:space="preserve">shows it bigger, with</w:t>
+      </w:r>
+      <w:r>
+        <w:t xml:space="preserve"> </w:t>
+      </w:r>
+      <w:r>
+        <w:rPr>
+          <w:b/>
+          <w:bCs/>
+        </w:rPr>
+        <w:t xml:space="preserve">Zoom in</w:t>
+      </w:r>
+      <w:r>
+        <w:t xml:space="preserve"> </w:t>
+      </w:r>
+      <w:r>
+        <w:t xml:space="preserve">and</w:t>
+      </w:r>
+      <w:r>
+        <w:t xml:space="preserve"> </w:t>
+      </w:r>
+      <w:r>
+        <w:rPr>
+          <w:b/>
+          <w:bCs/>
+        </w:rPr>
+        <w:t xml:space="preserve">Zoom out</w:t>
+      </w:r>
+      <w:r>
+        <w:t xml:space="preserve"> </w:t>
+      </w:r>
+      <w:r>
+        <w:t xml:space="preserve">(also with the mouse wheel or a double click).</w:t>
       </w:r>
     </w:p>
     <w:p>
@@ -8421,7 +8577,7 @@
         <w:t xml:space="preserve">Confirm your payment</w:t>
       </w:r>
       <w:r>
-        <w:t xml:space="preserve">, drag the image of the receipt or click to browse for it (JPG or PNG, maximum 10 MB).</w:t>
+        <w:t xml:space="preserve">, drag the image of the receipt or click to browse for it (JPG or PNG of up to 10 MB). The page reduces it below 2 MB before sending it; meanwhile it shows "Preparing the receipt...".</w:t>
       </w:r>
     </w:p>
     <w:p>
@@ -8610,6 +8766,18 @@
       </w:pPr>
       <w:r>
         <w:t xml:space="preserve">If the administrator rejects the payment, the customer can report it again with a correct receipt.</w:t>
+      </w:r>
+    </w:p>
+    <w:p>
+      <w:pPr>
+        <w:pStyle w:val="Compact"/>
+        <w:numPr>
+          <w:ilvl w:val="0"/>
+          <w:numId w:val="1022"/>
+        </w:numPr>
+      </w:pPr>
+      <w:r>
+        <w:t xml:space="preserve">If the image cannot be reduced below 2 MB, the message "We could not reduce the image below 2 MB. Try a screenshot of the receipt." appears.</w:t>
       </w:r>
     </w:p>
     <w:p>
@@ -12609,7 +12777,36 @@
         <w:t xml:space="preserve"> </w:t>
       </w:r>
       <w:r>
-        <w:t xml:space="preserve">The service can be started from 15 minutes before the booked time. The operator can only update the services assigned to them.</w:t>
+        <w:t xml:space="preserve">The service can be started from 15 minutes before the booked time. The operator can only update the services assigned to them. Every service must be recorded with</w:t>
+      </w:r>
+      <w:r>
+        <w:t xml:space="preserve"> </w:t>
+      </w:r>
+      <w:r>
+        <w:rPr>
+          <w:b/>
+          <w:bCs/>
+        </w:rPr>
+        <w:t xml:space="preserve">Start</w:t>
+      </w:r>
+      <w:r>
+        <w:t xml:space="preserve"> </w:t>
+      </w:r>
+      <w:r>
+        <w:t xml:space="preserve">and</w:t>
+      </w:r>
+      <w:r>
+        <w:t xml:space="preserve"> </w:t>
+      </w:r>
+      <w:r>
+        <w:rPr>
+          <w:b/>
+          <w:bCs/>
+        </w:rPr>
+        <w:t xml:space="preserve">Finish</w:t>
+      </w:r>
+      <w:r>
+        <w:t xml:space="preserve">, even if late: if the time of the service has already passed, it can still be started and finished on the same day, and the real hours count. If an assigned service was not started when its time ended, or was started and not finished one hour after its end time, the operator receives the notice "¿Atendiste este servicio?" (did you serve this booking?) and the administrator sees the booking in the list of bookings to close; if it can no longer be recorded, the operator tells the administrator whether the vehicle was served, and the administrator closes it. The schedule and the assigned services list do not show cancelled bookings or those left as No show.</w:t>
       </w:r>
     </w:p>
     <w:p>
@@ -12966,7 +13163,7 @@
         <w:pStyle w:val="FirstParagraph"/>
       </w:pPr>
       <w:r>
-        <w:t xml:space="preserve">The operator's notifications work like the customer's (section 10.1.7). The most frequent notices are a new service assigned, a service moved to another time, a service cancelled, and a service reassigned to another operator. These staff notices arrive in the inbox and as push notifications, never by email. The operator opens them with</w:t>
+        <w:t xml:space="preserve">The operator's notifications work like the customer's (section 10.1.7). The most frequent notices are a new service assigned, a service moved to another time, a service cancelled, and a service reassigned to another operator. Since October 21, 2026 the notice "¿Atendiste este servicio?" (did you serve this booking?) also arrives when a service's time ended and it was not started or not finished (only once per booking, section 10.2.3). These staff notices arrive in the inbox and as push notifications, never by email. The operator opens them with</w:t>
       </w:r>
       <w:r>
         <w:t xml:space="preserve"> </w:t>
@@ -14778,7 +14975,7 @@
               <w:pStyle w:val="Compact"/>
             </w:pPr>
             <w:r>
-              <w:t xml:space="preserve">The one-hour session ended.</w:t>
+              <w:t xml:space="preserve">The one-hour session ended, or the session was closed (for example, because the administrator deactivated the account).</w:t>
             </w:r>
           </w:p>
         </w:tc>
@@ -15315,6 +15512,41 @@
             </w:pPr>
             <w:r>
               <w:t xml:space="preserve">Start the service before finishing it.</w:t>
+            </w:r>
+          </w:p>
+        </w:tc>
+      </w:tr>
+      <w:tr>
+        <w:tc>
+          <w:tcPr/>
+          <w:p>
+            <w:pPr>
+              <w:pStyle w:val="Compact"/>
+            </w:pPr>
+            <w:r>
+              <w:t xml:space="preserve">We could not reduce the image below 2 MB. Try a screenshot of the receipt.</w:t>
+            </w:r>
+          </w:p>
+        </w:tc>
+        <w:tc>
+          <w:tcPr/>
+          <w:p>
+            <w:pPr>
+              <w:pStyle w:val="Compact"/>
+            </w:pPr>
+            <w:r>
+              <w:t xml:space="preserve">The photo of the receipt is too heavy even after reducing it.</w:t>
+            </w:r>
+          </w:p>
+        </w:tc>
+        <w:tc>
+          <w:tcPr/>
+          <w:p>
+            <w:pPr>
+              <w:pStyle w:val="Compact"/>
+            </w:pPr>
+            <w:r>
+              <w:t xml:space="preserve">Attach a screenshot of the receipt.</w:t>
             </w:r>
           </w:p>
         </w:tc>
@@ -15624,6 +15856,14 @@
     <w:p>
       <w:pPr>
         <w:pStyle w:val="FirstParagraph"/>
+      </w:pPr>
+      <w:r>
+        <w:t xml:space="preserve">When signing out, the other tabs of the same browser also go back to the login screen, and if another account signs in on one tab, the others reload with that account. Since October 21, 2026 the closed session does not work on the server either, even if someone had copied its access.</w:t>
+      </w:r>
+    </w:p>
+    <w:p>
+      <w:pPr>
+        <w:pStyle w:val="BodyText"/>
       </w:pPr>
       <w:r>
         <w:rPr>
@@ -15693,7 +15933,7 @@
       </w:r>
     </w:p>
     <w:bookmarkEnd w:id="158"/>
-    <w:bookmarkStart w:id="175" w:name="X7a4913db6cb1b3c4cb6c122beacaf68da4b3196"/>
+    <w:bookmarkStart w:id="177" w:name="X7a4913db6cb1b3c4cb6c122beacaf68da4b3196"/>
     <w:p>
       <w:pPr>
         <w:pStyle w:val="Heading2"/>
@@ -15860,12 +16100,30 @@
       </w:r>
     </w:p>
     <w:bookmarkEnd w:id="165"/>
-    <w:bookmarkStart w:id="166" w:name="how-do-i-pay-for-my-service"/>
+    <w:bookmarkStart w:id="166" w:name="Xd46a745d1d7bc5f1116a20cd4d2ea4d66c5912f"/>
     <w:p>
       <w:pPr>
         <w:pStyle w:val="Heading5"/>
       </w:pPr>
       <w:r>
+        <w:t xml:space="preserve">What happens if I do not arrive for my booking?</w:t>
+      </w:r>
+    </w:p>
+    <w:p>
+      <w:pPr>
+        <w:pStyle w:val="FirstParagraph"/>
+      </w:pPr>
+      <w:r>
+        <w:t xml:space="preserve">The business records the booking as No show. If the booking had no operator assigned, the system marks it this way one hour after the end time. If you had already paid, contact the business: the administrator decides on the refund.</w:t>
+      </w:r>
+    </w:p>
+    <w:bookmarkEnd w:id="166"/>
+    <w:bookmarkStart w:id="167" w:name="how-do-i-pay-for-my-service"/>
+    <w:p>
+      <w:pPr>
+        <w:pStyle w:val="Heading5"/>
+      </w:pPr>
+      <w:r>
         <w:t xml:space="preserve">How do I pay for my service?</w:t>
       </w:r>
     </w:p>
@@ -15874,11 +16132,11 @@
         <w:pStyle w:val="FirstParagraph"/>
       </w:pPr>
       <w:r>
-        <w:t xml:space="preserve">In Pay service, choose the method. With Nequi, Daviplata, or Transfer, scan the QR code, transfer the exact amount, and attach the receipt with the transaction reference; with Cash, pay at the business.</w:t>
-      </w:r>
-    </w:p>
-    <w:bookmarkEnd w:id="166"/>
-    <w:bookmarkStart w:id="167" w:name="does-the-system-store-my-card-data"/>
+        <w:t xml:space="preserve">In Pay service, choose the method. With Nequi, Daviplata, or Transfer, scan the QR code, transfer the exact amount, and attach the receipt with the transaction reference; with Cash (if the business has it active), pay at the business.</w:t>
+      </w:r>
+    </w:p>
+    <w:bookmarkEnd w:id="167"/>
+    <w:bookmarkStart w:id="168" w:name="does-the-system-store-my-card-data"/>
     <w:p>
       <w:pPr>
         <w:pStyle w:val="Heading5"/>
@@ -15895,8 +16153,8 @@
         <w:t xml:space="preserve">No. The system does not request or store card data.</w:t>
       </w:r>
     </w:p>
-    <w:bookmarkEnd w:id="167"/>
-    <w:bookmarkStart w:id="168" w:name="why-does-my-payment-appear-as-in-review"/>
+    <w:bookmarkEnd w:id="168"/>
+    <w:bookmarkStart w:id="169" w:name="why-does-my-payment-appear-as-in-review"/>
     <w:p>
       <w:pPr>
         <w:pStyle w:val="Heading5"/>
@@ -15913,8 +16171,8 @@
         <w:t xml:space="preserve">Because an administrator must verify that the money arrived in the business's account. When the administrator approves or rejects it, you receive a notification and an email; you can also check the status in History.</w:t>
       </w:r>
     </w:p>
-    <w:bookmarkEnd w:id="168"/>
-    <w:bookmarkStart w:id="169" w:name="can-i-use-a-promotion-code"/>
+    <w:bookmarkEnd w:id="169"/>
+    <w:bookmarkStart w:id="170" w:name="can-i-use-a-promotion-code"/>
     <w:p>
       <w:pPr>
         <w:pStyle w:val="Heading5"/>
@@ -15931,8 +16189,8 @@
         <w:t xml:space="preserve">Yes. When your points unlock a coupon, you receive a notice with its code. In Pay service, type it in Coupon code and click Apply before confirming the payment.</w:t>
       </w:r>
     </w:p>
-    <w:bookmarkEnd w:id="169"/>
-    <w:bookmarkStart w:id="170" w:name="how-do-i-earn-loyalty-points"/>
+    <w:bookmarkEnd w:id="170"/>
+    <w:bookmarkStart w:id="171" w:name="how-do-i-earn-loyalty-points"/>
     <w:p>
       <w:pPr>
         <w:pStyle w:val="Heading5"/>
@@ -15949,8 +16207,8 @@
         <w:t xml:space="preserve">Each service adds the points shown when booking ("Earns N points"). The points are credited when the administrator approves the payment of the booking, and you can see your progress in the dashboard. Points are not spent: they unlock coupons.</w:t>
       </w:r>
     </w:p>
-    <w:bookmarkEnd w:id="170"/>
-    <w:bookmarkStart w:id="171" w:name="how-do-i-rate-a-service"/>
+    <w:bookmarkEnd w:id="171"/>
+    <w:bookmarkStart w:id="172" w:name="how-do-i-rate-a-service"/>
     <w:p>
       <w:pPr>
         <w:pStyle w:val="Heading5"/>
@@ -15967,8 +16225,8 @@
         <w:t xml:space="preserve">When the booking is Completed, open History, click "Rate Service", choose from one to five stars, and, if desired, write a comment. Each booking can be rated only once.</w:t>
       </w:r>
     </w:p>
-    <w:bookmarkEnd w:id="171"/>
-    <w:bookmarkStart w:id="172" w:name="can-i-change-the-language-or-the-colors"/>
+    <w:bookmarkEnd w:id="172"/>
+    <w:bookmarkStart w:id="173" w:name="can-i-change-the-language-or-the-colors"/>
     <w:p>
       <w:pPr>
         <w:pStyle w:val="Heading5"/>
@@ -15985,8 +16243,8 @@
         <w:t xml:space="preserve">Yes. In Settings you can choose Spanish, English, French, or Portuguese and one of four color themes.</w:t>
       </w:r>
     </w:p>
-    <w:bookmarkEnd w:id="172"/>
-    <w:bookmarkStart w:id="173" w:name="can-i-delete-or-deactivate-my-account"/>
+    <w:bookmarkEnd w:id="173"/>
+    <w:bookmarkStart w:id="174" w:name="can-i-delete-or-deactivate-my-account"/>
     <w:p>
       <w:pPr>
         <w:pStyle w:val="Heading5"/>
@@ -16019,8 +16277,8 @@
         <w:t xml:space="preserve">option deactivates the account, without erasing it: you will not be able to log in, but your history is kept. To reactivate it, contact the administrator. Administrator accounts do not have this option.</w:t>
       </w:r>
     </w:p>
-    <w:bookmarkEnd w:id="173"/>
-    <w:bookmarkStart w:id="174" w:name="Xa9d4992a2ac20cb1b5580e53749c46c799fd23e"/>
+    <w:bookmarkEnd w:id="174"/>
+    <w:bookmarkStart w:id="175" w:name="Xa9d4992a2ac20cb1b5580e53749c46c799fd23e"/>
     <w:p>
       <w:pPr>
         <w:pStyle w:val="Heading5"/>
@@ -16037,9 +16295,56 @@
         <w:t xml:space="preserve">A service can only be started on the day of the booking, only if it is assigned to you, and only when you do not have another service in progress. If the service is yours and the problem continues, inform the administrator.</w:t>
       </w:r>
     </w:p>
-    <w:bookmarkEnd w:id="174"/>
     <w:bookmarkEnd w:id="175"/>
-    <w:bookmarkStart w:id="176" w:name="X0fa6fbdd5490fe47b49d10c65f8bfca49160d19"/>
+    <w:bookmarkStart w:id="176" w:name="X9e85408571aaec0f6645b6dbd7ce307bd2e8df9"/>
+    <w:p>
+      <w:pPr>
+        <w:pStyle w:val="Heading5"/>
+      </w:pPr>
+      <w:r>
+        <w:t xml:space="preserve">I served a vehicle and forgot to press Start. What do I do?</w:t>
+      </w:r>
+    </w:p>
+    <w:p>
+      <w:pPr>
+        <w:pStyle w:val="FirstParagraph"/>
+      </w:pPr>
+      <w:r>
+        <w:t xml:space="preserve">If it is still the same day, open the service and press</w:t>
+      </w:r>
+      <w:r>
+        <w:t xml:space="preserve"> </w:t>
+      </w:r>
+      <w:r>
+        <w:rPr>
+          <w:b/>
+          <w:bCs/>
+        </w:rPr>
+        <w:t xml:space="preserve">Start</w:t>
+      </w:r>
+      <w:r>
+        <w:t xml:space="preserve"> </w:t>
+      </w:r>
+      <w:r>
+        <w:t xml:space="preserve">and then</w:t>
+      </w:r>
+      <w:r>
+        <w:t xml:space="preserve"> </w:t>
+      </w:r>
+      <w:r>
+        <w:rPr>
+          <w:b/>
+          <w:bCs/>
+        </w:rPr>
+        <w:t xml:space="preserve">Finish</w:t>
+      </w:r>
+      <w:r>
+        <w:t xml:space="preserve">; the system accepts it even if it is late. If you can no longer do it, tell the administrator that the vehicle was served, so the booking is closed as attended and not as No show.</w:t>
+      </w:r>
+    </w:p>
+    <w:bookmarkEnd w:id="176"/>
+    <w:bookmarkEnd w:id="177"/>
+    <w:bookmarkStart w:id="178" w:name="X0fa6fbdd5490fe47b49d10c65f8bfca49160d19"/>
     <w:p>
       <w:pPr>
         <w:pStyle w:val="Heading2"/>
@@ -16536,8 +16841,8 @@
         <w:t xml:space="preserve">Based on the glossary of the project documentation.</w:t>
       </w:r>
     </w:p>
-    <w:bookmarkEnd w:id="176"/>
-    <w:bookmarkStart w:id="180" w:name="references"/>
+    <w:bookmarkEnd w:id="178"/>
+    <w:bookmarkStart w:id="182" w:name="references"/>
     <w:p>
       <w:pPr>
         <w:pStyle w:val="Heading2"/>
@@ -16572,7 +16877,7 @@
       <w:r>
         <w:t xml:space="preserve"> </w:t>
       </w:r>
-      <w:hyperlink r:id="rId177">
+      <w:hyperlink r:id="rId179">
         <w:r>
           <w:rPr>
             <w:rStyle w:val="Hyperlink"/>
@@ -16631,7 +16936,7 @@
       <w:r>
         <w:t xml:space="preserve"> </w:t>
       </w:r>
-      <w:hyperlink r:id="rId178">
+      <w:hyperlink r:id="rId180">
         <w:r>
           <w:rPr>
             <w:rStyle w:val="Hyperlink"/>
@@ -16666,7 +16971,7 @@
       <w:r>
         <w:t xml:space="preserve"> </w:t>
       </w:r>
-      <w:hyperlink r:id="rId179">
+      <w:hyperlink r:id="rId181">
         <w:r>
           <w:rPr>
             <w:rStyle w:val="Hyperlink"/>
@@ -16675,8 +16980,8 @@
         </w:r>
       </w:hyperlink>
     </w:p>
-    <w:bookmarkEnd w:id="180"/>
-    <w:bookmarkStart w:id="183" w:name="X8cfa2d58357511abd614ba97b7597f227b1ab02"/>
+    <w:bookmarkEnd w:id="182"/>
+    <w:bookmarkStart w:id="185" w:name="X8cfa2d58357511abd614ba97b7597f227b1ab02"/>
     <w:p>
       <w:pPr>
         <w:pStyle w:val="Heading2"/>
@@ -16685,7 +16990,7 @@
         <w:t xml:space="preserve">15. Annexes</w:t>
       </w:r>
     </w:p>
-    <w:bookmarkStart w:id="181" w:name="annex-a-source-of-the-screenshots"/>
+    <w:bookmarkStart w:id="183" w:name="annex-a-source-of-the-screenshots"/>
     <w:p>
       <w:pPr>
         <w:pStyle w:val="Heading3"/>
@@ -16747,8 +17052,8 @@
         <w:t xml:space="preserve">folder.</w:t>
       </w:r>
     </w:p>
-    <w:bookmarkEnd w:id="181"/>
-    <w:bookmarkStart w:id="182" w:name="annex-b-delivery-checklist"/>
+    <w:bookmarkEnd w:id="183"/>
+    <w:bookmarkStart w:id="184" w:name="annex-b-delivery-checklist"/>
     <w:p>
       <w:pPr>
         <w:pStyle w:val="Heading3"/>
@@ -17053,9 +17358,9 @@
         <w:t xml:space="preserve">Adapted from the checklist of the guide for writing software manuals (SENA, 2026).</w:t>
       </w:r>
     </w:p>
-    <w:bookmarkEnd w:id="182"/>
-    <w:bookmarkEnd w:id="183"/>
     <w:bookmarkEnd w:id="184"/>
+    <w:bookmarkEnd w:id="185"/>
+    <w:bookmarkEnd w:id="186"/>
     <w:sectPr>
       <w:footnotePr>
         <w:numRestart w:val="eachSect"/>

--- a/09_MANUALES/EN/WORD/09_User_Manual.docx
+++ b/09_MANUALES/EN/WORD/09_User_Manual.docx
@@ -72,7 +72,7 @@
         <w:pStyle w:val="BodyText"/>
       </w:pPr>
       <w:r>
-        <w:t xml:space="preserve">Manual Type: User Manual (Customer and Operator Roles, on the web and in the mobile application) · Version 4.10</w:t>
+        <w:t xml:space="preserve">Manual Type: User Manual (Customer and Operator Roles, on the web and in the mobile application) · Version 4.11</w:t>
       </w:r>
     </w:p>
     <w:bookmarkStart w:id="9" w:name="version-control"/>
@@ -996,6 +996,68 @@
             </w:r>
             <w:r>
               <w:t xml:space="preserve">is already published (10.3.4).</w:t>
+            </w:r>
+          </w:p>
+        </w:tc>
+        <w:tc>
+          <w:tcPr/>
+          <w:p>
+            <w:pPr>
+              <w:pStyle w:val="Compact"/>
+            </w:pPr>
+            <w:r>
+              <w:t xml:space="preserve">Development team</w:t>
+            </w:r>
+          </w:p>
+        </w:tc>
+      </w:tr>
+      <w:tr>
+        <w:tc>
+          <w:tcPr/>
+          <w:p>
+            <w:pPr>
+              <w:pStyle w:val="Compact"/>
+            </w:pPr>
+            <w:r>
+              <w:t xml:space="preserve">4.11</w:t>
+            </w:r>
+          </w:p>
+        </w:tc>
+        <w:tc>
+          <w:tcPr/>
+          <w:p>
+            <w:pPr>
+              <w:pStyle w:val="Compact"/>
+            </w:pPr>
+            <w:r>
+              <w:t xml:space="preserve">2026-10-26</w:t>
+            </w:r>
+          </w:p>
+        </w:tc>
+        <w:tc>
+          <w:tcPr/>
+          <w:p>
+            <w:pPr>
+              <w:pStyle w:val="Compact"/>
+            </w:pPr>
+            <w:r>
+              <w:t xml:space="preserve">Mobile application 1.1.1: APK</w:t>
+            </w:r>
+            <w:r>
+              <w:t xml:space="preserve"> </w:t>
+            </w:r>
+            <w:r>
+              <w:rPr>
+                <w:i/>
+                <w:iCs/>
+              </w:rPr>
+              <w:t xml:space="preserve">versionCode</w:t>
+            </w:r>
+            <w:r>
+              <w:t xml:space="preserve"> </w:t>
+            </w:r>
+            <w:r>
+              <w:t xml:space="preserve">6 and over-the-air update published on October 26, 2026 (10.3 and 10.3.4).</w:t>
             </w:r>
           </w:p>
         </w:tc>
@@ -14877,7 +14939,23 @@
         <w:pStyle w:val="FirstParagraph"/>
       </w:pPr>
       <w:r>
-        <w:t xml:space="preserve">The LavaRapidoVehicular application (version 1.1.0, package</w:t>
+        <w:t xml:space="preserve">The LavaRapidoVehicular application (version 1.1.1, APK</w:t>
+      </w:r>
+      <w:r>
+        <w:t xml:space="preserve"> </w:t>
+      </w:r>
+      <w:r>
+        <w:rPr>
+          <w:i/>
+          <w:iCs/>
+        </w:rPr>
+        <w:t xml:space="preserve">versionCode</w:t>
+      </w:r>
+      <w:r>
+        <w:t xml:space="preserve"> </w:t>
+      </w:r>
+      <w:r>
+        <w:t xml:space="preserve">6 published on October 26, 2026, package</w:t>
       </w:r>
       <w:r>
         <w:t xml:space="preserve"> </w:t>
@@ -15757,7 +15835,7 @@
         <w:t xml:space="preserve"> </w:t>
       </w:r>
       <w:r>
-        <w:t xml:space="preserve">goes to pay with the deadline; with cash, it shows the summary and that payment is made at the car wash (section 10.1.3). The change is in version</w:t>
+        <w:t xml:space="preserve">goes to pay with the deadline; with cash, it shows the summary and that payment is made at the car wash (section 10.1.3). The change is in the app since</w:t>
       </w:r>
       <w:r>
         <w:t xml:space="preserve"> </w:t>
@@ -15770,10 +15848,23 @@
         <w:t xml:space="preserve">v1.1.0</w:t>
       </w:r>
       <w:r>
-        <w:t xml:space="preserve"> </w:t>
-      </w:r>
-      <w:r>
-        <w:t xml:space="preserve">of the app, published on October 26, 2026.</w:t>
+        <w:t xml:space="preserve">; on October 26, 2026 APK</w:t>
+      </w:r>
+      <w:r>
+        <w:t xml:space="preserve"> </w:t>
+      </w:r>
+      <w:r>
+        <w:rPr>
+          <w:i/>
+          <w:iCs/>
+        </w:rPr>
+        <w:t xml:space="preserve">versionCode</w:t>
+      </w:r>
+      <w:r>
+        <w:t xml:space="preserve"> </w:t>
+      </w:r>
+      <w:r>
+        <w:t xml:space="preserve">6 (1.1.1) and the over-the-air update were published.</w:t>
       </w:r>
     </w:p>
     <w:p>

--- a/09_MANUALES/EN/WORD/09_User_Manual.docx
+++ b/09_MANUALES/EN/WORD/09_User_Manual.docx
@@ -72,7 +72,7 @@
         <w:pStyle w:val="BodyText"/>
       </w:pPr>
       <w:r>
-        <w:t xml:space="preserve">Manual Type: User Manual (Customer and Operator Roles, on the web and in the mobile application) · Version 4.11</w:t>
+        <w:t xml:space="preserve">Manual Type: User Manual (Customer and Operator Roles, on the web and in the mobile application) · Version 4.12</w:t>
       </w:r>
     </w:p>
     <w:bookmarkStart w:id="9" w:name="version-control"/>
@@ -1058,6 +1058,52 @@
             </w:r>
             <w:r>
               <w:t xml:space="preserve">6 and over-the-air update published on October 26, 2026 (10.3 and 10.3.4).</w:t>
+            </w:r>
+          </w:p>
+        </w:tc>
+        <w:tc>
+          <w:tcPr/>
+          <w:p>
+            <w:pPr>
+              <w:pStyle w:val="Compact"/>
+            </w:pPr>
+            <w:r>
+              <w:t xml:space="preserve">Development team</w:t>
+            </w:r>
+          </w:p>
+        </w:tc>
+      </w:tr>
+      <w:tr>
+        <w:tc>
+          <w:tcPr/>
+          <w:p>
+            <w:pPr>
+              <w:pStyle w:val="Compact"/>
+            </w:pPr>
+            <w:r>
+              <w:t xml:space="preserve">4.12</w:t>
+            </w:r>
+          </w:p>
+        </w:tc>
+        <w:tc>
+          <w:tcPr/>
+          <w:p>
+            <w:pPr>
+              <w:pStyle w:val="Compact"/>
+            </w:pPr>
+            <w:r>
+              <w:t xml:space="preserve">2026-10-27</w:t>
+            </w:r>
+          </w:p>
+        </w:tc>
+        <w:tc>
+          <w:tcPr/>
+          <w:p>
+            <w:pPr>
+              <w:pStyle w:val="Compact"/>
+            </w:pPr>
+            <w:r>
+              <w:t xml:space="preserve">The alternative times of "That time was just taken" respect the other bookings of the same vehicle (10.1.3 and 13).</w:t>
             </w:r>
           </w:p>
         </w:tc>
@@ -7473,7 +7519,23 @@
         </w:numPr>
       </w:pPr>
       <w:r>
-        <w:t xml:space="preserve">If another person takes the time while the customer is booking, the system saves nothing, shows "That time was just taken", and lists the closest free times of that same day (up to five) so that the customer can choose another one.</w:t>
+        <w:t xml:space="preserve">If another person takes the time while the customer is booking, the system saves nothing, shows "That time was just taken: Here are the closest free times of that day.", and leaves in</w:t>
+      </w:r>
+      <w:r>
+        <w:t xml:space="preserve"> </w:t>
+      </w:r>
+      <w:r>
+        <w:rPr>
+          <w:b/>
+          <w:bCs/>
+        </w:rPr>
+        <w:t xml:space="preserve">Select a time</w:t>
+      </w:r>
+      <w:r>
+        <w:t xml:space="preserve"> </w:t>
+      </w:r>
+      <w:r>
+        <w:t xml:space="preserve">only the closest free times of that same day (up to five) so that the customer can choose another one. Since October 27, 2026 those times also respect the other bookings of the same vehicle: a time that overlaps another active booking of that vehicle is not offered, because a vehicle cannot be in two bays at the same time.</w:t>
       </w:r>
     </w:p>
     <w:p>
@@ -19246,7 +19308,7 @@
         <w:pStyle w:val="FirstParagraph"/>
       </w:pPr>
       <w:r>
-        <w:t xml:space="preserve">The screen only offers free times. If another person takes the time while you book, the system suggests the closest free times of the same day; choose one and confirm.</w:t>
+        <w:t xml:space="preserve">The screen only offers free times. If another person takes the time while you book, the system suggests the closest free times of the same day that your vehicle can take (not those that overlap another booking of yours); choose one and confirm.</w:t>
       </w:r>
     </w:p>
     <w:bookmarkEnd w:id="160"/>

--- a/09_MANUALES/EN/WORD/09_User_Manual.docx
+++ b/09_MANUALES/EN/WORD/09_User_Manual.docx
@@ -72,7 +72,7 @@
         <w:pStyle w:val="BodyText"/>
       </w:pPr>
       <w:r>
-        <w:t xml:space="preserve">Manual Type: User Manual (Customer and Operator Roles, on the web and in the mobile application) · Version 4.12</w:t>
+        <w:t xml:space="preserve">Manual Type: User Manual (Customer and Operator Roles, on the web and in the mobile application) · Version 4.13</w:t>
       </w:r>
     </w:p>
     <w:bookmarkStart w:id="9" w:name="version-control"/>
@@ -1104,6 +1104,52 @@
             </w:pPr>
             <w:r>
               <w:t xml:space="preserve">The alternative times of "That time was just taken" respect the other bookings of the same vehicle (10.1.3 and 13).</w:t>
+            </w:r>
+          </w:p>
+        </w:tc>
+        <w:tc>
+          <w:tcPr/>
+          <w:p>
+            <w:pPr>
+              <w:pStyle w:val="Compact"/>
+            </w:pPr>
+            <w:r>
+              <w:t xml:space="preserve">Development team</w:t>
+            </w:r>
+          </w:p>
+        </w:tc>
+      </w:tr>
+      <w:tr>
+        <w:tc>
+          <w:tcPr/>
+          <w:p>
+            <w:pPr>
+              <w:pStyle w:val="Compact"/>
+            </w:pPr>
+            <w:r>
+              <w:t xml:space="preserve">4.13</w:t>
+            </w:r>
+          </w:p>
+        </w:tc>
+        <w:tc>
+          <w:tcPr/>
+          <w:p>
+            <w:pPr>
+              <w:pStyle w:val="Compact"/>
+            </w:pPr>
+            <w:r>
+              <w:t xml:space="preserve">2026-10-27</w:t>
+            </w:r>
+          </w:p>
+        </w:tc>
+        <w:tc>
+          <w:tcPr/>
+          <w:p>
+            <w:pPr>
+              <w:pStyle w:val="Compact"/>
+            </w:pPr>
+            <w:r>
+              <w:t xml:space="preserve">Section 10.3 points to the mobile application screenshots of the role manuals.</w:t>
             </w:r>
           </w:p>
         </w:tc>
@@ -15030,7 +15076,7 @@
         <w:t xml:space="preserve">com.vehiclecarwash.app</w:t>
       </w:r>
       <w:r>
-        <w:t xml:space="preserve">) offers the three roles the same functions as the web, with the same rules and the same data: what is done in one is seen in the other. This section explains how to install it and how its use differs; the rules of each module are those of sections 10.1 and 10.2, and the administrator's are those of the Administrator Manual. It was written from the 31 screens in the app's code of October 23, 2026 (3 for sign-in, 8 for the customer, 8 for the operator, and 12 for the administrator) and has no screenshots yet.</w:t>
+        <w:t xml:space="preserve">) offers the three roles the same functions as the web, with the same rules and the same data: what is done in one is seen in the other. This section explains how to install it and how its use differs; the rules of each module are those of sections 10.1 and 10.2, and the administrator's are those of the Administrator Manual. It was written from the 31 screens in the app's code of October 23, 2026 (3 for sign-in, 8 for the customer, 8 for the operator, and 12 for the administrator); its screenshots are in the Customer User Manual (Figures 26 to 32) and in the Operator User Manual (Figures 15 to 18).</w:t>
       </w:r>
     </w:p>
     <w:bookmarkStart w:id="142" w:name="Xee72a9d497d5589bf7d4d361873cfcc10823747"/>

--- a/09_MANUALES/EN/WORD/09_User_Manual.docx
+++ b/09_MANUALES/EN/WORD/09_User_Manual.docx
@@ -64,7 +64,7 @@
         <w:pStyle w:val="BodyText"/>
       </w:pPr>
       <w:r>
-        <w:t xml:space="preserve">October 26, 2026</w:t>
+        <w:t xml:space="preserve">October 27, 2026</w:t>
       </w:r>
     </w:p>
     <w:p>
